--- a/DANA4810-Project---Part2.docx
+++ b/DANA4810-Project---Part2.docx
@@ -1,13 +1,13 @@
 
 <file path=word/document.xml><?xml version="1.0" encoding="utf-8"?>
-<w:document xmlns:wpc="http://schemas.microsoft.com/office/word/2010/wordprocessingCanvas" xmlns:cx="http://schemas.microsoft.com/office/drawing/2014/chartex" xmlns:cx1="http://schemas.microsoft.com/office/drawing/2015/9/8/chartex" xmlns:cx2="http://schemas.microsoft.com/office/drawing/2015/10/21/chartex" xmlns:cx3="http://schemas.microsoft.com/office/drawing/2016/5/9/chartex" xmlns:cx4="http://schemas.microsoft.com/office/drawing/2016/5/10/chartex" xmlns:cx5="http://schemas.microsoft.com/office/drawing/2016/5/11/chartex" xmlns:cx6="http://schemas.microsoft.com/office/drawing/2016/5/12/chartex" xmlns:cx7="http://schemas.microsoft.com/office/drawing/2016/5/13/chartex" xmlns:cx8="http://schemas.microsoft.com/office/drawing/2016/5/14/chartex" xmlns:mc="http://schemas.openxmlformats.org/markup-compatibility/2006" xmlns:aink="http://schemas.microsoft.com/office/drawing/2016/ink" xmlns:am3d="http://schemas.microsoft.com/office/drawing/2017/model3d" xmlns:o="urn:schemas-microsoft-com:office:office" xmlns:oel="http://schemas.microsoft.com/office/2019/extlst" xmlns:r="http://schemas.openxmlformats.org/officeDocument/2006/relationships" xmlns:m="http://schemas.openxmlformats.org/officeDocument/2006/math" xmlns:v="urn:schemas-microsoft-com:vml" xmlns:wp14="http://schemas.microsoft.com/office/word/2010/wordprocessingDrawing" xmlns:wp="http://schemas.openxmlformats.org/drawingml/2006/wordprocessingDrawing" xmlns:w10="urn:schemas-microsoft-com:office:word" xmlns:w="http://schemas.openxmlformats.org/wordprocessingml/2006/main" xmlns:w14="http://schemas.microsoft.com/office/word/2010/wordml" xmlns:w15="http://schemas.microsoft.com/office/word/2012/wordml" xmlns:w16cex="http://schemas.microsoft.com/office/word/2018/wordml/cex" xmlns:w16cid="http://schemas.microsoft.com/office/word/2016/wordml/cid" xmlns:w16="http://schemas.microsoft.com/office/word/2018/wordml" xmlns:w16du="http://schemas.microsoft.com/office/word/2023/wordml/word16du" xmlns:w16sdtdh="http://schemas.microsoft.com/office/word/2020/wordml/sdtdatahash" xmlns:w16sdtfl="http://schemas.microsoft.com/office/word/2024/wordml/sdtformatlock" xmlns:w16se="http://schemas.microsoft.com/office/word/2015/wordml/symex" xmlns:wpg="http://schemas.microsoft.com/office/word/2010/wordprocessingGroup" xmlns:wpi="http://schemas.microsoft.com/office/word/2010/wordprocessingInk" xmlns:wne="http://schemas.microsoft.com/office/word/2006/wordml" xmlns:wps="http://schemas.microsoft.com/office/word/2010/wordprocessingShape" mc:Ignorable="w14 w15 w16se w16cid w16 w16cex w16sdtdh w16sdtfl w16du wp14">
+<w:document xmlns:w="http://schemas.openxmlformats.org/wordprocessingml/2006/main" xmlns:m="http://schemas.openxmlformats.org/officeDocument/2006/math" xmlns:r="http://schemas.openxmlformats.org/officeDocument/2006/relationships" xmlns:o="urn:schemas-microsoft-com:office:office" xmlns:v="urn:schemas-microsoft-com:vml" xmlns:w10="urn:schemas-microsoft-com:office:word" xmlns:a="http://schemas.openxmlformats.org/drawingml/2006/main" xmlns:pic="http://schemas.openxmlformats.org/drawingml/2006/picture" xmlns:wp="http://schemas.openxmlformats.org/drawingml/2006/wordprocessingDrawing">
   <w:body>
     <w:p>
       <w:pPr>
         <w:pStyle w:val="Title"/>
       </w:pPr>
       <w:r>
-        <w:t>DANA 4810 Project Part 2</w:t>
+        <w:t xml:space="preserve">DANA 4810 Project Part 2</w:t>
       </w:r>
     </w:p>
     <w:p>
@@ -15,7 +15,7 @@
         <w:pStyle w:val="Date"/>
       </w:pPr>
       <w:r>
-        <w:t>2026-06-15</w:t>
+        <w:t xml:space="preserve">2026-06-15</w:t>
       </w:r>
     </w:p>
     <w:p>
@@ -27,7 +27,7 @@
           <w:b/>
           <w:bCs/>
         </w:rPr>
-        <w:t>Course: DANA 4810</w:t>
+        <w:t xml:space="preserve">Course: DANA 4810</w:t>
       </w:r>
     </w:p>
     <w:p>
@@ -39,34 +39,34 @@
           <w:b/>
           <w:bCs/>
         </w:rPr>
-        <w:t>Team members: Nandini Bhatia, Diego Alberto, Khushpreet Kaur, Haruka Sawakami</w:t>
-      </w:r>
-    </w:p>
+        <w:t xml:space="preserve">Team members: Nandini Bhatia, Diego Alberto, Khushpreet Kaur, Haruka Sawakami</w:t>
+      </w:r>
+    </w:p>
+    <w:bookmarkStart w:id="123" w:name="instruction-manual"/>
     <w:p>
       <w:pPr>
         <w:pStyle w:val="Heading1"/>
       </w:pPr>
-      <w:bookmarkStart w:id="0" w:name="instruction-manual"/>
-      <w:r>
-        <w:t>Instruction Manual</w:t>
-      </w:r>
-    </w:p>
+      <w:r>
+        <w:t xml:space="preserve">Instruction Manual</w:t>
+      </w:r>
+    </w:p>
+    <w:bookmarkStart w:id="113" w:name="X26d1afe841ce1f239dc9cedbba25121ec967c04"/>
     <w:p>
       <w:pPr>
         <w:pStyle w:val="Heading2"/>
       </w:pPr>
-      <w:bookmarkStart w:id="1" w:name="X26d1afe841ce1f239dc9cedbba25121ec967c04"/>
-      <w:r>
-        <w:t>Github over Google docs for documenatiton</w:t>
-      </w:r>
-    </w:p>
+      <w:r>
+        <w:t xml:space="preserve">Github over Google docs for documenatiton</w:t>
+      </w:r>
+    </w:p>
+    <w:bookmarkStart w:id="20" w:name="glossary-of-key-terms"/>
     <w:p>
       <w:pPr>
         <w:pStyle w:val="Heading3"/>
       </w:pPr>
-      <w:bookmarkStart w:id="2" w:name="glossary-of-key-terms"/>
-      <w:r>
-        <w:t>0. Glossary of Key Terms</w:t>
+      <w:r>
+        <w:t xml:space="preserve">0. Glossary of Key Terms</w:t>
       </w:r>
     </w:p>
     <w:p>
@@ -74,57 +74,50 @@
         <w:pStyle w:val="FirstParagraph"/>
       </w:pPr>
       <w:r>
-        <w:t>Before diving in, here are the key terms you will encounter throughout this manual:</w:t>
+        <w:t xml:space="preserve">Before diving in, here are the key terms you will encounter throughout this manual:</w:t>
       </w:r>
     </w:p>
     <w:tbl>
       <w:tblPr>
         <w:tblStyle w:val="Table"/>
-        <w:tblW w:w="5000" w:type="pct"/>
+        <w:tblW w:type="pct" w:w="5000"/>
         <w:tblLayout w:type="fixed"/>
-        <w:tblLook w:val="0020" w:firstRow="1" w:lastRow="0" w:firstColumn="0" w:lastColumn="0" w:noHBand="0" w:noVBand="0"/>
+        <w:tblLook w:firstRow="1" w:lastRow="0" w:firstColumn="0" w:lastColumn="0" w:noHBand="0" w:noVBand="0" w:val="0020"/>
       </w:tblPr>
       <w:tblGrid>
-        <w:gridCol w:w="4788"/>
-        <w:gridCol w:w="4788"/>
+        <w:gridCol w:w="3960"/>
+        <w:gridCol w:w="3960"/>
       </w:tblGrid>
       <w:tr>
         <w:trPr>
-          <w:cnfStyle w:val="100000000000" w:firstRow="1" w:lastRow="0" w:firstColumn="0" w:lastColumn="0" w:oddVBand="0" w:evenVBand="0" w:oddHBand="0" w:evenHBand="0" w:firstRowFirstColumn="0" w:firstRowLastColumn="0" w:lastRowFirstColumn="0" w:lastRowLastColumn="0"/>
-          <w:tblHeader/>
+          <w:tblHeader w:val="on"/>
         </w:trPr>
         <w:tc>
-          <w:tcPr>
-            <w:tcW w:w="3960" w:type="dxa"/>
-          </w:tcPr>
+          <w:tcPr/>
           <w:p>
             <w:pPr>
               <w:pStyle w:val="Compact"/>
             </w:pPr>
             <w:r>
-              <w:t>Term</w:t>
+              <w:t xml:space="preserve">Term</w:t>
             </w:r>
           </w:p>
         </w:tc>
         <w:tc>
-          <w:tcPr>
-            <w:tcW w:w="3960" w:type="dxa"/>
-          </w:tcPr>
+          <w:tcPr/>
           <w:p>
             <w:pPr>
               <w:pStyle w:val="Compact"/>
             </w:pPr>
             <w:r>
-              <w:t>Meaning</w:t>
+              <w:t xml:space="preserve">Meaning</w:t>
             </w:r>
           </w:p>
         </w:tc>
       </w:tr>
       <w:tr>
         <w:tc>
-          <w:tcPr>
-            <w:tcW w:w="3960" w:type="dxa"/>
-          </w:tcPr>
+          <w:tcPr/>
           <w:p>
             <w:pPr>
               <w:pStyle w:val="Compact"/>
@@ -134,29 +127,25 @@
                 <w:b/>
                 <w:bCs/>
               </w:rPr>
-              <w:t>Branch</w:t>
+              <w:t xml:space="preserve">Branch</w:t>
             </w:r>
           </w:p>
         </w:tc>
         <w:tc>
-          <w:tcPr>
-            <w:tcW w:w="3960" w:type="dxa"/>
-          </w:tcPr>
+          <w:tcPr/>
           <w:p>
             <w:pPr>
               <w:pStyle w:val="Compact"/>
             </w:pPr>
             <w:r>
-              <w:t>An independent copy of the project where you can work without affecting the main version</w:t>
+              <w:t xml:space="preserve">An independent copy of the project where you can work without affecting the main version</w:t>
             </w:r>
           </w:p>
         </w:tc>
       </w:tr>
       <w:tr>
         <w:tc>
-          <w:tcPr>
-            <w:tcW w:w="3960" w:type="dxa"/>
-          </w:tcPr>
+          <w:tcPr/>
           <w:p>
             <w:pPr>
               <w:pStyle w:val="Compact"/>
@@ -166,29 +155,25 @@
                 <w:b/>
                 <w:bCs/>
               </w:rPr>
-              <w:t>Commit</w:t>
+              <w:t xml:space="preserve">Commit</w:t>
             </w:r>
           </w:p>
         </w:tc>
         <w:tc>
-          <w:tcPr>
-            <w:tcW w:w="3960" w:type="dxa"/>
-          </w:tcPr>
+          <w:tcPr/>
           <w:p>
             <w:pPr>
               <w:pStyle w:val="Compact"/>
             </w:pPr>
             <w:r>
-              <w:t>A saved snapshot of your changes, with a message describing what you did</w:t>
+              <w:t xml:space="preserve">A saved snapshot of your changes, with a message describing what you did</w:t>
             </w:r>
           </w:p>
         </w:tc>
       </w:tr>
       <w:tr>
         <w:tc>
-          <w:tcPr>
-            <w:tcW w:w="3960" w:type="dxa"/>
-          </w:tcPr>
+          <w:tcPr/>
           <w:p>
             <w:pPr>
               <w:pStyle w:val="Compact"/>
@@ -198,29 +183,25 @@
                 <w:b/>
                 <w:bCs/>
               </w:rPr>
-              <w:t>Diff</w:t>
+              <w:t xml:space="preserve">Diff</w:t>
             </w:r>
           </w:p>
         </w:tc>
         <w:tc>
-          <w:tcPr>
-            <w:tcW w:w="3960" w:type="dxa"/>
-          </w:tcPr>
+          <w:tcPr/>
           <w:p>
             <w:pPr>
               <w:pStyle w:val="Compact"/>
             </w:pPr>
             <w:r>
-              <w:t>A colour-coded comparison showing what lines were added or removed</w:t>
+              <w:t xml:space="preserve">A colour-coded comparison showing what lines were added or removed</w:t>
             </w:r>
           </w:p>
         </w:tc>
       </w:tr>
       <w:tr>
         <w:tc>
-          <w:tcPr>
-            <w:tcW w:w="3960" w:type="dxa"/>
-          </w:tcPr>
+          <w:tcPr/>
           <w:p>
             <w:pPr>
               <w:pStyle w:val="Compact"/>
@@ -230,29 +211,25 @@
                 <w:b/>
                 <w:bCs/>
               </w:rPr>
-              <w:t>Git</w:t>
+              <w:t xml:space="preserve">Git</w:t>
             </w:r>
           </w:p>
         </w:tc>
         <w:tc>
-          <w:tcPr>
-            <w:tcW w:w="3960" w:type="dxa"/>
-          </w:tcPr>
+          <w:tcPr/>
           <w:p>
             <w:pPr>
               <w:pStyle w:val="Compact"/>
             </w:pPr>
             <w:r>
-              <w:t>The version control software installed on your computer that tracks changes</w:t>
+              <w:t xml:space="preserve">The version control software installed on your computer that tracks changes</w:t>
             </w:r>
           </w:p>
         </w:tc>
       </w:tr>
       <w:tr>
         <w:tc>
-          <w:tcPr>
-            <w:tcW w:w="3960" w:type="dxa"/>
-          </w:tcPr>
+          <w:tcPr/>
           <w:p>
             <w:pPr>
               <w:pStyle w:val="Compact"/>
@@ -262,29 +239,25 @@
                 <w:b/>
                 <w:bCs/>
               </w:rPr>
-              <w:t>GitHub</w:t>
+              <w:t xml:space="preserve">GitHub</w:t>
             </w:r>
           </w:p>
         </w:tc>
         <w:tc>
-          <w:tcPr>
-            <w:tcW w:w="3960" w:type="dxa"/>
-          </w:tcPr>
+          <w:tcPr/>
           <w:p>
             <w:pPr>
               <w:pStyle w:val="Compact"/>
             </w:pPr>
             <w:r>
-              <w:t>The website that hosts your project files in the cloud (like Google Drive, but for code)</w:t>
+              <w:t xml:space="preserve">The website that hosts your project files in the cloud (like Google Drive, but for code)</w:t>
             </w:r>
           </w:p>
         </w:tc>
       </w:tr>
       <w:tr>
         <w:tc>
-          <w:tcPr>
-            <w:tcW w:w="3960" w:type="dxa"/>
-          </w:tcPr>
+          <w:tcPr/>
           <w:p>
             <w:pPr>
               <w:pStyle w:val="Compact"/>
@@ -294,38 +267,37 @@
                 <w:b/>
                 <w:bCs/>
               </w:rPr>
-              <w:t>Hash / SHA</w:t>
+              <w:t xml:space="preserve">Hash / SHA</w:t>
             </w:r>
           </w:p>
         </w:tc>
         <w:tc>
-          <w:tcPr>
-            <w:tcW w:w="3960" w:type="dxa"/>
-          </w:tcPr>
+          <w:tcPr/>
           <w:p>
             <w:pPr>
               <w:pStyle w:val="Compact"/>
             </w:pPr>
             <w:r>
-              <w:t xml:space="preserve">A unique ID code (e.g., </w:t>
+              <w:t xml:space="preserve">A unique ID code (e.g.,</w:t>
+            </w:r>
+            <w:r>
+              <w:t xml:space="preserve"> </w:t>
             </w:r>
             <w:r>
               <w:rPr>
                 <w:rStyle w:val="VerbatimChar"/>
               </w:rPr>
-              <w:t>a3f9c12</w:t>
-            </w:r>
-            <w:r>
-              <w:t>) assigned to every commit</w:t>
+              <w:t xml:space="preserve">a3f9c12</w:t>
+            </w:r>
+            <w:r>
+              <w:t xml:space="preserve">) assigned to every commit</w:t>
             </w:r>
           </w:p>
         </w:tc>
       </w:tr>
       <w:tr>
         <w:tc>
-          <w:tcPr>
-            <w:tcW w:w="3960" w:type="dxa"/>
-          </w:tcPr>
+          <w:tcPr/>
           <w:p>
             <w:pPr>
               <w:pStyle w:val="Compact"/>
@@ -335,29 +307,25 @@
                 <w:b/>
                 <w:bCs/>
               </w:rPr>
-              <w:t>Local</w:t>
+              <w:t xml:space="preserve">Local</w:t>
             </w:r>
           </w:p>
         </w:tc>
         <w:tc>
-          <w:tcPr>
-            <w:tcW w:w="3960" w:type="dxa"/>
-          </w:tcPr>
+          <w:tcPr/>
           <w:p>
             <w:pPr>
               <w:pStyle w:val="Compact"/>
             </w:pPr>
             <w:r>
-              <w:t>Files that exist only on your own computer</w:t>
+              <w:t xml:space="preserve">Files that exist only on your own computer</w:t>
             </w:r>
           </w:p>
         </w:tc>
       </w:tr>
       <w:tr>
         <w:tc>
-          <w:tcPr>
-            <w:tcW w:w="3960" w:type="dxa"/>
-          </w:tcPr>
+          <w:tcPr/>
           <w:p>
             <w:pPr>
               <w:pStyle w:val="Compact"/>
@@ -367,29 +335,25 @@
                 <w:b/>
                 <w:bCs/>
               </w:rPr>
-              <w:t>Main</w:t>
+              <w:t xml:space="preserve">Main</w:t>
             </w:r>
           </w:p>
         </w:tc>
         <w:tc>
-          <w:tcPr>
-            <w:tcW w:w="3960" w:type="dxa"/>
-          </w:tcPr>
+          <w:tcPr/>
           <w:p>
             <w:pPr>
               <w:pStyle w:val="Compact"/>
             </w:pPr>
             <w:r>
-              <w:t>The default name of the primary branch in your repository</w:t>
+              <w:t xml:space="preserve">The default name of the primary branch in your repository</w:t>
             </w:r>
           </w:p>
         </w:tc>
       </w:tr>
       <w:tr>
         <w:tc>
-          <w:tcPr>
-            <w:tcW w:w="3960" w:type="dxa"/>
-          </w:tcPr>
+          <w:tcPr/>
           <w:p>
             <w:pPr>
               <w:pStyle w:val="Compact"/>
@@ -399,29 +363,25 @@
                 <w:b/>
                 <w:bCs/>
               </w:rPr>
-              <w:t>Merge</w:t>
+              <w:t xml:space="preserve">Merge</w:t>
             </w:r>
           </w:p>
         </w:tc>
         <w:tc>
-          <w:tcPr>
-            <w:tcW w:w="3960" w:type="dxa"/>
-          </w:tcPr>
+          <w:tcPr/>
           <w:p>
             <w:pPr>
               <w:pStyle w:val="Compact"/>
             </w:pPr>
             <w:r>
-              <w:t>Combining changes from one branch into another</w:t>
+              <w:t xml:space="preserve">Combining changes from one branch into another</w:t>
             </w:r>
           </w:p>
         </w:tc>
       </w:tr>
       <w:tr>
         <w:tc>
-          <w:tcPr>
-            <w:tcW w:w="3960" w:type="dxa"/>
-          </w:tcPr>
+          <w:tcPr/>
           <w:p>
             <w:pPr>
               <w:pStyle w:val="Compact"/>
@@ -431,29 +391,25 @@
                 <w:b/>
                 <w:bCs/>
               </w:rPr>
-              <w:t>Origin</w:t>
+              <w:t xml:space="preserve">Origin</w:t>
             </w:r>
           </w:p>
         </w:tc>
         <w:tc>
-          <w:tcPr>
-            <w:tcW w:w="3960" w:type="dxa"/>
-          </w:tcPr>
+          <w:tcPr/>
           <w:p>
             <w:pPr>
               <w:pStyle w:val="Compact"/>
             </w:pPr>
             <w:r>
-              <w:t>The default name for your remote GitHub repository</w:t>
+              <w:t xml:space="preserve">The default name for your remote GitHub repository</w:t>
             </w:r>
           </w:p>
         </w:tc>
       </w:tr>
       <w:tr>
         <w:tc>
-          <w:tcPr>
-            <w:tcW w:w="3960" w:type="dxa"/>
-          </w:tcPr>
+          <w:tcPr/>
           <w:p>
             <w:pPr>
               <w:pStyle w:val="Compact"/>
@@ -463,29 +419,25 @@
                 <w:b/>
                 <w:bCs/>
               </w:rPr>
-              <w:t>Pull</w:t>
+              <w:t xml:space="preserve">Pull</w:t>
             </w:r>
           </w:p>
         </w:tc>
         <w:tc>
-          <w:tcPr>
-            <w:tcW w:w="3960" w:type="dxa"/>
-          </w:tcPr>
+          <w:tcPr/>
           <w:p>
             <w:pPr>
               <w:pStyle w:val="Compact"/>
             </w:pPr>
             <w:r>
-              <w:t>Downloading the latest changes from GitHub to your computer</w:t>
+              <w:t xml:space="preserve">Downloading the latest changes from GitHub to your computer</w:t>
             </w:r>
           </w:p>
         </w:tc>
       </w:tr>
       <w:tr>
         <w:tc>
-          <w:tcPr>
-            <w:tcW w:w="3960" w:type="dxa"/>
-          </w:tcPr>
+          <w:tcPr/>
           <w:p>
             <w:pPr>
               <w:pStyle w:val="Compact"/>
@@ -495,29 +447,25 @@
                 <w:b/>
                 <w:bCs/>
               </w:rPr>
-              <w:t>Push</w:t>
+              <w:t xml:space="preserve">Push</w:t>
             </w:r>
           </w:p>
         </w:tc>
         <w:tc>
-          <w:tcPr>
-            <w:tcW w:w="3960" w:type="dxa"/>
-          </w:tcPr>
+          <w:tcPr/>
           <w:p>
             <w:pPr>
               <w:pStyle w:val="Compact"/>
             </w:pPr>
             <w:r>
-              <w:t>Sending your commits from your computer up to GitHub</w:t>
+              <w:t xml:space="preserve">Sending your commits from your computer up to GitHub</w:t>
             </w:r>
           </w:p>
         </w:tc>
       </w:tr>
       <w:tr>
         <w:tc>
-          <w:tcPr>
-            <w:tcW w:w="3960" w:type="dxa"/>
-          </w:tcPr>
+          <w:tcPr/>
           <w:p>
             <w:pPr>
               <w:pStyle w:val="Compact"/>
@@ -527,30 +475,25 @@
                 <w:b/>
                 <w:bCs/>
               </w:rPr>
-              <w:lastRenderedPageBreak/>
-              <w:t>Remote</w:t>
+              <w:t xml:space="preserve">Remote</w:t>
             </w:r>
           </w:p>
         </w:tc>
         <w:tc>
-          <w:tcPr>
-            <w:tcW w:w="3960" w:type="dxa"/>
-          </w:tcPr>
+          <w:tcPr/>
           <w:p>
             <w:pPr>
               <w:pStyle w:val="Compact"/>
             </w:pPr>
             <w:r>
-              <w:t>Files that live on GitHub’s servers (the cloud copy)</w:t>
+              <w:t xml:space="preserve">Files that live on GitHub’s servers (the cloud copy)</w:t>
             </w:r>
           </w:p>
         </w:tc>
       </w:tr>
       <w:tr>
         <w:tc>
-          <w:tcPr>
-            <w:tcW w:w="3960" w:type="dxa"/>
-          </w:tcPr>
+          <w:tcPr/>
           <w:p>
             <w:pPr>
               <w:pStyle w:val="Compact"/>
@@ -560,29 +503,25 @@
                 <w:b/>
                 <w:bCs/>
               </w:rPr>
-              <w:t>Repository (Repo)</w:t>
+              <w:t xml:space="preserve">Repository (Repo)</w:t>
             </w:r>
           </w:p>
         </w:tc>
         <w:tc>
-          <w:tcPr>
-            <w:tcW w:w="3960" w:type="dxa"/>
-          </w:tcPr>
+          <w:tcPr/>
           <w:p>
             <w:pPr>
               <w:pStyle w:val="Compact"/>
             </w:pPr>
             <w:r>
-              <w:t>Your project folder — all files, history, and changes live here</w:t>
+              <w:t xml:space="preserve">Your project folder — all files, history, and changes live here</w:t>
             </w:r>
           </w:p>
         </w:tc>
       </w:tr>
       <w:tr>
         <w:tc>
-          <w:tcPr>
-            <w:tcW w:w="3960" w:type="dxa"/>
-          </w:tcPr>
+          <w:tcPr/>
           <w:p>
             <w:pPr>
               <w:pStyle w:val="Compact"/>
@@ -592,20 +531,18 @@
                 <w:b/>
                 <w:bCs/>
               </w:rPr>
-              <w:t>Staging Area</w:t>
+              <w:t xml:space="preserve">Staging Area</w:t>
             </w:r>
           </w:p>
         </w:tc>
         <w:tc>
-          <w:tcPr>
-            <w:tcW w:w="3960" w:type="dxa"/>
-          </w:tcPr>
+          <w:tcPr/>
           <w:p>
             <w:pPr>
               <w:pStyle w:val="Compact"/>
             </w:pPr>
             <w:r>
-              <w:t>A holding area where you place files before committing them</w:t>
+              <w:t xml:space="preserve">A holding area where you place files before committing them</w:t>
             </w:r>
           </w:p>
         </w:tc>
@@ -613,19 +550,19 @@
     </w:tbl>
     <w:p>
       <w:r>
-        <w:pict w14:anchorId="469F7781">
-          <v:rect id="_x0000_i1025" style="width:0;height:1.5pt" o:hralign="center" o:hrstd="t" o:hr="t"/>
+        <w:pict>
+          <v:rect style="width:0;height:1.5pt" o:hralign="center" o:hrstd="t" o:hr="t"/>
         </w:pict>
       </w:r>
     </w:p>
+    <w:bookmarkEnd w:id="20"/>
+    <w:bookmarkStart w:id="21" w:name="introduction"/>
     <w:p>
       <w:pPr>
         <w:pStyle w:val="Heading3"/>
       </w:pPr>
-      <w:bookmarkStart w:id="3" w:name="introduction"/>
-      <w:bookmarkEnd w:id="2"/>
-      <w:r>
-        <w:t>1. Introduction</w:t>
+      <w:r>
+        <w:t xml:space="preserve">1. Introduction</w:t>
       </w:r>
     </w:p>
     <w:p>
@@ -633,7 +570,7 @@
         <w:pStyle w:val="FirstParagraph"/>
       </w:pPr>
       <w:r>
-        <w:t>In collaborative projects, relying on traditional file-sharing methods—such as using Google Docs or Word, or exchanging files via email—often leads to critical coordination issues. Last-minute edits can easily overwrite a teammate’s work, resulting in lost progress, version confusion, and diminished output quality.</w:t>
+        <w:t xml:space="preserve">In collaborative projects, relying on traditional file-sharing methods—such as using Google Docs or Word, or exchanging files via email—often leads to critical coordination issues. Last-minute edits can easily overwrite a teammate’s work, resulting in lost progress, version confusion, and diminished output quality.</w:t>
       </w:r>
     </w:p>
     <w:p>
@@ -641,17 +578,24 @@
         <w:pStyle w:val="BodyText"/>
       </w:pPr>
       <w:r>
-        <w:t>GitHub effectively resolves these inefficiencies. By providing each team member with a dedicated local workspace, GitHub automatically tracks every single modification with a precise timestamp and author name. This ensures full version control and enables the team to seamlessly merge individual contributions without the risk of data loss, ultimately fostering a secure, structured, and high-quality collaborative environment.</w:t>
-      </w:r>
-    </w:p>
+        <w:t xml:space="preserve">GitHub effectively resolves these inefficiencies. By providing each team member with a dedicated local workspace, GitHub automatically tracks every single modification with a precise timestamp and author name. This ensures full version control and enables the team to seamlessly merge individual contributions without the risk of data loss, ultimately fostering a secure, structured, and high-quality collaborative environment.</w:t>
+      </w:r>
+    </w:p>
+    <w:p>
+      <w:r>
+        <w:pict>
+          <v:rect style="width:0;height:1.5pt" o:hralign="center" o:hrstd="t" o:hr="t"/>
+        </w:pict>
+      </w:r>
+    </w:p>
+    <w:bookmarkEnd w:id="21"/>
+    <w:bookmarkStart w:id="45" w:name="getting-started"/>
     <w:p>
       <w:pPr>
         <w:pStyle w:val="Heading3"/>
       </w:pPr>
-      <w:bookmarkStart w:id="4" w:name="getting-started"/>
-      <w:bookmarkEnd w:id="3"/>
-      <w:r>
-        <w:t>2. Getting Started</w:t>
+      <w:r>
+        <w:t xml:space="preserve">2. Getting Started</w:t>
       </w:r>
     </w:p>
     <w:p>
@@ -659,16 +603,16 @@
         <w:pStyle w:val="FirstParagraph"/>
       </w:pPr>
       <w:r>
-        <w:t>Setting up your environment is the first step toward collaborating on GitHub. Unlike Google Docs, where you can simply click a URL and start typing, Git requires a one-time setup to create a secure bridge between your local machine (RStudio) and the cloud (GitHub).</w:t>
-      </w:r>
-    </w:p>
+        <w:t xml:space="preserve">Setting up your environment is the first step toward collaborating on GitHub. Unlike Google Docs, where you can simply click a URL and start typing, Git requires a one-time setup to create a secure bridge between your local machine (RStudio) and the cloud (GitHub).</w:t>
+      </w:r>
+    </w:p>
+    <w:bookmarkStart w:id="26" w:name="install-git"/>
     <w:p>
       <w:pPr>
         <w:pStyle w:val="Heading4"/>
       </w:pPr>
-      <w:bookmarkStart w:id="5" w:name="install-git"/>
-      <w:r>
-        <w:t>2.1 Install Git</w:t>
+      <w:r>
+        <w:t xml:space="preserve">2.1 Install Git</w:t>
       </w:r>
     </w:p>
     <w:p>
@@ -676,7 +620,19 @@
         <w:pStyle w:val="FirstParagraph"/>
       </w:pPr>
       <w:r>
-        <w:t>Git operates quietly in the background of your operating system. Once installed, it enables the “Git tab” inside RStudio, providing you with the necessary interface to log and manage your changes.</w:t>
+        <w:t xml:space="preserve">Git operates quietly in the background of your operating system. Once installed, it enables the</w:t>
+      </w:r>
+      <w:r>
+        <w:t xml:space="preserve"> </w:t>
+      </w:r>
+      <w:r>
+        <w:t xml:space="preserve">“Git tab”</w:t>
+      </w:r>
+      <w:r>
+        <w:t xml:space="preserve"> </w:t>
+      </w:r>
+      <w:r>
+        <w:t xml:space="preserve">inside RStudio, providing you with the necessary interface to log and manage your changes.</w:t>
       </w:r>
     </w:p>
     <w:p>
@@ -684,40 +640,39 @@
         <w:pStyle w:val="BodyText"/>
       </w:pPr>
       <w:r>
-        <w:t xml:space="preserve">Official Download URL: </w:t>
-      </w:r>
-      <w:hyperlink r:id="rId5">
+        <w:t xml:space="preserve">Official Download URL:</w:t>
+      </w:r>
+      <w:r>
+        <w:t xml:space="preserve"> </w:t>
+      </w:r>
+      <w:hyperlink r:id="rId22">
         <w:r>
           <w:rPr>
             <w:rStyle w:val="Hyperlink"/>
           </w:rPr>
-          <w:t>https://git-scm.com/downloads</w:t>
+          <w:t xml:space="preserve">https://git-scm.com/downloads</w:t>
         </w:r>
       </w:hyperlink>
       <w:r>
         <w:t xml:space="preserve"> </w:t>
       </w:r>
       <w:r>
-        <w:rPr>
-          <w:noProof/>
-        </w:rPr>
         <w:drawing>
-          <wp:inline distT="0" distB="0" distL="0" distR="0" wp14:anchorId="469F7782" wp14:editId="469F7783">
+          <wp:inline>
             <wp:extent cx="2667000" cy="1007079"/>
-            <wp:effectExtent l="0" t="0" r="0" b="0"/>
-            <wp:docPr id="24" name="Picture"/>
-            <wp:cNvGraphicFramePr/>
-            <a:graphic xmlns:a="http://schemas.openxmlformats.org/drawingml/2006/main">
+            <wp:effectExtent b="0" l="0" r="0" t="0"/>
+            <wp:docPr descr="" title="" id="24" name="Picture"/>
+            <a:graphic>
               <a:graphicData uri="http://schemas.openxmlformats.org/drawingml/2006/picture">
-                <pic:pic xmlns:pic="http://schemas.openxmlformats.org/drawingml/2006/picture">
+                <pic:pic>
                   <pic:nvPicPr>
-                    <pic:cNvPr id="25" name="Picture" descr="21_InstallGit.png"/>
+                    <pic:cNvPr descr="21_InstallGit.png" id="25" name="Picture"/>
                     <pic:cNvPicPr>
-                      <a:picLocks noChangeAspect="1" noChangeArrowheads="1"/>
+                      <a:picLocks noChangeArrowheads="1" noChangeAspect="1"/>
                     </pic:cNvPicPr>
                   </pic:nvPicPr>
                   <pic:blipFill>
-                    <a:blip r:embed="rId6"/>
+                    <a:blip r:embed="rId23"/>
                     <a:stretch>
                       <a:fillRect/>
                     </a:stretch>
@@ -753,7 +708,7 @@
           <w:b/>
           <w:bCs/>
         </w:rPr>
-        <w:t>[For Windows users]</w:t>
+        <w:t xml:space="preserve">[For Windows users]</w:t>
       </w:r>
     </w:p>
     <w:p>
@@ -761,11 +716,23 @@
         <w:pStyle w:val="Compact"/>
         <w:numPr>
           <w:ilvl w:val="0"/>
-          <w:numId w:val="2"/>
+          <w:numId w:val="1001"/>
         </w:numPr>
       </w:pPr>
       <w:r>
-        <w:t>Click on “Windows,” and download the standalone installer.</w:t>
+        <w:t xml:space="preserve">Click on</w:t>
+      </w:r>
+      <w:r>
+        <w:t xml:space="preserve"> </w:t>
+      </w:r>
+      <w:r>
+        <w:t xml:space="preserve">“Windows,”</w:t>
+      </w:r>
+      <w:r>
+        <w:t xml:space="preserve"> </w:t>
+      </w:r>
+      <w:r>
+        <w:t xml:space="preserve">and download the standalone installer.</w:t>
       </w:r>
     </w:p>
     <w:p>
@@ -773,11 +740,11 @@
         <w:pStyle w:val="Compact"/>
         <w:numPr>
           <w:ilvl w:val="0"/>
-          <w:numId w:val="2"/>
+          <w:numId w:val="1001"/>
         </w:numPr>
       </w:pPr>
       <w:r>
-        <w:t>During the setup wizard, you can safely keep the default options recommended by the installer.</w:t>
+        <w:t xml:space="preserve">During the setup wizard, you can safely keep the default options recommended by the installer.</w:t>
       </w:r>
     </w:p>
     <w:p>
@@ -789,8 +756,7 @@
           <w:b/>
           <w:bCs/>
         </w:rPr>
-        <w:lastRenderedPageBreak/>
-        <w:t>[For Mac/macOS users]</w:t>
+        <w:t xml:space="preserve">[For Mac/macOS users]</w:t>
       </w:r>
     </w:p>
     <w:p>
@@ -798,27 +764,30 @@
         <w:pStyle w:val="Compact"/>
         <w:numPr>
           <w:ilvl w:val="0"/>
-          <w:numId w:val="3"/>
+          <w:numId w:val="1002"/>
         </w:numPr>
       </w:pPr>
       <w:r>
-        <w:t xml:space="preserve">While you can use the installer from the official website, it is highly recommended to install Git via Homebrew by running the following command in your Terminal: </w:t>
+        <w:t xml:space="preserve">While you can use the installer from the official website, it is highly recommended to install Git via Homebrew by running the following command in your Terminal:</w:t>
+      </w:r>
+      <w:r>
+        <w:t xml:space="preserve"> </w:t>
       </w:r>
       <w:r>
         <w:rPr>
           <w:rStyle w:val="VerbatimChar"/>
         </w:rPr>
-        <w:t>brew install git</w:t>
-      </w:r>
-    </w:p>
+        <w:t xml:space="preserve">brew install git</w:t>
+      </w:r>
+    </w:p>
+    <w:bookmarkEnd w:id="26"/>
+    <w:bookmarkStart w:id="27" w:name="create-a-github-account"/>
     <w:p>
       <w:pPr>
         <w:pStyle w:val="Heading4"/>
       </w:pPr>
-      <w:bookmarkStart w:id="6" w:name="create-a-github-account"/>
-      <w:bookmarkEnd w:id="5"/>
-      <w:r>
-        <w:t>2.2 Create a Github Account</w:t>
+      <w:r>
+        <w:t xml:space="preserve">2.2 Create a Github Account</w:t>
       </w:r>
     </w:p>
     <w:p>
@@ -826,17 +795,17 @@
         <w:pStyle w:val="FirstParagraph"/>
       </w:pPr>
       <w:r>
-        <w:t>Just as you need a Google account to access a shared Google Doc, you need a GitHub account to access the team’s cloud workspace. Once created, share your username with your project manager so they can grant you access to the repository.</w:t>
-      </w:r>
-    </w:p>
+        <w:t xml:space="preserve">Just as you need a Google account to access a shared Google Doc, you need a GitHub account to access the team’s cloud workspace. Once created, share your username with your project manager so they can grant you access to the repository.</w:t>
+      </w:r>
+    </w:p>
+    <w:bookmarkEnd w:id="27"/>
+    <w:bookmarkStart w:id="43" w:name="connect-rstudio-to-github"/>
     <w:p>
       <w:pPr>
         <w:pStyle w:val="Heading4"/>
       </w:pPr>
-      <w:bookmarkStart w:id="7" w:name="connect-rstudio-to-github"/>
-      <w:bookmarkEnd w:id="6"/>
-      <w:r>
-        <w:t>2.3 Connect RStudio to Github</w:t>
+      <w:r>
+        <w:t xml:space="preserve">2.3 Connect RStudio to Github</w:t>
       </w:r>
     </w:p>
     <w:p>
@@ -844,7 +813,31 @@
         <w:pStyle w:val="FirstParagraph"/>
       </w:pPr>
       <w:r>
-        <w:t>This setup creates a direct link between the team’s cloud repository and your PC. Once completed, your RStudio environment will be fully synchronized with GitHub and ready for using the “Pull” and “Push” buttons inside RStudio.</w:t>
+        <w:t xml:space="preserve">This setup creates a direct link between the team’s cloud repository and your PC. Once completed, your RStudio environment will be fully synchronized with GitHub and ready for using the</w:t>
+      </w:r>
+      <w:r>
+        <w:t xml:space="preserve"> </w:t>
+      </w:r>
+      <w:r>
+        <w:t xml:space="preserve">“Pull”</w:t>
+      </w:r>
+      <w:r>
+        <w:t xml:space="preserve"> </w:t>
+      </w:r>
+      <w:r>
+        <w:t xml:space="preserve">and</w:t>
+      </w:r>
+      <w:r>
+        <w:t xml:space="preserve"> </w:t>
+      </w:r>
+      <w:r>
+        <w:t xml:space="preserve">“Push”</w:t>
+      </w:r>
+      <w:r>
+        <w:t xml:space="preserve"> </w:t>
+      </w:r>
+      <w:r>
+        <w:t xml:space="preserve">buttons inside RStudio.</w:t>
       </w:r>
     </w:p>
     <w:p>
@@ -856,71 +849,82 @@
           <w:b/>
           <w:bCs/>
         </w:rPr>
-        <w:t>Steps to connect RStudio to Github:</w:t>
+        <w:t xml:space="preserve">Steps to connect RStudio to Github:</w:t>
       </w:r>
     </w:p>
     <w:p>
       <w:pPr>
         <w:numPr>
           <w:ilvl w:val="0"/>
-          <w:numId w:val="4"/>
+          <w:numId w:val="1003"/>
         </w:numPr>
       </w:pPr>
       <w:r>
-        <w:t xml:space="preserve">Select </w:t>
+        <w:t xml:space="preserve">Select</w:t>
+      </w:r>
+      <w:r>
+        <w:t xml:space="preserve"> </w:t>
       </w:r>
       <w:r>
         <w:rPr>
           <w:b/>
           <w:bCs/>
         </w:rPr>
-        <w:t>“New Project”</w:t>
-      </w:r>
-      <w:r>
-        <w:t xml:space="preserve"> from the Project menu (top-right corner or via File &gt; New Project) in RStudio.</w:t>
+        <w:t xml:space="preserve">“New Project”</w:t>
+      </w:r>
+      <w:r>
+        <w:t xml:space="preserve"> </w:t>
+      </w:r>
+      <w:r>
+        <w:t xml:space="preserve">from the Project menu (top-right corner or via File &gt; New Project) in RStudio.</w:t>
       </w:r>
     </w:p>
     <w:p>
       <w:pPr>
         <w:numPr>
           <w:ilvl w:val="0"/>
-          <w:numId w:val="4"/>
+          <w:numId w:val="1003"/>
         </w:numPr>
       </w:pPr>
       <w:r>
-        <w:t xml:space="preserve">Select </w:t>
+        <w:t xml:space="preserve">Select</w:t>
+      </w:r>
+      <w:r>
+        <w:t xml:space="preserve"> </w:t>
       </w:r>
       <w:r>
         <w:rPr>
           <w:b/>
           <w:bCs/>
         </w:rPr>
-        <w:t>“Version Control”</w:t>
-      </w:r>
-      <w:r>
-        <w:t xml:space="preserve"> from the project creation wizard window. </w:t>
-      </w:r>
-      <w:r>
-        <w:rPr>
-          <w:noProof/>
-        </w:rPr>
+        <w:t xml:space="preserve">“Version Control”</w:t>
+      </w:r>
+      <w:r>
+        <w:t xml:space="preserve"> </w:t>
+      </w:r>
+      <w:r>
+        <w:t xml:space="preserve">from the project creation wizard window.</w:t>
+      </w:r>
+      <w:r>
+        <w:t xml:space="preserve"> </w:t>
+      </w:r>
+      <w:r>
         <w:drawing>
-          <wp:inline distT="0" distB="0" distL="0" distR="0" wp14:anchorId="469F7784" wp14:editId="469F7785">
+          <wp:inline>
             <wp:extent cx="3733800" cy="1750811"/>
-            <wp:effectExtent l="0" t="0" r="0" b="0"/>
-            <wp:docPr id="29" name="Picture"/>
-            <wp:cNvGraphicFramePr/>
-            <a:graphic xmlns:a="http://schemas.openxmlformats.org/drawingml/2006/main">
+            <wp:effectExtent b="0" l="0" r="0" t="0"/>
+            <wp:docPr descr="" title="" id="29" name="Picture"/>
+            <a:graphic>
               <a:graphicData uri="http://schemas.openxmlformats.org/drawingml/2006/picture">
-                <pic:pic xmlns:pic="http://schemas.openxmlformats.org/drawingml/2006/picture">
+                <pic:pic>
                   <pic:nvPicPr>
-                    <pic:cNvPr id="30" name="Picture" descr="23_VersionControl.png"/>
+                    <pic:cNvPr descr="23_VersionControl.png" id="30" name="Picture"/>
                     <pic:cNvPicPr>
-                      <a:picLocks noChangeAspect="1" noChangeArrowheads="1"/>
+                      <a:picLocks noChangeArrowheads="1" noChangeAspect="1"/>
                     </pic:cNvPicPr>
                   </pic:nvPicPr>
                   <pic:blipFill>
-                    <a:blip r:embed="rId7"/>
+                    <a:blip r:embed="rId28"/>
                     <a:stretch>
                       <a:fillRect/>
                     </a:stretch>
@@ -951,43 +955,48 @@
       <w:pPr>
         <w:numPr>
           <w:ilvl w:val="0"/>
-          <w:numId w:val="4"/>
+          <w:numId w:val="1003"/>
         </w:numPr>
       </w:pPr>
       <w:r>
-        <w:t xml:space="preserve">Select </w:t>
+        <w:t xml:space="preserve">Select</w:t>
+      </w:r>
+      <w:r>
+        <w:t xml:space="preserve"> </w:t>
       </w:r>
       <w:r>
         <w:rPr>
           <w:b/>
           <w:bCs/>
         </w:rPr>
-        <w:t>“Git”</w:t>
-      </w:r>
-      <w:r>
-        <w:t xml:space="preserve"> as your version control software. </w:t>
-      </w:r>
-      <w:r>
-        <w:rPr>
-          <w:noProof/>
-        </w:rPr>
+        <w:t xml:space="preserve">“Git”</w:t>
+      </w:r>
+      <w:r>
+        <w:t xml:space="preserve"> </w:t>
+      </w:r>
+      <w:r>
+        <w:t xml:space="preserve">as your version control software.</w:t>
+      </w:r>
+      <w:r>
+        <w:t xml:space="preserve"> </w:t>
+      </w:r>
+      <w:r>
         <w:drawing>
-          <wp:inline distT="0" distB="0" distL="0" distR="0" wp14:anchorId="469F7786" wp14:editId="469F7787">
+          <wp:inline>
             <wp:extent cx="3733800" cy="1742283"/>
-            <wp:effectExtent l="0" t="0" r="0" b="0"/>
-            <wp:docPr id="32" name="Picture"/>
-            <wp:cNvGraphicFramePr/>
-            <a:graphic xmlns:a="http://schemas.openxmlformats.org/drawingml/2006/main">
+            <wp:effectExtent b="0" l="0" r="0" t="0"/>
+            <wp:docPr descr="" title="" id="32" name="Picture"/>
+            <a:graphic>
               <a:graphicData uri="http://schemas.openxmlformats.org/drawingml/2006/picture">
-                <pic:pic xmlns:pic="http://schemas.openxmlformats.org/drawingml/2006/picture">
+                <pic:pic>
                   <pic:nvPicPr>
-                    <pic:cNvPr id="33" name="Picture" descr="23_Git.png"/>
+                    <pic:cNvPr descr="23_Git.png" id="33" name="Picture"/>
                     <pic:cNvPicPr>
-                      <a:picLocks noChangeAspect="1" noChangeArrowheads="1"/>
+                      <a:picLocks noChangeArrowheads="1" noChangeAspect="1"/>
                     </pic:cNvPicPr>
                   </pic:nvPicPr>
                   <pic:blipFill>
-                    <a:blip r:embed="rId8"/>
+                    <a:blip r:embed="rId31"/>
                     <a:stretch>
                       <a:fillRect/>
                     </a:stretch>
@@ -1018,34 +1027,32 @@
       <w:pPr>
         <w:numPr>
           <w:ilvl w:val="0"/>
-          <w:numId w:val="4"/>
+          <w:numId w:val="1003"/>
         </w:numPr>
       </w:pPr>
       <w:r>
-        <w:lastRenderedPageBreak/>
-        <w:t xml:space="preserve">Copy the Repository URL from the GitHub project page (if you do not have it, request the URL from your project manager). </w:t>
-      </w:r>
-      <w:r>
-        <w:rPr>
-          <w:noProof/>
-        </w:rPr>
+        <w:t xml:space="preserve">Copy the Repository URL from the GitHub project page (if you do not have it, request the URL from your project manager).</w:t>
+      </w:r>
+      <w:r>
+        <w:t xml:space="preserve"> </w:t>
+      </w:r>
+      <w:r>
         <w:drawing>
-          <wp:inline distT="0" distB="0" distL="0" distR="0" wp14:anchorId="469F7788" wp14:editId="469F7789">
+          <wp:inline>
             <wp:extent cx="3733800" cy="1556539"/>
-            <wp:effectExtent l="0" t="0" r="0" b="0"/>
-            <wp:docPr id="35" name="Picture"/>
-            <wp:cNvGraphicFramePr/>
-            <a:graphic xmlns:a="http://schemas.openxmlformats.org/drawingml/2006/main">
+            <wp:effectExtent b="0" l="0" r="0" t="0"/>
+            <wp:docPr descr="" title="" id="35" name="Picture"/>
+            <a:graphic>
               <a:graphicData uri="http://schemas.openxmlformats.org/drawingml/2006/picture">
-                <pic:pic xmlns:pic="http://schemas.openxmlformats.org/drawingml/2006/picture">
+                <pic:pic>
                   <pic:nvPicPr>
-                    <pic:cNvPr id="36" name="Picture" descr="23_CopyURL.png"/>
+                    <pic:cNvPr descr="23_CopyURL.png" id="36" name="Picture"/>
                     <pic:cNvPicPr>
-                      <a:picLocks noChangeAspect="1" noChangeArrowheads="1"/>
+                      <a:picLocks noChangeArrowheads="1" noChangeAspect="1"/>
                     </pic:cNvPicPr>
                   </pic:nvPicPr>
                   <pic:blipFill>
-                    <a:blip r:embed="rId9"/>
+                    <a:blip r:embed="rId34"/>
                     <a:stretch>
                       <a:fillRect/>
                     </a:stretch>
@@ -1076,43 +1083,72 @@
       <w:pPr>
         <w:numPr>
           <w:ilvl w:val="0"/>
-          <w:numId w:val="4"/>
+          <w:numId w:val="1003"/>
         </w:numPr>
       </w:pPr>
       <w:r>
-        <w:t xml:space="preserve">Paste the copied URL into the </w:t>
+        <w:t xml:space="preserve">Paste the copied URL into the</w:t>
+      </w:r>
+      <w:r>
+        <w:t xml:space="preserve"> </w:t>
       </w:r>
       <w:r>
         <w:rPr>
           <w:b/>
           <w:bCs/>
         </w:rPr>
-        <w:t>“Repository URL”</w:t>
-      </w:r>
-      <w:r>
-        <w:t xml:space="preserve"> text box back in RStudio. Then, click the “Create Project” button. The “Project directory name” field will automatically populate based on the repository name. </w:t>
-      </w:r>
-      <w:r>
-        <w:rPr>
-          <w:noProof/>
-        </w:rPr>
+        <w:t xml:space="preserve">“Repository URL”</w:t>
+      </w:r>
+      <w:r>
+        <w:t xml:space="preserve"> </w:t>
+      </w:r>
+      <w:r>
+        <w:t xml:space="preserve">text box back in RStudio. Then, click the</w:t>
+      </w:r>
+      <w:r>
+        <w:t xml:space="preserve"> </w:t>
+      </w:r>
+      <w:r>
+        <w:t xml:space="preserve">“Create Project”</w:t>
+      </w:r>
+      <w:r>
+        <w:t xml:space="preserve"> </w:t>
+      </w:r>
+      <w:r>
+        <w:t xml:space="preserve">button. The</w:t>
+      </w:r>
+      <w:r>
+        <w:t xml:space="preserve"> </w:t>
+      </w:r>
+      <w:r>
+        <w:t xml:space="preserve">“Project directory name”</w:t>
+      </w:r>
+      <w:r>
+        <w:t xml:space="preserve"> </w:t>
+      </w:r>
+      <w:r>
+        <w:t xml:space="preserve">field will automatically populate based on the repository name.</w:t>
+      </w:r>
+      <w:r>
+        <w:t xml:space="preserve"> </w:t>
+      </w:r>
+      <w:r>
         <w:drawing>
-          <wp:inline distT="0" distB="0" distL="0" distR="0" wp14:anchorId="469F778A" wp14:editId="469F778B">
+          <wp:inline>
             <wp:extent cx="3733800" cy="1756111"/>
-            <wp:effectExtent l="0" t="0" r="0" b="0"/>
-            <wp:docPr id="38" name="Picture"/>
-            <wp:cNvGraphicFramePr/>
-            <a:graphic xmlns:a="http://schemas.openxmlformats.org/drawingml/2006/main">
+            <wp:effectExtent b="0" l="0" r="0" t="0"/>
+            <wp:docPr descr="" title="" id="38" name="Picture"/>
+            <a:graphic>
               <a:graphicData uri="http://schemas.openxmlformats.org/drawingml/2006/picture">
-                <pic:pic xmlns:pic="http://schemas.openxmlformats.org/drawingml/2006/picture">
+                <pic:pic>
                   <pic:nvPicPr>
-                    <pic:cNvPr id="39" name="Picture" descr="23_Repo.png"/>
+                    <pic:cNvPr descr="23_Repo.png" id="39" name="Picture"/>
                     <pic:cNvPicPr>
-                      <a:picLocks noChangeAspect="1" noChangeArrowheads="1"/>
+                      <a:picLocks noChangeArrowheads="1" noChangeAspect="1"/>
                     </pic:cNvPicPr>
                   </pic:nvPicPr>
                   <pic:blipFill>
-                    <a:blip r:embed="rId10"/>
+                    <a:blip r:embed="rId37"/>
                     <a:stretch>
                       <a:fillRect/>
                     </a:stretch>
@@ -1143,33 +1179,44 @@
       <w:pPr>
         <w:numPr>
           <w:ilvl w:val="0"/>
-          <w:numId w:val="4"/>
+          <w:numId w:val="1003"/>
         </w:numPr>
       </w:pPr>
       <w:r>
-        <w:t xml:space="preserve">Confirm the workspace transition: RStudio will automatically refresh and open the new environment. Verify that the “Git” tab is now visible in your Environment pane. </w:t>
-      </w:r>
-      <w:r>
-        <w:rPr>
-          <w:noProof/>
-        </w:rPr>
+        <w:t xml:space="preserve">Confirm the workspace transition: RStudio will automatically refresh and open the new environment. Verify that the</w:t>
+      </w:r>
+      <w:r>
+        <w:t xml:space="preserve"> </w:t>
+      </w:r>
+      <w:r>
+        <w:t xml:space="preserve">“Git”</w:t>
+      </w:r>
+      <w:r>
+        <w:t xml:space="preserve"> </w:t>
+      </w:r>
+      <w:r>
+        <w:t xml:space="preserve">tab is now visible in your Environment pane.</w:t>
+      </w:r>
+      <w:r>
+        <w:t xml:space="preserve"> </w:t>
+      </w:r>
+      <w:r>
         <w:drawing>
-          <wp:inline distT="0" distB="0" distL="0" distR="0" wp14:anchorId="469F778C" wp14:editId="469F778D">
+          <wp:inline>
             <wp:extent cx="3733800" cy="1438970"/>
-            <wp:effectExtent l="0" t="0" r="0" b="0"/>
-            <wp:docPr id="41" name="Picture"/>
-            <wp:cNvGraphicFramePr/>
-            <a:graphic xmlns:a="http://schemas.openxmlformats.org/drawingml/2006/main">
+            <wp:effectExtent b="0" l="0" r="0" t="0"/>
+            <wp:docPr descr="" title="" id="41" name="Picture"/>
+            <a:graphic>
               <a:graphicData uri="http://schemas.openxmlformats.org/drawingml/2006/picture">
-                <pic:pic xmlns:pic="http://schemas.openxmlformats.org/drawingml/2006/picture">
+                <pic:pic>
                   <pic:nvPicPr>
-                    <pic:cNvPr id="42" name="Picture" descr="23_NewProject.png"/>
+                    <pic:cNvPr descr="23_NewProject.png" id="42" name="Picture"/>
                     <pic:cNvPicPr>
-                      <a:picLocks noChangeAspect="1" noChangeArrowheads="1"/>
+                      <a:picLocks noChangeArrowheads="1" noChangeAspect="1"/>
                     </pic:cNvPicPr>
                   </pic:nvPicPr>
                   <pic:blipFill>
-                    <a:blip r:embed="rId11"/>
+                    <a:blip r:embed="rId40"/>
                     <a:stretch>
                       <a:fillRect/>
                     </a:stretch>
@@ -1196,14 +1243,14 @@
         </w:drawing>
       </w:r>
     </w:p>
+    <w:bookmarkEnd w:id="43"/>
+    <w:bookmarkStart w:id="44" w:name="setup-up-account-information-credentials"/>
     <w:p>
       <w:pPr>
         <w:pStyle w:val="Heading4"/>
       </w:pPr>
-      <w:bookmarkStart w:id="8" w:name="setup-up-account-information-credentials"/>
-      <w:bookmarkEnd w:id="7"/>
-      <w:r>
-        <w:t>2.4 Setup Up Account Information &amp; Credentials</w:t>
+      <w:r>
+        <w:t xml:space="preserve">2.4 Setup Up Account Information &amp; Credentials</w:t>
       </w:r>
     </w:p>
     <w:p>
@@ -1211,7 +1258,19 @@
         <w:pStyle w:val="FirstParagraph"/>
       </w:pPr>
       <w:r>
-        <w:t>To make sure that each team member’s name shows up in Github after pushing, which is quite important to track update history: who made this change, RStudio needs to be linked to appropriate Github account. ✅ Make sure to use the exact same email address you used to create your Github account. ✅ This will be reflected only your future updates. Past updates cannot be cahnged (although your updates themselves should be safely pushed.)</w:t>
+        <w:t xml:space="preserve">To make sure that each team member’s name shows up in Github after pushing, which is quite important to track update history: who made this change, RStudio needs to be linked to appropriate Github account.</w:t>
+      </w:r>
+      <w:r>
+        <w:t xml:space="preserve"> </w:t>
+      </w:r>
+      <w:r>
+        <w:t xml:space="preserve">✅ Make sure to use the exact same email address you used to create your Github account.</w:t>
+      </w:r>
+      <w:r>
+        <w:t xml:space="preserve"> </w:t>
+      </w:r>
+      <w:r>
+        <w:t xml:space="preserve">✅ This will be reflected only your future updates. Past updates cannot be cahnged (although your updates themselves should be safely pushed.)</w:t>
       </w:r>
     </w:p>
     <w:p>
@@ -1219,7 +1278,7 @@
         <w:pStyle w:val="BodyText"/>
       </w:pPr>
       <w:r>
-        <w:t>How to do that:</w:t>
+        <w:t xml:space="preserve">How to do that:</w:t>
       </w:r>
     </w:p>
     <w:p>
@@ -1227,12 +1286,11 @@
         <w:pStyle w:val="Compact"/>
         <w:numPr>
           <w:ilvl w:val="0"/>
-          <w:numId w:val="5"/>
+          <w:numId w:val="1004"/>
         </w:numPr>
       </w:pPr>
       <w:r>
-        <w:lastRenderedPageBreak/>
-        <w:t>Set your Github Username</w:t>
+        <w:t xml:space="preserve">Set your Github Username</w:t>
       </w:r>
     </w:p>
     <w:p>
@@ -1243,7 +1301,7 @@
         <w:rPr>
           <w:rStyle w:val="VerbatimChar"/>
         </w:rPr>
-        <w:t>git config --global user.name "Your GitHub Username"</w:t>
+        <w:t xml:space="preserve">git config --global user.name "Your GitHub Username"</w:t>
       </w:r>
     </w:p>
     <w:p>
@@ -1251,11 +1309,11 @@
         <w:pStyle w:val="Compact"/>
         <w:numPr>
           <w:ilvl w:val="0"/>
-          <w:numId w:val="6"/>
+          <w:numId w:val="1005"/>
         </w:numPr>
       </w:pPr>
       <w:r>
-        <w:t>Set your Github Email Address</w:t>
+        <w:t xml:space="preserve">Set your Github Email Address</w:t>
       </w:r>
     </w:p>
     <w:p>
@@ -1266,18 +1324,25 @@
         <w:rPr>
           <w:rStyle w:val="VerbatimChar"/>
         </w:rPr>
-        <w:t>git config --global user.email "Your GitHub Email Address"</w:t>
-      </w:r>
-    </w:p>
+        <w:t xml:space="preserve">git config --global user.email "Your GitHub Email Address"</w:t>
+      </w:r>
+    </w:p>
+    <w:p>
+      <w:r>
+        <w:pict>
+          <v:rect style="width:0;height:1.5pt" o:hralign="center" o:hrstd="t" o:hr="t"/>
+        </w:pict>
+      </w:r>
+    </w:p>
+    <w:bookmarkEnd w:id="44"/>
+    <w:bookmarkEnd w:id="45"/>
+    <w:bookmarkStart w:id="70" w:name="basic-operation-for-daily-use"/>
     <w:p>
       <w:pPr>
         <w:pStyle w:val="Heading3"/>
       </w:pPr>
-      <w:bookmarkStart w:id="9" w:name="basic-operation-for-daily-use"/>
-      <w:bookmarkEnd w:id="4"/>
-      <w:bookmarkEnd w:id="8"/>
-      <w:r>
-        <w:t>3. Basic Operation for Daily Use</w:t>
+      <w:r>
+        <w:t xml:space="preserve">3. Basic Operation for Daily Use</w:t>
       </w:r>
     </w:p>
     <w:p>
@@ -1289,7 +1354,7 @@
           <w:b/>
           <w:bCs/>
         </w:rPr>
-        <w:t>As a Golden Rule of GitHub, always follow this order every single day</w:t>
+        <w:t xml:space="preserve">As a Golden Rule of GitHub, always follow this order every single day</w:t>
       </w:r>
     </w:p>
     <w:p>
@@ -1297,7 +1362,7 @@
         <w:pStyle w:val="BlockText"/>
       </w:pPr>
       <w:r>
-        <w:t>[PULL] → [EDIT] → [STAGE] → [COMMIT] → [PUSH]</w:t>
+        <w:t xml:space="preserve">[PULL] → [EDIT] → [STAGE] → [COMMIT] → [PUSH]</w:t>
       </w:r>
     </w:p>
     <w:p>
@@ -1305,13 +1370,25 @@
         <w:pStyle w:val="FirstParagraph"/>
       </w:pPr>
       <w:r>
-        <w:t>✅ Skip “Pull” at the start and you risk creating conflicts with your teammates’ work.</w:t>
-      </w:r>
-    </w:p>
-    <w:p>
-      <w:r>
-        <w:pict w14:anchorId="469F778E">
-          <v:rect id="_x0000_i1026" style="width:0;height:1.5pt" o:hralign="center" o:hrstd="t" o:hr="t"/>
+        <w:t xml:space="preserve">✅ Skip</w:t>
+      </w:r>
+      <w:r>
+        <w:t xml:space="preserve"> </w:t>
+      </w:r>
+      <w:r>
+        <w:t xml:space="preserve">“Pull”</w:t>
+      </w:r>
+      <w:r>
+        <w:t xml:space="preserve"> </w:t>
+      </w:r>
+      <w:r>
+        <w:t xml:space="preserve">at the start and you risk creating conflicts with your teammates’ work.</w:t>
+      </w:r>
+    </w:p>
+    <w:p>
+      <w:r>
+        <w:pict>
+          <v:rect style="width:0;height:1.5pt" o:hralign="center" o:hrstd="t" o:hr="t"/>
         </w:pict>
       </w:r>
     </w:p>
@@ -1324,17 +1401,20 @@
           <w:b/>
           <w:bCs/>
         </w:rPr>
-        <w:t>As a Key Concept, there are three Git Environments: Local, Staging, and GitHub</w:t>
-      </w:r>
-      <w:r>
-        <w:t xml:space="preserve"> To collaborate effectively, it is essential to understand that Git manages your work across three separate stages, which is a major shift from the automatic, single-layer syncing of Google Docs:</w:t>
+        <w:t xml:space="preserve">As a Key Concept, there are three Git Environments: Local, Staging, and GitHub</w:t>
+      </w:r>
+      <w:r>
+        <w:t xml:space="preserve"> </w:t>
+      </w:r>
+      <w:r>
+        <w:t xml:space="preserve">To collaborate effectively, it is essential to understand that Git manages your work across three separate stages, which is a major shift from the automatic, single-layer syncing of Google Docs:</w:t>
       </w:r>
     </w:p>
     <w:p>
       <w:pPr>
         <w:numPr>
           <w:ilvl w:val="0"/>
-          <w:numId w:val="7"/>
+          <w:numId w:val="1006"/>
         </w:numPr>
       </w:pPr>
       <w:r>
@@ -1342,17 +1422,23 @@
           <w:b/>
           <w:bCs/>
         </w:rPr>
-        <w:t>Local Environment</w:t>
-      </w:r>
-      <w:r>
-        <w:t>: Your local machine where you open RStudio and edit code. Saving files here affects your local disk only, ensuring a safe sandbox where you can test or break code without impacting others.</w:t>
+        <w:t xml:space="preserve">Local Environment</w:t>
+      </w:r>
+      <w:r>
+        <w:t xml:space="preserve">:</w:t>
+      </w:r>
+      <w:r>
+        <w:t xml:space="preserve"> </w:t>
+      </w:r>
+      <w:r>
+        <w:t xml:space="preserve">Your local machine where you open RStudio and edit code. Saving files here affects your local disk only, ensuring a safe sandbox where you can test or break code without impacting others.</w:t>
       </w:r>
     </w:p>
     <w:p>
       <w:pPr>
         <w:numPr>
           <w:ilvl w:val="0"/>
-          <w:numId w:val="7"/>
+          <w:numId w:val="1006"/>
         </w:numPr>
       </w:pPr>
       <w:r>
@@ -1360,17 +1446,41 @@
           <w:b/>
           <w:bCs/>
         </w:rPr>
-        <w:t>Staging Area</w:t>
-      </w:r>
-      <w:r>
-        <w:t>: A critical intermediary stage. When you create a “Commit,” the files currently in the Staging Area are recorded directly into your Local Repository (your PC’s history log). It is crucial to note that committing does NOT send your changes to GitHub yet; your work remains strictly on your local machine until you “Push.”</w:t>
+        <w:t xml:space="preserve">Staging Area</w:t>
+      </w:r>
+      <w:r>
+        <w:t xml:space="preserve">:</w:t>
+      </w:r>
+      <w:r>
+        <w:t xml:space="preserve"> </w:t>
+      </w:r>
+      <w:r>
+        <w:t xml:space="preserve">A critical intermediary stage. When you create a</w:t>
+      </w:r>
+      <w:r>
+        <w:t xml:space="preserve"> </w:t>
+      </w:r>
+      <w:r>
+        <w:t xml:space="preserve">“Commit,”</w:t>
+      </w:r>
+      <w:r>
+        <w:t xml:space="preserve"> </w:t>
+      </w:r>
+      <w:r>
+        <w:t xml:space="preserve">the files currently in the Staging Area are recorded directly into your Local Repository (your PC’s history log). It is crucial to note that committing does NOT send your changes to GitHub yet; your work remains strictly on your local machine until you</w:t>
+      </w:r>
+      <w:r>
+        <w:t xml:space="preserve"> </w:t>
+      </w:r>
+      <w:r>
+        <w:t xml:space="preserve">“Push.”</w:t>
       </w:r>
     </w:p>
     <w:p>
       <w:pPr>
         <w:numPr>
           <w:ilvl w:val="0"/>
-          <w:numId w:val="7"/>
+          <w:numId w:val="1006"/>
         </w:numPr>
       </w:pPr>
       <w:r>
@@ -1378,10 +1488,28 @@
           <w:b/>
           <w:bCs/>
         </w:rPr>
-        <w:t>GitHub (Remote Repository)</w:t>
-      </w:r>
-      <w:r>
-        <w:t>: The shared cloud infrastructure. Once your staged files are committed, hitting “Push” transfers those snapshots to GitHub, updating the team’s official master copy.</w:t>
+        <w:t xml:space="preserve">GitHub (Remote Repository)</w:t>
+      </w:r>
+      <w:r>
+        <w:t xml:space="preserve">:</w:t>
+      </w:r>
+      <w:r>
+        <w:t xml:space="preserve"> </w:t>
+      </w:r>
+      <w:r>
+        <w:t xml:space="preserve">The shared cloud infrastructure. Once your staged files are committed, hitting</w:t>
+      </w:r>
+      <w:r>
+        <w:t xml:space="preserve"> </w:t>
+      </w:r>
+      <w:r>
+        <w:t xml:space="preserve">“Push”</w:t>
+      </w:r>
+      <w:r>
+        <w:t xml:space="preserve"> </w:t>
+      </w:r>
+      <w:r>
+        <w:t xml:space="preserve">transfers those snapshots to GitHub, updating the team’s official master copy.</w:t>
       </w:r>
     </w:p>
     <w:p>
@@ -1389,16 +1517,22 @@
         <w:pStyle w:val="FirstParagraph"/>
       </w:pPr>
       <w:r>
-        <w:t>Note: The Purpose of Staging The Staging Area acts as a filter. Instead of throwing all ongoing modifications into the cloud at once, it allows you to selectively package and comment on your changes step-by-step. This structural control is what gives Git its superior version tracking capabilities compared to traditional word processors.</w:t>
-      </w:r>
-    </w:p>
+        <w:t xml:space="preserve">Note: The Purpose of Staging</w:t>
+      </w:r>
+      <w:r>
+        <w:t xml:space="preserve"> </w:t>
+      </w:r>
+      <w:r>
+        <w:t xml:space="preserve">The Staging Area acts as a filter. Instead of throwing all ongoing modifications into the cloud at once, it allows you to selectively package and comment on your changes step-by-step. This structural control is what gives Git its superior version tracking capabilities compared to traditional word processors.</w:t>
+      </w:r>
+    </w:p>
+    <w:bookmarkStart w:id="49" w:name="open-rstudio"/>
     <w:p>
       <w:pPr>
         <w:pStyle w:val="Heading4"/>
       </w:pPr>
-      <w:bookmarkStart w:id="10" w:name="open-rstudio"/>
-      <w:r>
-        <w:t>3.1 Open RStudio</w:t>
+      <w:r>
+        <w:t xml:space="preserve">3.1 Open RStudio</w:t>
       </w:r>
     </w:p>
     <w:p>
@@ -1406,29 +1540,28 @@
         <w:pStyle w:val="FirstParagraph"/>
       </w:pPr>
       <w:r>
-        <w:t xml:space="preserve">Launch the RStudio application on your local machine to begin your workspace. </w:t>
-      </w:r>
-      <w:r>
-        <w:rPr>
-          <w:noProof/>
-        </w:rPr>
+        <w:t xml:space="preserve">Launch the RStudio application on your local machine to begin your workspace.</w:t>
+      </w:r>
+      <w:r>
+        <w:t xml:space="preserve"> </w:t>
+      </w:r>
+      <w:r>
         <w:drawing>
-          <wp:inline distT="0" distB="0" distL="0" distR="0" wp14:anchorId="469F778F" wp14:editId="469F7790">
+          <wp:inline>
             <wp:extent cx="4267200" cy="964777"/>
-            <wp:effectExtent l="0" t="0" r="0" b="0"/>
-            <wp:docPr id="47" name="Picture"/>
-            <wp:cNvGraphicFramePr/>
-            <a:graphic xmlns:a="http://schemas.openxmlformats.org/drawingml/2006/main">
+            <wp:effectExtent b="0" l="0" r="0" t="0"/>
+            <wp:docPr descr="" title="" id="47" name="Picture"/>
+            <a:graphic>
               <a:graphicData uri="http://schemas.openxmlformats.org/drawingml/2006/picture">
-                <pic:pic xmlns:pic="http://schemas.openxmlformats.org/drawingml/2006/picture">
+                <pic:pic>
                   <pic:nvPicPr>
-                    <pic:cNvPr id="48" name="Picture" descr="31_OpenProject.png"/>
+                    <pic:cNvPr descr="31_OpenProject.png" id="48" name="Picture"/>
                     <pic:cNvPicPr>
-                      <a:picLocks noChangeAspect="1" noChangeArrowheads="1"/>
+                      <a:picLocks noChangeArrowheads="1" noChangeAspect="1"/>
                     </pic:cNvPicPr>
                   </pic:nvPicPr>
                   <pic:blipFill>
-                    <a:blip r:embed="rId12"/>
+                    <a:blip r:embed="rId46"/>
                     <a:stretch>
                       <a:fillRect/>
                     </a:stretch>
@@ -1455,15 +1588,14 @@
         </w:drawing>
       </w:r>
     </w:p>
+    <w:bookmarkEnd w:id="49"/>
+    <w:bookmarkStart w:id="53" w:name="select-a-project"/>
     <w:p>
       <w:pPr>
         <w:pStyle w:val="Heading4"/>
       </w:pPr>
-      <w:bookmarkStart w:id="11" w:name="select-a-project"/>
-      <w:bookmarkEnd w:id="10"/>
-      <w:r>
-        <w:lastRenderedPageBreak/>
-        <w:t>3.2 Select a Project</w:t>
+      <w:r>
+        <w:t xml:space="preserve">3.2 Select a Project</w:t>
       </w:r>
     </w:p>
     <w:p>
@@ -1471,7 +1603,19 @@
         <w:pStyle w:val="FirstParagraph"/>
       </w:pPr>
       <w:r>
-        <w:t>Open your team’s designated collaborative project by selecting the corresponding .Rproj file from the project menu.</w:t>
+        <w:t xml:space="preserve">Open your team’s designated collaborative project by selecting the corresponding</w:t>
+      </w:r>
+      <w:r>
+        <w:t xml:space="preserve"> </w:t>
+      </w:r>
+      <w:r>
+        <w:t xml:space="preserve">.Rproj</w:t>
+      </w:r>
+      <w:r>
+        <w:t xml:space="preserve"> </w:t>
+      </w:r>
+      <w:r>
+        <w:t xml:space="preserve">file from the project menu.</w:t>
       </w:r>
     </w:p>
     <w:p>
@@ -1479,26 +1623,22 @@
         <w:pStyle w:val="BodyText"/>
       </w:pPr>
       <w:r>
-        <w:rPr>
-          <w:noProof/>
-        </w:rPr>
         <w:drawing>
-          <wp:inline distT="0" distB="0" distL="0" distR="0" wp14:anchorId="469F7791" wp14:editId="469F7792">
+          <wp:inline>
             <wp:extent cx="1600200" cy="1087596"/>
-            <wp:effectExtent l="0" t="0" r="0" b="0"/>
-            <wp:docPr id="51" name="Picture"/>
-            <wp:cNvGraphicFramePr/>
-            <a:graphic xmlns:a="http://schemas.openxmlformats.org/drawingml/2006/main">
+            <wp:effectExtent b="0" l="0" r="0" t="0"/>
+            <wp:docPr descr="" title="" id="51" name="Picture"/>
+            <a:graphic>
               <a:graphicData uri="http://schemas.openxmlformats.org/drawingml/2006/picture">
-                <pic:pic xmlns:pic="http://schemas.openxmlformats.org/drawingml/2006/picture">
+                <pic:pic>
                   <pic:nvPicPr>
-                    <pic:cNvPr id="52" name="Picture" descr="32_SelectProject.png"/>
+                    <pic:cNvPr descr="32_SelectProject.png" id="52" name="Picture"/>
                     <pic:cNvPicPr>
-                      <a:picLocks noChangeAspect="1" noChangeArrowheads="1"/>
+                      <a:picLocks noChangeArrowheads="1" noChangeAspect="1"/>
                     </pic:cNvPicPr>
                   </pic:nvPicPr>
                   <pic:blipFill>
-                    <a:blip r:embed="rId13"/>
+                    <a:blip r:embed="rId50"/>
                     <a:stretch>
                       <a:fillRect/>
                     </a:stretch>
@@ -1525,14 +1665,14 @@
         </w:drawing>
       </w:r>
     </w:p>
+    <w:bookmarkEnd w:id="53"/>
+    <w:bookmarkStart w:id="57" w:name="pull-the-latest-files-from-github-pull"/>
     <w:p>
       <w:pPr>
         <w:pStyle w:val="Heading4"/>
       </w:pPr>
-      <w:bookmarkStart w:id="12" w:name="pull-the-latest-files-from-github-pull"/>
-      <w:bookmarkEnd w:id="11"/>
-      <w:r>
-        <w:t>3.3 Pull the latest files from GitHub [PULL]</w:t>
+      <w:r>
+        <w:t xml:space="preserve">3.3 Pull the latest files from GitHub [PULL]</w:t>
       </w:r>
     </w:p>
     <w:p>
@@ -1540,39 +1680,50 @@
         <w:pStyle w:val="FirstParagraph"/>
       </w:pPr>
       <w:r>
-        <w:t xml:space="preserve">Navigate to the Git tab and click the </w:t>
+        <w:t xml:space="preserve">Navigate to the Git tab and click the</w:t>
+      </w:r>
+      <w:r>
+        <w:t xml:space="preserve"> </w:t>
       </w:r>
       <w:r>
         <w:rPr>
           <w:b/>
           <w:bCs/>
         </w:rPr>
-        <w:t>“Pull”</w:t>
-      </w:r>
-      <w:r>
-        <w:t xml:space="preserve"> button to synchronize your local environment with the latest changes made by your team on GitHub. Always do this before you start writing any code to prevent future conflicts. </w:t>
-      </w:r>
-      <w:r>
-        <w:rPr>
-          <w:noProof/>
-        </w:rPr>
+        <w:t xml:space="preserve">“Pull”</w:t>
+      </w:r>
+      <w:r>
+        <w:t xml:space="preserve"> </w:t>
+      </w:r>
+      <w:r>
+        <w:t xml:space="preserve">button to synchronize your local environment with the latest changes made by your team on GitHub.</w:t>
+      </w:r>
+      <w:r>
+        <w:t xml:space="preserve"> </w:t>
+      </w:r>
+      <w:r>
+        <w:t xml:space="preserve">Always do this before you start writing any code to prevent future conflicts.</w:t>
+      </w:r>
+      <w:r>
+        <w:t xml:space="preserve"> </w:t>
+      </w:r>
+      <w:r>
         <w:drawing>
-          <wp:inline distT="0" distB="0" distL="0" distR="0" wp14:anchorId="469F7793" wp14:editId="469F7794">
+          <wp:inline>
             <wp:extent cx="4267200" cy="889927"/>
-            <wp:effectExtent l="0" t="0" r="0" b="0"/>
-            <wp:docPr id="55" name="Picture"/>
-            <wp:cNvGraphicFramePr/>
-            <a:graphic xmlns:a="http://schemas.openxmlformats.org/drawingml/2006/main">
+            <wp:effectExtent b="0" l="0" r="0" t="0"/>
+            <wp:docPr descr="" title="" id="55" name="Picture"/>
+            <a:graphic>
               <a:graphicData uri="http://schemas.openxmlformats.org/drawingml/2006/picture">
-                <pic:pic xmlns:pic="http://schemas.openxmlformats.org/drawingml/2006/picture">
+                <pic:pic>
                   <pic:nvPicPr>
-                    <pic:cNvPr id="56" name="Picture" descr="33_Pull.png"/>
+                    <pic:cNvPr descr="33_Pull.png" id="56" name="Picture"/>
                     <pic:cNvPicPr>
-                      <a:picLocks noChangeAspect="1" noChangeArrowheads="1"/>
+                      <a:picLocks noChangeArrowheads="1" noChangeAspect="1"/>
                     </pic:cNvPicPr>
                   </pic:nvPicPr>
                   <pic:blipFill>
-                    <a:blip r:embed="rId14"/>
+                    <a:blip r:embed="rId54"/>
                     <a:stretch>
                       <a:fillRect/>
                     </a:stretch>
@@ -1599,14 +1750,14 @@
         </w:drawing>
       </w:r>
     </w:p>
+    <w:bookmarkEnd w:id="57"/>
+    <w:bookmarkStart w:id="61" w:name="modify-and-save-files-locally-edit"/>
     <w:p>
       <w:pPr>
         <w:pStyle w:val="Heading4"/>
       </w:pPr>
-      <w:bookmarkStart w:id="13" w:name="modify-and-save-files-locally-edit"/>
-      <w:bookmarkEnd w:id="12"/>
-      <w:r>
-        <w:t>3.4 Modify and Save files locally [EDIT]</w:t>
+      <w:r>
+        <w:t xml:space="preserve">3.4 Modify and Save files locally [EDIT]</w:t>
       </w:r>
     </w:p>
     <w:p>
@@ -1614,7 +1765,31 @@
         <w:pStyle w:val="FirstParagraph"/>
       </w:pPr>
       <w:r>
-        <w:t>After completing your edits in files, save your progress locally by pressing Ctrl+S (Windows) or Cmd+S (Mac).</w:t>
+        <w:t xml:space="preserve">After completing your edits in files, save your progress locally by pressing</w:t>
+      </w:r>
+      <w:r>
+        <w:t xml:space="preserve"> </w:t>
+      </w:r>
+      <w:r>
+        <w:t xml:space="preserve">Ctrl+S</w:t>
+      </w:r>
+      <w:r>
+        <w:t xml:space="preserve"> </w:t>
+      </w:r>
+      <w:r>
+        <w:t xml:space="preserve">(Windows) or</w:t>
+      </w:r>
+      <w:r>
+        <w:t xml:space="preserve"> </w:t>
+      </w:r>
+      <w:r>
+        <w:t xml:space="preserve">Cmd+S</w:t>
+      </w:r>
+      <w:r>
+        <w:t xml:space="preserve"> </w:t>
+      </w:r>
+      <w:r>
+        <w:t xml:space="preserve">(Mac).</w:t>
       </w:r>
     </w:p>
     <w:p>
@@ -1622,26 +1797,22 @@
         <w:pStyle w:val="BodyText"/>
       </w:pPr>
       <w:r>
-        <w:rPr>
-          <w:noProof/>
-        </w:rPr>
         <w:drawing>
-          <wp:inline distT="0" distB="0" distL="0" distR="0" wp14:anchorId="469F7795" wp14:editId="469F7796">
+          <wp:inline>
             <wp:extent cx="4267200" cy="1866621"/>
-            <wp:effectExtent l="0" t="0" r="0" b="0"/>
-            <wp:docPr id="59" name="Picture"/>
-            <wp:cNvGraphicFramePr/>
-            <a:graphic xmlns:a="http://schemas.openxmlformats.org/drawingml/2006/main">
+            <wp:effectExtent b="0" l="0" r="0" t="0"/>
+            <wp:docPr descr="" title="" id="59" name="Picture"/>
+            <a:graphic>
               <a:graphicData uri="http://schemas.openxmlformats.org/drawingml/2006/picture">
-                <pic:pic xmlns:pic="http://schemas.openxmlformats.org/drawingml/2006/picture">
+                <pic:pic>
                   <pic:nvPicPr>
-                    <pic:cNvPr id="60" name="Picture" descr="34_Modify&amp;Save.png"/>
+                    <pic:cNvPr descr="34_Modify&amp;Save.png" id="60" name="Picture"/>
                     <pic:cNvPicPr>
-                      <a:picLocks noChangeAspect="1" noChangeArrowheads="1"/>
+                      <a:picLocks noChangeArrowheads="1" noChangeAspect="1"/>
                     </pic:cNvPicPr>
                   </pic:nvPicPr>
                   <pic:blipFill>
-                    <a:blip r:embed="rId15"/>
+                    <a:blip r:embed="rId58"/>
                     <a:stretch>
                       <a:fillRect/>
                     </a:stretch>
@@ -1668,14 +1839,14 @@
         </w:drawing>
       </w:r>
     </w:p>
+    <w:bookmarkEnd w:id="61"/>
+    <w:bookmarkStart w:id="65" w:name="Xac718e1f216912d1f90887e7030b4dbe6028770"/>
     <w:p>
       <w:pPr>
         <w:pStyle w:val="Heading4"/>
       </w:pPr>
-      <w:bookmarkStart w:id="14" w:name="Xac718e1f216912d1f90887e7030b4dbe6028770"/>
-      <w:bookmarkEnd w:id="13"/>
-      <w:r>
-        <w:t>3.5 Commit your changes with a clear comment [STAGE&amp;COMMIT]</w:t>
+      <w:r>
+        <w:t xml:space="preserve">3.5 Commit your changes with a clear comment [STAGE&amp;COMMIT]</w:t>
       </w:r>
     </w:p>
     <w:p>
@@ -1683,63 +1854,91 @@
         <w:pStyle w:val="FirstParagraph"/>
       </w:pPr>
       <w:r>
-        <w:t xml:space="preserve">Check the </w:t>
+        <w:t xml:space="preserve">Check the</w:t>
+      </w:r>
+      <w:r>
+        <w:t xml:space="preserve"> </w:t>
       </w:r>
       <w:r>
         <w:rPr>
           <w:b/>
           <w:bCs/>
         </w:rPr>
-        <w:t>“Staged”</w:t>
-      </w:r>
-      <w:r>
-        <w:t xml:space="preserve"> box next to the modified files in the Git tab, click </w:t>
+        <w:t xml:space="preserve">“Staged”</w:t>
+      </w:r>
+      <w:r>
+        <w:t xml:space="preserve"> </w:t>
+      </w:r>
+      <w:r>
+        <w:t xml:space="preserve">box next to the modified files in the Git tab, click</w:t>
+      </w:r>
+      <w:r>
+        <w:t xml:space="preserve"> </w:t>
       </w:r>
       <w:r>
         <w:rPr>
           <w:b/>
           <w:bCs/>
         </w:rPr>
-        <w:t>“Commit”</w:t>
-      </w:r>
-      <w:r>
-        <w:t xml:space="preserve">, and log a concise, descriptive </w:t>
+        <w:t xml:space="preserve">“Commit”</w:t>
+      </w:r>
+      <w:r>
+        <w:t xml:space="preserve">, and log a concise, descriptive</w:t>
+      </w:r>
+      <w:r>
+        <w:t xml:space="preserve"> </w:t>
       </w:r>
       <w:r>
         <w:rPr>
           <w:b/>
           <w:bCs/>
         </w:rPr>
-        <w:t>Commit message</w:t>
-      </w:r>
-      <w:r>
-        <w:t xml:space="preserve"> explaining your updates. Note: When making your first commit, RStudio may prompt you to enter your username and email address. If this occurs, please follow the steps in “2.4 Setup Up Account Information &amp; Credentials” to </w:t>
-      </w:r>
-      <w:r>
-        <w:lastRenderedPageBreak/>
-        <w:t xml:space="preserve">complete the configuration. </w:t>
-      </w:r>
-      <w:r>
-        <w:rPr>
-          <w:noProof/>
-        </w:rPr>
+        <w:t xml:space="preserve">Commit message</w:t>
+      </w:r>
+      <w:r>
+        <w:t xml:space="preserve"> </w:t>
+      </w:r>
+      <w:r>
+        <w:t xml:space="preserve">explaining your updates.</w:t>
+      </w:r>
+      <w:r>
+        <w:t xml:space="preserve"> </w:t>
+      </w:r>
+      <w:r>
+        <w:t xml:space="preserve">Note: When making your first commit, RStudio may prompt you to enter your username and email address. If this occurs, please follow the steps in</w:t>
+      </w:r>
+      <w:r>
+        <w:t xml:space="preserve"> </w:t>
+      </w:r>
+      <w:r>
+        <w:t xml:space="preserve">“2.4 Setup Up Account Information &amp; Credentials”</w:t>
+      </w:r>
+      <w:r>
+        <w:t xml:space="preserve"> </w:t>
+      </w:r>
+      <w:r>
+        <w:t xml:space="preserve">to complete the configuration.</w:t>
+      </w:r>
+      <w:r>
+        <w:t xml:space="preserve"> </w:t>
+      </w:r>
+      <w:r>
         <w:drawing>
-          <wp:inline distT="0" distB="0" distL="0" distR="0" wp14:anchorId="469F7797" wp14:editId="469F7798">
+          <wp:inline>
             <wp:extent cx="4267200" cy="2505144"/>
-            <wp:effectExtent l="0" t="0" r="0" b="0"/>
-            <wp:docPr id="63" name="Picture"/>
-            <wp:cNvGraphicFramePr/>
-            <a:graphic xmlns:a="http://schemas.openxmlformats.org/drawingml/2006/main">
+            <wp:effectExtent b="0" l="0" r="0" t="0"/>
+            <wp:docPr descr="" title="" id="63" name="Picture"/>
+            <a:graphic>
               <a:graphicData uri="http://schemas.openxmlformats.org/drawingml/2006/picture">
-                <pic:pic xmlns:pic="http://schemas.openxmlformats.org/drawingml/2006/picture">
+                <pic:pic>
                   <pic:nvPicPr>
-                    <pic:cNvPr id="64" name="Picture" descr="35_Commit.png"/>
+                    <pic:cNvPr descr="35_Commit.png" id="64" name="Picture"/>
                     <pic:cNvPicPr>
-                      <a:picLocks noChangeAspect="1" noChangeArrowheads="1"/>
+                      <a:picLocks noChangeArrowheads="1" noChangeAspect="1"/>
                     </pic:cNvPicPr>
                   </pic:nvPicPr>
                   <pic:blipFill>
-                    <a:blip r:embed="rId16"/>
+                    <a:blip r:embed="rId62"/>
                     <a:stretch>
                       <a:fillRect/>
                     </a:stretch>
@@ -1766,14 +1965,14 @@
         </w:drawing>
       </w:r>
     </w:p>
+    <w:bookmarkEnd w:id="65"/>
+    <w:bookmarkStart w:id="69" w:name="push-your-commits-to-github-push"/>
     <w:p>
       <w:pPr>
         <w:pStyle w:val="Heading4"/>
       </w:pPr>
-      <w:bookmarkStart w:id="15" w:name="push-your-commits-to-github-push"/>
-      <w:bookmarkEnd w:id="14"/>
-      <w:r>
-        <w:t>3.6 Push your commits to Github [PUSH]</w:t>
+      <w:r>
+        <w:t xml:space="preserve">3.6 Push your commits to Github [PUSH]</w:t>
       </w:r>
     </w:p>
     <w:p>
@@ -1781,49 +1980,69 @@
         <w:pStyle w:val="FirstParagraph"/>
       </w:pPr>
       <w:r>
-        <w:t xml:space="preserve">Click the </w:t>
+        <w:t xml:space="preserve">Click the</w:t>
+      </w:r>
+      <w:r>
+        <w:t xml:space="preserve"> </w:t>
       </w:r>
       <w:r>
         <w:rPr>
           <w:b/>
           <w:bCs/>
         </w:rPr>
-        <w:t>“Push”</w:t>
-      </w:r>
-      <w:r>
-        <w:t xml:space="preserve"> button to upload your recorded local snapshots to the shared GitHub repository, making your contributions visible to the entire team. You may find the </w:t>
+        <w:t xml:space="preserve">“Push”</w:t>
+      </w:r>
+      <w:r>
+        <w:t xml:space="preserve"> </w:t>
+      </w:r>
+      <w:r>
+        <w:t xml:space="preserve">button to upload your recorded local snapshots to the shared GitHub repository, making your contributions visible to the entire team. You may find the</w:t>
+      </w:r>
+      <w:r>
+        <w:t xml:space="preserve"> </w:t>
       </w:r>
       <w:r>
         <w:rPr>
           <w:b/>
           <w:bCs/>
         </w:rPr>
-        <w:t>“Push”</w:t>
-      </w:r>
-      <w:r>
-        <w:t xml:space="preserve"> button on the previous Commit screen named “Review Changes”. Both works in the same way. </w:t>
-      </w:r>
-      <w:r>
-        <w:rPr>
-          <w:noProof/>
-        </w:rPr>
+        <w:t xml:space="preserve">“Push”</w:t>
+      </w:r>
+      <w:r>
+        <w:t xml:space="preserve"> </w:t>
+      </w:r>
+      <w:r>
+        <w:t xml:space="preserve">button on the previous Commit screen named</w:t>
+      </w:r>
+      <w:r>
+        <w:t xml:space="preserve"> </w:t>
+      </w:r>
+      <w:r>
+        <w:t xml:space="preserve">“Review Changes”</w:t>
+      </w:r>
+      <w:r>
+        <w:t xml:space="preserve">. Both works in the same way.</w:t>
+      </w:r>
+      <w:r>
+        <w:t xml:space="preserve"> </w:t>
+      </w:r>
+      <w:r>
         <w:drawing>
-          <wp:inline distT="0" distB="0" distL="0" distR="0" wp14:anchorId="469F7799" wp14:editId="469F779A">
+          <wp:inline>
             <wp:extent cx="4267200" cy="776461"/>
-            <wp:effectExtent l="0" t="0" r="0" b="0"/>
-            <wp:docPr id="67" name="Picture"/>
-            <wp:cNvGraphicFramePr/>
-            <a:graphic xmlns:a="http://schemas.openxmlformats.org/drawingml/2006/main">
+            <wp:effectExtent b="0" l="0" r="0" t="0"/>
+            <wp:docPr descr="" title="" id="67" name="Picture"/>
+            <a:graphic>
               <a:graphicData uri="http://schemas.openxmlformats.org/drawingml/2006/picture">
-                <pic:pic xmlns:pic="http://schemas.openxmlformats.org/drawingml/2006/picture">
+                <pic:pic>
                   <pic:nvPicPr>
-                    <pic:cNvPr id="68" name="Picture" descr="36_Push.png"/>
+                    <pic:cNvPr descr="36_Push.png" id="68" name="Picture"/>
                     <pic:cNvPicPr>
-                      <a:picLocks noChangeAspect="1" noChangeArrowheads="1"/>
+                      <a:picLocks noChangeArrowheads="1" noChangeAspect="1"/>
                     </pic:cNvPicPr>
                   </pic:nvPicPr>
                   <pic:blipFill>
-                    <a:blip r:embed="rId17"/>
+                    <a:blip r:embed="rId66"/>
                     <a:stretch>
                       <a:fillRect/>
                     </a:stretch>
@@ -1851,14 +2070,21 @@
       </w:r>
     </w:p>
     <w:p>
+      <w:r>
+        <w:pict>
+          <v:rect style="width:0;height:1.5pt" o:hralign="center" o:hrstd="t" o:hr="t"/>
+        </w:pict>
+      </w:r>
+    </w:p>
+    <w:bookmarkEnd w:id="69"/>
+    <w:bookmarkEnd w:id="70"/>
+    <w:bookmarkStart w:id="106" w:name="version-control"/>
+    <w:p>
       <w:pPr>
         <w:pStyle w:val="Heading3"/>
       </w:pPr>
-      <w:bookmarkStart w:id="16" w:name="version-control"/>
-      <w:bookmarkEnd w:id="9"/>
-      <w:bookmarkEnd w:id="15"/>
-      <w:r>
-        <w:t>4. Version Control</w:t>
+      <w:r>
+        <w:t xml:space="preserve">4. Version Control</w:t>
       </w:r>
     </w:p>
     <w:p>
@@ -1866,16 +2092,34 @@
         <w:pStyle w:val="FirstParagraph"/>
       </w:pPr>
       <w:r>
-        <w:t>Version Control is a good practice that manages changes files over time. It acts like digital audit trails, allowing you to see exactly who made what changes, when and allows to revert to previous states if mistake occurs. While Google Docs automatically saves your work with every single keystroke, GitHub records a “version” (snapshot) only when a user intentionally creates a “Commit.”</w:t>
-      </w:r>
-    </w:p>
+        <w:t xml:space="preserve">Version Control is a good practice that manages changes files over time. It acts like digital audit trails, allowing you to see exactly who made what changes, when and allows to revert to previous states if mistake occurs. While Google Docs automatically saves your work with every single keystroke, GitHub records a</w:t>
+      </w:r>
+      <w:r>
+        <w:t xml:space="preserve"> </w:t>
+      </w:r>
+      <w:r>
+        <w:t xml:space="preserve">“version”</w:t>
+      </w:r>
+      <w:r>
+        <w:t xml:space="preserve"> </w:t>
+      </w:r>
+      <w:r>
+        <w:t xml:space="preserve">(snapshot) only when a user intentionally creates a</w:t>
+      </w:r>
+      <w:r>
+        <w:t xml:space="preserve"> </w:t>
+      </w:r>
+      <w:r>
+        <w:t xml:space="preserve">“Commit.”</w:t>
+      </w:r>
+    </w:p>
+    <w:bookmarkStart w:id="71" w:name="how-to-make-a-version"/>
     <w:p>
       <w:pPr>
         <w:pStyle w:val="Heading4"/>
       </w:pPr>
-      <w:bookmarkStart w:id="17" w:name="how-to-make-a-version"/>
-      <w:r>
-        <w:t>4.1 How to make a version</w:t>
+      <w:r>
+        <w:t xml:space="preserve">4.1 How to make a version</w:t>
       </w:r>
     </w:p>
     <w:p>
@@ -1883,7 +2127,43 @@
         <w:pStyle w:val="FirstParagraph"/>
       </w:pPr>
       <w:r>
-        <w:t>As a brief recap from Section 3, your changes are only safely logged as a official “version” once you complete both the Commit and Push operations. Remember, clicking “Commit” records the snapshot to your local history, and clicking “Push” uploads it to GitHub to make it permanent for the team.</w:t>
+        <w:t xml:space="preserve">As a brief recap from Section 3, your changes are only safely logged as a official</w:t>
+      </w:r>
+      <w:r>
+        <w:t xml:space="preserve"> </w:t>
+      </w:r>
+      <w:r>
+        <w:t xml:space="preserve">“version”</w:t>
+      </w:r>
+      <w:r>
+        <w:t xml:space="preserve"> </w:t>
+      </w:r>
+      <w:r>
+        <w:t xml:space="preserve">once you complete both the Commit and Push operations. Remember, clicking</w:t>
+      </w:r>
+      <w:r>
+        <w:t xml:space="preserve"> </w:t>
+      </w:r>
+      <w:r>
+        <w:t xml:space="preserve">“Commit”</w:t>
+      </w:r>
+      <w:r>
+        <w:t xml:space="preserve"> </w:t>
+      </w:r>
+      <w:r>
+        <w:t xml:space="preserve">records the snapshot to your local history, and clicking</w:t>
+      </w:r>
+      <w:r>
+        <w:t xml:space="preserve"> </w:t>
+      </w:r>
+      <w:r>
+        <w:t xml:space="preserve">“Push”</w:t>
+      </w:r>
+      <w:r>
+        <w:t xml:space="preserve"> </w:t>
+      </w:r>
+      <w:r>
+        <w:t xml:space="preserve">uploads it to GitHub to make it permanent for the team.</w:t>
       </w:r>
     </w:p>
     <w:p>
@@ -1895,7 +2175,7 @@
           <w:b/>
           <w:bCs/>
         </w:rPr>
-        <w:t>Steps to create a commit in RStudio:</w:t>
+        <w:t xml:space="preserve">Steps to create a commit in RStudio:</w:t>
       </w:r>
     </w:p>
     <w:p>
@@ -1903,11 +2183,11 @@
         <w:pStyle w:val="Compact"/>
         <w:numPr>
           <w:ilvl w:val="0"/>
-          <w:numId w:val="8"/>
+          <w:numId w:val="1007"/>
         </w:numPr>
       </w:pPr>
       <w:r>
-        <w:t>Make and save your changes to the files as normal.</w:t>
+        <w:t xml:space="preserve">Make and save your changes to the files as normal.</w:t>
       </w:r>
     </w:p>
     <w:p>
@@ -1915,11 +2195,11 @@
         <w:pStyle w:val="Compact"/>
         <w:numPr>
           <w:ilvl w:val="0"/>
-          <w:numId w:val="8"/>
+          <w:numId w:val="1007"/>
         </w:numPr>
       </w:pPr>
       <w:r>
-        <w:t>In RStudio, open the Git tab (top-right panel).</w:t>
+        <w:t xml:space="preserve">In RStudio, open the Git tab (top-right panel).</w:t>
       </w:r>
     </w:p>
     <w:p>
@@ -1927,11 +2207,11 @@
         <w:pStyle w:val="Compact"/>
         <w:numPr>
           <w:ilvl w:val="0"/>
-          <w:numId w:val="8"/>
+          <w:numId w:val="1007"/>
         </w:numPr>
       </w:pPr>
       <w:r>
-        <w:t>Check the box next to each file you changed — this stages the file.</w:t>
+        <w:t xml:space="preserve">Check the box next to each file you changed — this stages the file.</w:t>
       </w:r>
     </w:p>
     <w:p>
@@ -1939,12 +2219,11 @@
         <w:pStyle w:val="Compact"/>
         <w:numPr>
           <w:ilvl w:val="0"/>
-          <w:numId w:val="8"/>
+          <w:numId w:val="1007"/>
         </w:numPr>
       </w:pPr>
       <w:r>
-        <w:lastRenderedPageBreak/>
-        <w:t>Click Commit.</w:t>
+        <w:t xml:space="preserve">Click Commit.</w:t>
       </w:r>
     </w:p>
     <w:p>
@@ -1952,11 +2231,11 @@
         <w:pStyle w:val="Compact"/>
         <w:numPr>
           <w:ilvl w:val="0"/>
-          <w:numId w:val="8"/>
+          <w:numId w:val="1007"/>
         </w:numPr>
       </w:pPr>
       <w:r>
-        <w:t>In the box that appears, type a short commit message describing what you did.</w:t>
+        <w:t xml:space="preserve">In the box that appears, type a short commit message describing what you did.</w:t>
       </w:r>
     </w:p>
     <w:p>
@@ -1964,11 +2243,11 @@
         <w:pStyle w:val="Compact"/>
         <w:numPr>
           <w:ilvl w:val="0"/>
-          <w:numId w:val="8"/>
+          <w:numId w:val="1007"/>
         </w:numPr>
       </w:pPr>
       <w:r>
-        <w:t>Click Commit to confirm.</w:t>
+        <w:t xml:space="preserve">Click Commit to confirm.</w:t>
       </w:r>
     </w:p>
     <w:p>
@@ -1976,34 +2255,43 @@
         <w:pStyle w:val="FirstParagraph"/>
       </w:pPr>
       <w:r>
-        <w:t xml:space="preserve">✅ A good commit message answers the question: </w:t>
+        <w:t xml:space="preserve">✅ A good commit message answers the question:</w:t>
+      </w:r>
+      <w:r>
+        <w:t xml:space="preserve"> </w:t>
       </w:r>
       <w:r>
         <w:rPr>
           <w:i/>
           <w:iCs/>
         </w:rPr>
-        <w:t>“What did this change do?”</w:t>
-      </w:r>
-      <w:r>
-        <w:t xml:space="preserve"> — not just </w:t>
+        <w:t xml:space="preserve">“What did this change do?”</w:t>
+      </w:r>
+      <w:r>
+        <w:t xml:space="preserve"> </w:t>
+      </w:r>
+      <w:r>
+        <w:t xml:space="preserve">— not just</w:t>
+      </w:r>
+      <w:r>
+        <w:t xml:space="preserve"> </w:t>
       </w:r>
       <w:r>
         <w:rPr>
           <w:i/>
           <w:iCs/>
         </w:rPr>
-        <w:t>“I changed something.”</w:t>
-      </w:r>
-    </w:p>
+        <w:t xml:space="preserve">“I changed something.”</w:t>
+      </w:r>
+    </w:p>
+    <w:bookmarkEnd w:id="71"/>
+    <w:bookmarkStart w:id="84" w:name="how-to-check-a-history-and-differences"/>
     <w:p>
       <w:pPr>
         <w:pStyle w:val="Heading4"/>
       </w:pPr>
-      <w:bookmarkStart w:id="18" w:name="how-to-check-a-history-and-differences"/>
-      <w:bookmarkEnd w:id="17"/>
-      <w:r>
-        <w:t>4.2 How to check a history and differences</w:t>
+      <w:r>
+        <w:t xml:space="preserve">4.2 How to check a history and differences</w:t>
       </w:r>
     </w:p>
     <w:p>
@@ -2011,27 +2299,60 @@
         <w:pStyle w:val="FirstParagraph"/>
       </w:pPr>
       <w:r>
-        <w:t xml:space="preserve">You can review your project’s commit history either directly inside </w:t>
+        <w:t xml:space="preserve">You can review your project’s commit history either directly inside</w:t>
+      </w:r>
+      <w:r>
+        <w:t xml:space="preserve"> </w:t>
       </w:r>
       <w:r>
         <w:rPr>
           <w:b/>
           <w:bCs/>
         </w:rPr>
-        <w:t>RStudio</w:t>
-      </w:r>
-      <w:r>
-        <w:t xml:space="preserve"> or via the </w:t>
+        <w:t xml:space="preserve">RStudio</w:t>
+      </w:r>
+      <w:r>
+        <w:t xml:space="preserve"> </w:t>
+      </w:r>
+      <w:r>
+        <w:t xml:space="preserve">or via the</w:t>
+      </w:r>
+      <w:r>
+        <w:t xml:space="preserve"> </w:t>
       </w:r>
       <w:r>
         <w:rPr>
           <w:b/>
           <w:bCs/>
         </w:rPr>
-        <w:t>GitHub Web interface</w:t>
-      </w:r>
-      <w:r>
-        <w:t>, depending on your needs. Use the RStudio Git History for a quick check on your local incremental changes and code differences (Diff) while working. For a comprehensive, visual overview of all team activities, timeline tracking, and repository-wide updates, reviewing the history on the GitHub Web interface is highly recommended.</w:t>
+        <w:t xml:space="preserve">GitHub Web interface</w:t>
+      </w:r>
+      <w:r>
+        <w:t xml:space="preserve">, depending on your needs. Use the</w:t>
+      </w:r>
+      <w:r>
+        <w:t xml:space="preserve"> </w:t>
+      </w:r>
+      <w:r>
+        <w:t xml:space="preserve">RStudio Git History</w:t>
+      </w:r>
+      <w:r>
+        <w:t xml:space="preserve"> </w:t>
+      </w:r>
+      <w:r>
+        <w:t xml:space="preserve">for a quick check on your local incremental changes and code differences (Diff) while working. For a comprehensive, visual overview of all team activities, timeline tracking, and repository-wide updates, reviewing the history on the</w:t>
+      </w:r>
+      <w:r>
+        <w:t xml:space="preserve"> </w:t>
+      </w:r>
+      <w:r>
+        <w:t xml:space="preserve">GitHub Web interface</w:t>
+      </w:r>
+      <w:r>
+        <w:t xml:space="preserve"> </w:t>
+      </w:r>
+      <w:r>
+        <w:t xml:space="preserve">is highly recommended.</w:t>
       </w:r>
     </w:p>
     <w:p>
@@ -2043,50 +2364,55 @@
           <w:b/>
           <w:bCs/>
         </w:rPr>
-        <w:t>In RStudio:</w:t>
+        <w:t xml:space="preserve">In RStudio:</w:t>
       </w:r>
     </w:p>
     <w:p>
       <w:pPr>
         <w:numPr>
           <w:ilvl w:val="0"/>
-          <w:numId w:val="9"/>
+          <w:numId w:val="1008"/>
         </w:numPr>
       </w:pPr>
       <w:r>
-        <w:t xml:space="preserve">Click the </w:t>
+        <w:t xml:space="preserve">Click the</w:t>
+      </w:r>
+      <w:r>
+        <w:t xml:space="preserve"> </w:t>
       </w:r>
       <w:r>
         <w:rPr>
           <w:b/>
           <w:bCs/>
         </w:rPr>
-        <w:t>clock icon</w:t>
-      </w:r>
-      <w:r>
-        <w:t xml:space="preserve"> in the Git tab to open the commit history for your project. </w:t>
-      </w:r>
-      <w:r>
-        <w:rPr>
-          <w:noProof/>
-        </w:rPr>
+        <w:t xml:space="preserve">clock icon</w:t>
+      </w:r>
+      <w:r>
+        <w:t xml:space="preserve"> </w:t>
+      </w:r>
+      <w:r>
+        <w:t xml:space="preserve">in the Git tab to open the commit history for your project.</w:t>
+      </w:r>
+      <w:r>
+        <w:t xml:space="preserve"> </w:t>
+      </w:r>
+      <w:r>
         <w:drawing>
-          <wp:inline distT="0" distB="0" distL="0" distR="0" wp14:anchorId="469F779B" wp14:editId="469F779C">
+          <wp:inline>
             <wp:extent cx="4267200" cy="469436"/>
-            <wp:effectExtent l="0" t="0" r="0" b="0"/>
-            <wp:docPr id="73" name="Picture"/>
-            <wp:cNvGraphicFramePr/>
-            <a:graphic xmlns:a="http://schemas.openxmlformats.org/drawingml/2006/main">
+            <wp:effectExtent b="0" l="0" r="0" t="0"/>
+            <wp:docPr descr="" title="" id="73" name="Picture"/>
+            <a:graphic>
               <a:graphicData uri="http://schemas.openxmlformats.org/drawingml/2006/picture">
-                <pic:pic xmlns:pic="http://schemas.openxmlformats.org/drawingml/2006/picture">
+                <pic:pic>
                   <pic:nvPicPr>
-                    <pic:cNvPr id="74" name="Picture" descr="42_History.png"/>
+                    <pic:cNvPr descr="42_History.png" id="74" name="Picture"/>
                     <pic:cNvPicPr>
-                      <a:picLocks noChangeAspect="1" noChangeArrowheads="1"/>
+                      <a:picLocks noChangeArrowheads="1" noChangeAspect="1"/>
                     </pic:cNvPicPr>
                   </pic:nvPicPr>
                   <pic:blipFill>
-                    <a:blip r:embed="rId18"/>
+                    <a:blip r:embed="rId72"/>
                     <a:stretch>
                       <a:fillRect/>
                     </a:stretch>
@@ -2117,32 +2443,38 @@
       <w:pPr>
         <w:numPr>
           <w:ilvl w:val="0"/>
-          <w:numId w:val="9"/>
+          <w:numId w:val="1008"/>
         </w:numPr>
       </w:pPr>
       <w:r>
-        <w:t>Each row shows the commit message, the author’s name, and the date.</w:t>
+        <w:t xml:space="preserve">Each row shows the commit message, the author’s name, and the date.</w:t>
       </w:r>
     </w:p>
     <w:p>
       <w:pPr>
         <w:numPr>
           <w:ilvl w:val="0"/>
-          <w:numId w:val="9"/>
+          <w:numId w:val="1008"/>
         </w:numPr>
       </w:pPr>
       <w:r>
-        <w:t xml:space="preserve">Click any commit to see a </w:t>
+        <w:t xml:space="preserve">Click any commit to see a</w:t>
+      </w:r>
+      <w:r>
+        <w:t xml:space="preserve"> </w:t>
       </w:r>
       <w:r>
         <w:rPr>
           <w:b/>
           <w:bCs/>
         </w:rPr>
-        <w:t>diff</w:t>
-      </w:r>
-      <w:r>
-        <w:t xml:space="preserve"> (a colour-coded comparison):</w:t>
+        <w:t xml:space="preserve">diff</w:t>
+      </w:r>
+      <w:r>
+        <w:t xml:space="preserve"> </w:t>
+      </w:r>
+      <w:r>
+        <w:t xml:space="preserve">(a colour-coded comparison):</w:t>
       </w:r>
     </w:p>
     <w:p>
@@ -2150,7 +2482,7 @@
         <w:pStyle w:val="Compact"/>
         <w:numPr>
           <w:ilvl w:val="1"/>
-          <w:numId w:val="10"/>
+          <w:numId w:val="1009"/>
         </w:numPr>
       </w:pPr>
       <w:r>
@@ -2158,10 +2490,13 @@
           <w:b/>
           <w:bCs/>
         </w:rPr>
-        <w:t>Green lines</w:t>
-      </w:r>
-      <w:r>
-        <w:t xml:space="preserve"> = content that was added</w:t>
+        <w:t xml:space="preserve">Green lines</w:t>
+      </w:r>
+      <w:r>
+        <w:t xml:space="preserve"> </w:t>
+      </w:r>
+      <w:r>
+        <w:t xml:space="preserve">= content that was added</w:t>
       </w:r>
     </w:p>
     <w:p>
@@ -2169,7 +2504,7 @@
         <w:pStyle w:val="Compact"/>
         <w:numPr>
           <w:ilvl w:val="1"/>
-          <w:numId w:val="10"/>
+          <w:numId w:val="1009"/>
         </w:numPr>
       </w:pPr>
       <w:r>
@@ -2177,32 +2512,34 @@
           <w:b/>
           <w:bCs/>
         </w:rPr>
-        <w:t>Red lines</w:t>
-      </w:r>
-      <w:r>
-        <w:t xml:space="preserve"> = content that was removed </w:t>
-      </w:r>
-      <w:r>
-        <w:rPr>
-          <w:noProof/>
-        </w:rPr>
+        <w:t xml:space="preserve">Red lines</w:t>
+      </w:r>
+      <w:r>
+        <w:t xml:space="preserve"> </w:t>
+      </w:r>
+      <w:r>
+        <w:t xml:space="preserve">= content that was removed</w:t>
+      </w:r>
+      <w:r>
+        <w:t xml:space="preserve"> </w:t>
+      </w:r>
+      <w:r>
         <w:drawing>
-          <wp:inline distT="0" distB="0" distL="0" distR="0" wp14:anchorId="469F779D" wp14:editId="469F779E">
+          <wp:inline>
             <wp:extent cx="3733800" cy="2677111"/>
-            <wp:effectExtent l="0" t="0" r="0" b="0"/>
-            <wp:docPr id="76" name="Picture"/>
-            <wp:cNvGraphicFramePr/>
-            <a:graphic xmlns:a="http://schemas.openxmlformats.org/drawingml/2006/main">
+            <wp:effectExtent b="0" l="0" r="0" t="0"/>
+            <wp:docPr descr="" title="" id="76" name="Picture"/>
+            <a:graphic>
               <a:graphicData uri="http://schemas.openxmlformats.org/drawingml/2006/picture">
-                <pic:pic xmlns:pic="http://schemas.openxmlformats.org/drawingml/2006/picture">
+                <pic:pic>
                   <pic:nvPicPr>
-                    <pic:cNvPr id="77" name="Picture" descr="42_Diff.png"/>
+                    <pic:cNvPr descr="42_Diff.png" id="77" name="Picture"/>
                     <pic:cNvPicPr>
-                      <a:picLocks noChangeAspect="1" noChangeArrowheads="1"/>
+                      <a:picLocks noChangeArrowheads="1" noChangeAspect="1"/>
                     </pic:cNvPicPr>
                   </pic:nvPicPr>
                   <pic:blipFill>
-                    <a:blip r:embed="rId19"/>
+                    <a:blip r:embed="rId75"/>
                     <a:stretch>
                       <a:fillRect/>
                     </a:stretch>
@@ -2238,64 +2575,66 @@
           <w:b/>
           <w:bCs/>
         </w:rPr>
-        <w:t>On GitHub.com:</w:t>
-      </w:r>
-    </w:p>
-    <w:p>
-      <w:pPr>
-        <w:pStyle w:val="Compact"/>
+        <w:t xml:space="preserve">On GitHub.com:</w:t>
+      </w:r>
+    </w:p>
+    <w:p>
+      <w:pPr>
         <w:numPr>
           <w:ilvl w:val="0"/>
-          <w:numId w:val="11"/>
+          <w:numId w:val="1010"/>
         </w:numPr>
       </w:pPr>
       <w:r>
-        <w:t>Open your repository on GitHub.</w:t>
-      </w:r>
-    </w:p>
-    <w:p>
-      <w:pPr>
-        <w:pStyle w:val="Compact"/>
+        <w:t xml:space="preserve">Open your repository on GitHub.</w:t>
+      </w:r>
+    </w:p>
+    <w:p>
+      <w:pPr>
         <w:numPr>
           <w:ilvl w:val="0"/>
-          <w:numId w:val="11"/>
+          <w:numId w:val="1010"/>
         </w:numPr>
       </w:pPr>
       <w:r>
-        <w:lastRenderedPageBreak/>
-        <w:t xml:space="preserve">Click </w:t>
+        <w:t xml:space="preserve">Click</w:t>
+      </w:r>
+      <w:r>
+        <w:t xml:space="preserve"> </w:t>
       </w:r>
       <w:r>
         <w:rPr>
           <w:b/>
           <w:bCs/>
         </w:rPr>
-        <w:t>Commits</w:t>
-      </w:r>
-      <w:r>
-        <w:t xml:space="preserve"> (near the top of the file list) to see the full history. </w:t>
-      </w:r>
-      <w:r>
-        <w:rPr>
-          <w:noProof/>
-        </w:rPr>
+        <w:t xml:space="preserve">Commits</w:t>
+      </w:r>
+      <w:r>
+        <w:t xml:space="preserve"> </w:t>
+      </w:r>
+      <w:r>
+        <w:t xml:space="preserve">(near the top of the file list) to see the full history.</w:t>
+      </w:r>
+      <w:r>
+        <w:t xml:space="preserve"> </w:t>
+      </w:r>
+      <w:r>
         <w:drawing>
-          <wp:inline distT="0" distB="0" distL="0" distR="0" wp14:anchorId="469F779F" wp14:editId="469F77A0">
+          <wp:inline>
             <wp:extent cx="3733800" cy="967083"/>
-            <wp:effectExtent l="0" t="0" r="0" b="0"/>
-            <wp:docPr id="79" name="Picture"/>
-            <wp:cNvGraphicFramePr/>
-            <a:graphic xmlns:a="http://schemas.openxmlformats.org/drawingml/2006/main">
+            <wp:effectExtent b="0" l="0" r="0" t="0"/>
+            <wp:docPr descr="" title="" id="79" name="Picture"/>
+            <a:graphic>
               <a:graphicData uri="http://schemas.openxmlformats.org/drawingml/2006/picture">
-                <pic:pic xmlns:pic="http://schemas.openxmlformats.org/drawingml/2006/picture">
+                <pic:pic>
                   <pic:nvPicPr>
-                    <pic:cNvPr id="80" name="Picture" descr="42_History(GitHub).png"/>
+                    <pic:cNvPr descr="42_History(GitHub).png" id="80" name="Picture"/>
                     <pic:cNvPicPr>
-                      <a:picLocks noChangeAspect="1" noChangeArrowheads="1"/>
+                      <a:picLocks noChangeArrowheads="1" noChangeAspect="1"/>
                     </pic:cNvPicPr>
                   </pic:nvPicPr>
                   <pic:blipFill>
-                    <a:blip r:embed="rId20"/>
+                    <a:blip r:embed="rId78"/>
                     <a:stretch>
                       <a:fillRect/>
                     </a:stretch>
@@ -2324,58 +2663,58 @@
     </w:p>
     <w:p>
       <w:pPr>
-        <w:pStyle w:val="Compact"/>
         <w:numPr>
           <w:ilvl w:val="0"/>
-          <w:numId w:val="11"/>
+          <w:numId w:val="1010"/>
         </w:numPr>
       </w:pPr>
       <w:r>
-        <w:t>Click any commit to see exactly which lines were added or removed in every file.</w:t>
-      </w:r>
-    </w:p>
-    <w:p>
-      <w:pPr>
-        <w:pStyle w:val="Compact"/>
+        <w:t xml:space="preserve">Click any commit to see exactly which lines were added or removed in every file.</w:t>
+      </w:r>
+    </w:p>
+    <w:p>
+      <w:pPr>
         <w:numPr>
           <w:ilvl w:val="0"/>
-          <w:numId w:val="11"/>
+          <w:numId w:val="1010"/>
         </w:numPr>
       </w:pPr>
       <w:r>
-        <w:t xml:space="preserve">To see who wrote each specific line of a file, open the file and click </w:t>
+        <w:t xml:space="preserve">To see who wrote each specific line of a file, open the file and click</w:t>
+      </w:r>
+      <w:r>
+        <w:t xml:space="preserve"> </w:t>
       </w:r>
       <w:r>
         <w:rPr>
           <w:b/>
           <w:bCs/>
         </w:rPr>
-        <w:t>Blame</w:t>
-      </w:r>
-      <w:r>
-        <w:t xml:space="preserve">. GitHub will annotate every line with the author and the date it was last changed. </w:t>
-      </w:r>
-      <w:r>
-        <w:rPr>
-          <w:noProof/>
-        </w:rPr>
+        <w:t xml:space="preserve">Blame</w:t>
+      </w:r>
+      <w:r>
+        <w:t xml:space="preserve">. GitHub will annotate every line with the author and the date it was last changed.</w:t>
+      </w:r>
+      <w:r>
+        <w:t xml:space="preserve"> </w:t>
+      </w:r>
+      <w:r>
         <w:drawing>
-          <wp:inline distT="0" distB="0" distL="0" distR="0" wp14:anchorId="469F77A1" wp14:editId="469F77A2">
+          <wp:inline>
             <wp:extent cx="4267200" cy="917102"/>
-            <wp:effectExtent l="0" t="0" r="0" b="0"/>
-            <wp:docPr id="82" name="Picture"/>
-            <wp:cNvGraphicFramePr/>
-            <a:graphic xmlns:a="http://schemas.openxmlformats.org/drawingml/2006/main">
+            <wp:effectExtent b="0" l="0" r="0" t="0"/>
+            <wp:docPr descr="" title="" id="82" name="Picture"/>
+            <a:graphic>
               <a:graphicData uri="http://schemas.openxmlformats.org/drawingml/2006/picture">
-                <pic:pic xmlns:pic="http://schemas.openxmlformats.org/drawingml/2006/picture">
+                <pic:pic>
                   <pic:nvPicPr>
-                    <pic:cNvPr id="83" name="Picture" descr="42_Diff(GitHub).png"/>
+                    <pic:cNvPr descr="42_Diff(GitHub).png" id="83" name="Picture"/>
                     <pic:cNvPicPr>
-                      <a:picLocks noChangeAspect="1" noChangeArrowheads="1"/>
+                      <a:picLocks noChangeArrowheads="1" noChangeAspect="1"/>
                     </pic:cNvPicPr>
                   </pic:nvPicPr>
                   <pic:blipFill>
-                    <a:blip r:embed="rId21"/>
+                    <a:blip r:embed="rId81"/>
                     <a:stretch>
                       <a:fillRect/>
                     </a:stretch>
@@ -2402,14 +2741,14 @@
         </w:drawing>
       </w:r>
     </w:p>
+    <w:bookmarkEnd w:id="84"/>
+    <w:bookmarkStart w:id="88" w:name="X1b15ba1ac92ddde069a6cb9d012238910a3077a"/>
     <w:p>
       <w:pPr>
         <w:pStyle w:val="Heading4"/>
       </w:pPr>
-      <w:bookmarkStart w:id="19" w:name="X1b15ba1ac92ddde069a6cb9d012238910a3077a"/>
-      <w:bookmarkEnd w:id="18"/>
-      <w:r>
-        <w:t>4.3 How to restore from a Local Changes (Before Commit)</w:t>
+      <w:r>
+        <w:t xml:space="preserve">4.3 How to restore from a Local Changes (Before Commit)</w:t>
       </w:r>
     </w:p>
     <w:p>
@@ -2417,7 +2756,7 @@
         <w:pStyle w:val="FirstParagraph"/>
       </w:pPr>
       <w:r>
-        <w:t>If you have edited a file but have not yet committed, you can discard your local changes and return the file to the last committed version.</w:t>
+        <w:t xml:space="preserve">If you have edited a file but have not yet committed, you can discard your local changes and return the file to the last committed version.</w:t>
       </w:r>
     </w:p>
     <w:p>
@@ -2429,7 +2768,7 @@
           <w:b/>
           <w:bCs/>
         </w:rPr>
-        <w:t>In RStudio:</w:t>
+        <w:t xml:space="preserve">In RStudio:</w:t>
       </w:r>
     </w:p>
     <w:p>
@@ -2437,21 +2776,27 @@
         <w:pStyle w:val="Compact"/>
         <w:numPr>
           <w:ilvl w:val="0"/>
-          <w:numId w:val="12"/>
+          <w:numId w:val="1011"/>
         </w:numPr>
       </w:pPr>
       <w:r>
-        <w:t xml:space="preserve">In the </w:t>
+        <w:t xml:space="preserve">In the</w:t>
+      </w:r>
+      <w:r>
+        <w:t xml:space="preserve"> </w:t>
       </w:r>
       <w:r>
         <w:rPr>
           <w:b/>
           <w:bCs/>
         </w:rPr>
-        <w:t>Git</w:t>
-      </w:r>
-      <w:r>
-        <w:t xml:space="preserve"> tab, right-click the file you want to restore.</w:t>
+        <w:t xml:space="preserve">Git</w:t>
+      </w:r>
+      <w:r>
+        <w:t xml:space="preserve"> </w:t>
+      </w:r>
+      <w:r>
+        <w:t xml:space="preserve">tab, right-click the file you want to restore.</w:t>
       </w:r>
     </w:p>
     <w:p>
@@ -2459,43 +2804,48 @@
         <w:pStyle w:val="Compact"/>
         <w:numPr>
           <w:ilvl w:val="0"/>
-          <w:numId w:val="12"/>
+          <w:numId w:val="1011"/>
         </w:numPr>
       </w:pPr>
       <w:r>
-        <w:t xml:space="preserve">Select </w:t>
+        <w:t xml:space="preserve">Select</w:t>
+      </w:r>
+      <w:r>
+        <w:t xml:space="preserve"> </w:t>
       </w:r>
       <w:r>
         <w:rPr>
           <w:b/>
           <w:bCs/>
         </w:rPr>
-        <w:t>Revert…</w:t>
-      </w:r>
-      <w:r>
-        <w:t xml:space="preserve"> and confirm. </w:t>
-      </w:r>
-      <w:r>
-        <w:rPr>
-          <w:noProof/>
-        </w:rPr>
+        <w:t xml:space="preserve">Revert…</w:t>
+      </w:r>
+      <w:r>
+        <w:t xml:space="preserve"> </w:t>
+      </w:r>
+      <w:r>
+        <w:t xml:space="preserve">and confirm.</w:t>
+      </w:r>
+      <w:r>
+        <w:t xml:space="preserve"> </w:t>
+      </w:r>
+      <w:r>
         <w:drawing>
-          <wp:inline distT="0" distB="0" distL="0" distR="0" wp14:anchorId="469F77A3" wp14:editId="469F77A4">
+          <wp:inline>
             <wp:extent cx="4267200" cy="929973"/>
-            <wp:effectExtent l="0" t="0" r="0" b="0"/>
-            <wp:docPr id="86" name="Picture"/>
-            <wp:cNvGraphicFramePr/>
-            <a:graphic xmlns:a="http://schemas.openxmlformats.org/drawingml/2006/main">
+            <wp:effectExtent b="0" l="0" r="0" t="0"/>
+            <wp:docPr descr="" title="" id="86" name="Picture"/>
+            <a:graphic>
               <a:graphicData uri="http://schemas.openxmlformats.org/drawingml/2006/picture">
-                <pic:pic xmlns:pic="http://schemas.openxmlformats.org/drawingml/2006/picture">
+                <pic:pic>
                   <pic:nvPicPr>
-                    <pic:cNvPr id="87" name="Picture" descr="43_Revert.png"/>
+                    <pic:cNvPr descr="43_Revert.png" id="87" name="Picture"/>
                     <pic:cNvPicPr>
-                      <a:picLocks noChangeAspect="1" noChangeArrowheads="1"/>
+                      <a:picLocks noChangeArrowheads="1" noChangeAspect="1"/>
                     </pic:cNvPicPr>
                   </pic:nvPicPr>
                   <pic:blipFill>
-                    <a:blip r:embed="rId22"/>
+                    <a:blip r:embed="rId85"/>
                     <a:stretch>
                       <a:fillRect/>
                     </a:stretch>
@@ -2531,72 +2881,239 @@
           <w:b/>
           <w:bCs/>
         </w:rPr>
-        <w:t xml:space="preserve">In the </w:t>
+        <w:t xml:space="preserve">In the terminal:</w:t>
+      </w:r>
+    </w:p>
+    <w:p>
+      <w:pPr>
+        <w:pStyle w:val="SourceCode"/>
+      </w:pPr>
+      <w:r>
+        <w:rPr>
+          <w:rStyle w:val="VerbatimChar"/>
+        </w:rPr>
+        <w:t xml:space="preserve">git checkout -- filename.Rmd</w:t>
+      </w:r>
+    </w:p>
+    <w:bookmarkEnd w:id="88"/>
+    <w:bookmarkStart w:id="96" w:name="how-to-restore-from-a-past-commit-local"/>
+    <w:p>
+      <w:pPr>
+        <w:pStyle w:val="Heading4"/>
+      </w:pPr>
+      <w:r>
+        <w:t xml:space="preserve">4.4 How to restore from a Past Commit (Local)</w:t>
+      </w:r>
+    </w:p>
+    <w:p>
+      <w:pPr>
+        <w:pStyle w:val="FirstParagraph"/>
+      </w:pPr>
+      <w:r>
+        <w:t xml:space="preserve">If you have already committed a change but want to go back to an earlier version of a specific file, you can restore it using the commit’s unique ID (called a</w:t>
+      </w:r>
+      <w:r>
+        <w:t xml:space="preserve"> </w:t>
       </w:r>
       <w:r>
         <w:rPr>
           <w:b/>
           <w:bCs/>
         </w:rPr>
-        <w:t>R</w:t>
-      </w:r>
+        <w:t xml:space="preserve">hash</w:t>
+      </w:r>
+      <w:r>
+        <w:t xml:space="preserve">).</w:t>
+      </w:r>
+    </w:p>
+    <w:p>
+      <w:pPr>
+        <w:pStyle w:val="BodyText"/>
+      </w:pPr>
       <w:r>
         <w:rPr>
           <w:b/>
           <w:bCs/>
         </w:rPr>
-        <w:t>terminal:</w:t>
-      </w:r>
-    </w:p>
-    <w:p>
-      <w:pPr>
-        <w:pStyle w:val="SourceCode"/>
-      </w:pPr>
-      <w:r>
-        <w:rPr>
-          <w:rStyle w:val="VerbatimChar"/>
-        </w:rPr>
-        <w:t>git checkout -- filename.Rmd</w:t>
-      </w:r>
-    </w:p>
-    <w:p>
-      <w:pPr>
-        <w:pStyle w:val="Heading4"/>
-      </w:pPr>
-      <w:bookmarkStart w:id="20" w:name="how-to-restore-from-a-past-commit-local"/>
-      <w:bookmarkEnd w:id="19"/>
-      <w:r>
-        <w:t>4.4 How to restore from a Past Commit (Local)</w:t>
-      </w:r>
-    </w:p>
-    <w:p>
-      <w:pPr>
-        <w:pStyle w:val="FirstParagraph"/>
-      </w:pPr>
-      <w:r>
-        <w:t xml:space="preserve">If you have already committed a change but want to go back to an earlier version of a specific file, you can restore it using the commit’s unique ID (called a </w:t>
+        <w:t xml:space="preserve">Steps:</w:t>
+      </w:r>
+    </w:p>
+    <w:p>
+      <w:pPr>
+        <w:numPr>
+          <w:ilvl w:val="0"/>
+          <w:numId w:val="1012"/>
+        </w:numPr>
+      </w:pPr>
+      <w:r>
+        <w:t xml:space="preserve">Open the</w:t>
+      </w:r>
+      <w:r>
+        <w:t xml:space="preserve"> </w:t>
       </w:r>
       <w:r>
         <w:rPr>
           <w:b/>
           <w:bCs/>
         </w:rPr>
-        <w:t>hash</w:t>
-      </w:r>
-      <w:r>
-        <w:t>).</w:t>
-      </w:r>
-    </w:p>
-    <w:p>
-      <w:pPr>
-        <w:pStyle w:val="BodyText"/>
-      </w:pPr>
+        <w:t xml:space="preserve">Git</w:t>
+      </w:r>
+      <w:r>
+        <w:t xml:space="preserve"> </w:t>
+      </w:r>
+      <w:r>
+        <w:t xml:space="preserve">tab in RStudio and click the</w:t>
+      </w:r>
+      <w:r>
+        <w:t xml:space="preserve"> </w:t>
+      </w:r>
       <w:r>
         <w:rPr>
           <w:b/>
           <w:bCs/>
         </w:rPr>
-        <w:t>Steps:</w:t>
+        <w:t xml:space="preserve">clock icon</w:t>
+      </w:r>
+      <w:r>
+        <w:t xml:space="preserve"> </w:t>
+      </w:r>
+      <w:r>
+        <w:t xml:space="preserve">to view history.</w:t>
+      </w:r>
+      <w:r>
+        <w:t xml:space="preserve"> </w:t>
+      </w:r>
+      <w:r>
+        <w:drawing>
+          <wp:inline>
+            <wp:extent cx="4267200" cy="469436"/>
+            <wp:effectExtent b="0" l="0" r="0" t="0"/>
+            <wp:docPr descr="" title="" id="89" name="Picture"/>
+            <a:graphic>
+              <a:graphicData uri="http://schemas.openxmlformats.org/drawingml/2006/picture">
+                <pic:pic>
+                  <pic:nvPicPr>
+                    <pic:cNvPr descr="42_History.png" id="90" name="Picture"/>
+                    <pic:cNvPicPr>
+                      <a:picLocks noChangeArrowheads="1" noChangeAspect="1"/>
+                    </pic:cNvPicPr>
+                  </pic:nvPicPr>
+                  <pic:blipFill>
+                    <a:blip r:embed="rId72"/>
+                    <a:stretch>
+                      <a:fillRect/>
+                    </a:stretch>
+                  </pic:blipFill>
+                  <pic:spPr bwMode="auto">
+                    <a:xfrm>
+                      <a:off x="0" y="0"/>
+                      <a:ext cx="4267200" cy="469436"/>
+                    </a:xfrm>
+                    <a:prstGeom prst="rect">
+                      <a:avLst/>
+                    </a:prstGeom>
+                    <a:noFill/>
+                    <a:ln w="9525">
+                      <a:noFill/>
+                      <a:headEnd/>
+                      <a:tailEnd/>
+                    </a:ln>
+                  </pic:spPr>
+                </pic:pic>
+              </a:graphicData>
+            </a:graphic>
+          </wp:inline>
+        </w:drawing>
+      </w:r>
+    </w:p>
+    <w:p>
+      <w:pPr>
+        <w:numPr>
+          <w:ilvl w:val="0"/>
+          <w:numId w:val="1012"/>
+        </w:numPr>
+      </w:pPr>
+      <w:r>
+        <w:t xml:space="preserve">Find the commit you want to restore and copy its short hash / SHA (e.g.,</w:t>
+      </w:r>
+      <w:r>
+        <w:t xml:space="preserve"> </w:t>
+      </w:r>
+      <w:r>
+        <w:rPr>
+          <w:rStyle w:val="VerbatimChar"/>
+        </w:rPr>
+        <w:t xml:space="preserve">3a6536d8</w:t>
+      </w:r>
+      <w:r>
+        <w:t xml:space="preserve">).</w:t>
+      </w:r>
+      <w:r>
+        <w:t xml:space="preserve"> </w:t>
+      </w:r>
+      <w:r>
+        <w:drawing>
+          <wp:inline>
+            <wp:extent cx="4267200" cy="1126133"/>
+            <wp:effectExtent b="0" l="0" r="0" t="0"/>
+            <wp:docPr descr="" title="" id="92" name="Picture"/>
+            <a:graphic>
+              <a:graphicData uri="http://schemas.openxmlformats.org/drawingml/2006/picture">
+                <pic:pic>
+                  <pic:nvPicPr>
+                    <pic:cNvPr descr="44_Hash.png" id="93" name="Picture"/>
+                    <pic:cNvPicPr>
+                      <a:picLocks noChangeArrowheads="1" noChangeAspect="1"/>
+                    </pic:cNvPicPr>
+                  </pic:nvPicPr>
+                  <pic:blipFill>
+                    <a:blip r:embed="rId91"/>
+                    <a:stretch>
+                      <a:fillRect/>
+                    </a:stretch>
+                  </pic:blipFill>
+                  <pic:spPr bwMode="auto">
+                    <a:xfrm>
+                      <a:off x="0" y="0"/>
+                      <a:ext cx="4267200" cy="1126133"/>
+                    </a:xfrm>
+                    <a:prstGeom prst="rect">
+                      <a:avLst/>
+                    </a:prstGeom>
+                    <a:noFill/>
+                    <a:ln w="9525">
+                      <a:noFill/>
+                      <a:headEnd/>
+                      <a:tailEnd/>
+                    </a:ln>
+                  </pic:spPr>
+                </pic:pic>
+              </a:graphicData>
+            </a:graphic>
+          </wp:inline>
+        </w:drawing>
+      </w:r>
+    </w:p>
+    <w:p>
+      <w:pPr>
+        <w:numPr>
+          <w:ilvl w:val="0"/>
+          <w:numId w:val="1012"/>
+        </w:numPr>
+      </w:pPr>
+      <w:r>
+        <w:t xml:space="preserve">In the RStudio terminal, run:</w:t>
+      </w:r>
+    </w:p>
+    <w:p>
+      <w:pPr>
+        <w:pStyle w:val="SourceCode"/>
+      </w:pPr>
+      <w:r>
+        <w:rPr>
+          <w:rStyle w:val="VerbatimChar"/>
+        </w:rPr>
+        <w:t xml:space="preserve">git checkout 3a6536d8 -- filename.Rmd</w:t>
       </w:r>
     </w:p>
     <w:p>
@@ -2604,21 +3121,31 @@
         <w:pStyle w:val="Compact"/>
         <w:numPr>
           <w:ilvl w:val="0"/>
-          <w:numId w:val="13"/>
+          <w:numId w:val="1013"/>
         </w:numPr>
       </w:pPr>
       <w:r>
-        <w:t xml:space="preserve">Open the </w:t>
-      </w:r>
-      <w:r>
-        <w:rPr>
-          <w:b/>
-          <w:bCs/>
-        </w:rPr>
-        <w:t>Git</w:t>
-      </w:r>
-      <w:r>
-        <w:t xml:space="preserve"> tab in RStudio and click the clock icon to view history.</w:t>
+        <w:t xml:space="preserve">Stage it and commit again:</w:t>
+      </w:r>
+    </w:p>
+    <w:p>
+      <w:pPr>
+        <w:pStyle w:val="SourceCode"/>
+      </w:pPr>
+      <w:r>
+        <w:rPr>
+          <w:rStyle w:val="VerbatimChar"/>
+        </w:rPr>
+        <w:t xml:space="preserve">git add filename.Rmd</w:t>
+      </w:r>
+      <w:r>
+        <w:br/>
+      </w:r>
+      <w:r>
+        <w:rPr>
+          <w:rStyle w:val="VerbatimChar"/>
+        </w:rPr>
+        <w:t xml:space="preserve">git commit -m "Restore filename.Rmd to version from [date]"</w:t>
       </w:r>
     </w:p>
     <w:p>
@@ -2626,20 +3153,235 @@
         <w:pStyle w:val="Compact"/>
         <w:numPr>
           <w:ilvl w:val="0"/>
-          <w:numId w:val="13"/>
+          <w:numId w:val="1014"/>
         </w:numPr>
       </w:pPr>
       <w:r>
-        <w:t xml:space="preserve">Find the commit you want to restore and copy its short hash / SHA (e.g., </w:t>
+        <w:t xml:space="preserve">Push the commit so the rest of the team also sees the restored version — either run</w:t>
+      </w:r>
+      <w:r>
+        <w:t xml:space="preserve"> </w:t>
       </w:r>
       <w:r>
         <w:rPr>
           <w:rStyle w:val="VerbatimChar"/>
         </w:rPr>
-        <w:t>a3f9c12</w:t>
-      </w:r>
-      <w:r>
-        <w:t>).</w:t>
+        <w:t xml:space="preserve">git push</w:t>
+      </w:r>
+      <w:r>
+        <w:t xml:space="preserve">, or simply click the</w:t>
+      </w:r>
+      <w:r>
+        <w:t xml:space="preserve"> </w:t>
+      </w:r>
+      <w:r>
+        <w:rPr>
+          <w:b/>
+          <w:bCs/>
+        </w:rPr>
+        <w:t xml:space="preserve">“Push”</w:t>
+      </w:r>
+      <w:r>
+        <w:t xml:space="preserve"> </w:t>
+      </w:r>
+      <w:r>
+        <w:t xml:space="preserve">button in RStudio as in Section 3.6.</w:t>
+      </w:r>
+    </w:p>
+    <w:p>
+      <w:pPr>
+        <w:pStyle w:val="FirstParagraph"/>
+      </w:pPr>
+      <w:r>
+        <w:drawing>
+          <wp:inline>
+            <wp:extent cx="4267200" cy="776461"/>
+            <wp:effectExtent b="0" l="0" r="0" t="0"/>
+            <wp:docPr descr="" title="" id="94" name="Picture"/>
+            <a:graphic>
+              <a:graphicData uri="http://schemas.openxmlformats.org/drawingml/2006/picture">
+                <pic:pic>
+                  <pic:nvPicPr>
+                    <pic:cNvPr descr="36_Push.png" id="95" name="Picture"/>
+                    <pic:cNvPicPr>
+                      <a:picLocks noChangeArrowheads="1" noChangeAspect="1"/>
+                    </pic:cNvPicPr>
+                  </pic:nvPicPr>
+                  <pic:blipFill>
+                    <a:blip r:embed="rId66"/>
+                    <a:stretch>
+                      <a:fillRect/>
+                    </a:stretch>
+                  </pic:blipFill>
+                  <pic:spPr bwMode="auto">
+                    <a:xfrm>
+                      <a:off x="0" y="0"/>
+                      <a:ext cx="4267200" cy="776461"/>
+                    </a:xfrm>
+                    <a:prstGeom prst="rect">
+                      <a:avLst/>
+                    </a:prstGeom>
+                    <a:noFill/>
+                    <a:ln w="9525">
+                      <a:noFill/>
+                      <a:headEnd/>
+                      <a:tailEnd/>
+                    </a:ln>
+                  </pic:spPr>
+                </pic:pic>
+              </a:graphicData>
+            </a:graphic>
+          </wp:inline>
+        </w:drawing>
+      </w:r>
+    </w:p>
+    <w:bookmarkEnd w:id="96"/>
+    <w:bookmarkStart w:id="97" w:name="how-to-restore-from-a-github"/>
+    <w:p>
+      <w:pPr>
+        <w:pStyle w:val="Heading4"/>
+      </w:pPr>
+      <w:r>
+        <w:t xml:space="preserve">4.5 How to restore from a Github</w:t>
+      </w:r>
+    </w:p>
+    <w:p>
+      <w:pPr>
+        <w:pStyle w:val="FirstParagraph"/>
+      </w:pPr>
+      <w:r>
+        <w:rPr>
+          <w:b/>
+          <w:bCs/>
+        </w:rPr>
+        <w:t xml:space="preserve">- Pulling the latest version from GitHub (safest):</w:t>
+      </w:r>
+    </w:p>
+    <w:p>
+      <w:pPr>
+        <w:pStyle w:val="SourceCode"/>
+      </w:pPr>
+      <w:r>
+        <w:rPr>
+          <w:rStyle w:val="VerbatimChar"/>
+        </w:rPr>
+        <w:t xml:space="preserve">git pull origin main</w:t>
+      </w:r>
+    </w:p>
+    <w:p>
+      <w:pPr>
+        <w:pStyle w:val="FirstParagraph"/>
+      </w:pPr>
+      <w:r>
+        <w:t xml:space="preserve">This will automatically download any commits made on Github and merge them with your files.</w:t>
+      </w:r>
+    </w:p>
+    <w:bookmarkEnd w:id="97"/>
+    <w:bookmarkStart w:id="98" w:name="how-to-communicate-with-team-members"/>
+    <w:p>
+      <w:pPr>
+        <w:pStyle w:val="Heading4"/>
+      </w:pPr>
+      <w:r>
+        <w:t xml:space="preserve">4.6 How to communicate with team members</w:t>
+      </w:r>
+    </w:p>
+    <w:p>
+      <w:pPr>
+        <w:pStyle w:val="FirstParagraph"/>
+      </w:pPr>
+      <w:r>
+        <w:rPr>
+          <w:b/>
+          <w:bCs/>
+        </w:rPr>
+        <w:t xml:space="preserve">Commit messages as communication:</w:t>
+      </w:r>
+    </w:p>
+    <w:p>
+      <w:pPr>
+        <w:pStyle w:val="BodyText"/>
+      </w:pPr>
+      <w:r>
+        <w:t xml:space="preserve">Good communication is what keeps a team from stepping on each other’s work. GitHub gives you several built-in tools for this:</w:t>
+      </w:r>
+    </w:p>
+    <w:p>
+      <w:pPr>
+        <w:pStyle w:val="BodyText"/>
+      </w:pPr>
+      <w:r>
+        <w:rPr>
+          <w:b/>
+          <w:bCs/>
+        </w:rPr>
+        <w:t xml:space="preserve">Commit messages as communication:</w:t>
+      </w:r>
+    </w:p>
+    <w:p>
+      <w:pPr>
+        <w:pStyle w:val="BodyText"/>
+      </w:pPr>
+      <w:r>
+        <w:t xml:space="preserve">Every commit message is visible to the whole team in the history. Writing clear messages means your teammates always know what you were working on without having to ask.</w:t>
+      </w:r>
+    </w:p>
+    <w:p>
+      <w:pPr>
+        <w:pStyle w:val="SourceCode"/>
+      </w:pPr>
+      <w:r>
+        <w:rPr>
+          <w:rStyle w:val="VerbatimChar"/>
+        </w:rPr>
+        <w:t xml:space="preserve"># Examples of helpful commit messages:</w:t>
+      </w:r>
+      <w:r>
+        <w:br/>
+      </w:r>
+      <w:r>
+        <w:rPr>
+          <w:rStyle w:val="VerbatimChar"/>
+        </w:rPr>
+        <w:t xml:space="preserve">"Add Section 3 daily workflow steps"</w:t>
+      </w:r>
+      <w:r>
+        <w:br/>
+      </w:r>
+      <w:r>
+        <w:rPr>
+          <w:rStyle w:val="VerbatimChar"/>
+        </w:rPr>
+        <w:t xml:space="preserve">"Fix merge conflict in introduction"</w:t>
+      </w:r>
+      <w:r>
+        <w:br/>
+      </w:r>
+      <w:r>
+        <w:rPr>
+          <w:rStyle w:val="VerbatimChar"/>
+        </w:rPr>
+        <w:t xml:space="preserve">"Update Do's and Don'ts table with new examples"</w:t>
+      </w:r>
+    </w:p>
+    <w:p>
+      <w:pPr>
+        <w:pStyle w:val="FirstParagraph"/>
+      </w:pPr>
+      <w:r>
+        <w:rPr>
+          <w:b/>
+          <w:bCs/>
+        </w:rPr>
+        <w:t xml:space="preserve">GitHub Issues:</w:t>
+      </w:r>
+    </w:p>
+    <w:p>
+      <w:pPr>
+        <w:pStyle w:val="BodyText"/>
+      </w:pPr>
+      <w:r>
+        <w:t xml:space="preserve">Issues are like a built-in task board inside your repository. You can use them to:</w:t>
       </w:r>
     </w:p>
     <w:p>
@@ -2647,22 +3389,20 @@
         <w:pStyle w:val="Compact"/>
         <w:numPr>
           <w:ilvl w:val="0"/>
-          <w:numId w:val="13"/>
+          <w:numId w:val="1015"/>
         </w:numPr>
       </w:pPr>
       <w:r>
-        <w:t>In the RStudio terminal, run:</w:t>
-      </w:r>
-    </w:p>
-    <w:p>
-      <w:pPr>
-        <w:pStyle w:val="SourceCode"/>
-      </w:pPr>
-      <w:r>
-        <w:rPr>
-          <w:rStyle w:val="VerbatimChar"/>
-        </w:rPr>
-        <w:t>git checkout a3f9c12 -- filename.Rmd</w:t>
+        <w:t xml:space="preserve">Report a problem (e.g.,</w:t>
+      </w:r>
+      <w:r>
+        <w:t xml:space="preserve"> </w:t>
+      </w:r>
+      <w:r>
+        <w:t xml:space="preserve">“Section 4.2 screenshot is missing”</w:t>
+      </w:r>
+      <w:r>
+        <w:t xml:space="preserve">)</w:t>
       </w:r>
     </w:p>
     <w:p>
@@ -2670,181 +3410,11 @@
         <w:pStyle w:val="Compact"/>
         <w:numPr>
           <w:ilvl w:val="0"/>
-          <w:numId w:val="14"/>
+          <w:numId w:val="1015"/>
         </w:numPr>
       </w:pPr>
       <w:r>
-        <w:t>Stage it and commit again:</w:t>
-      </w:r>
-    </w:p>
-    <w:p>
-      <w:pPr>
-        <w:pStyle w:val="SourceCode"/>
-      </w:pPr>
-      <w:r>
-        <w:rPr>
-          <w:rStyle w:val="VerbatimChar"/>
-        </w:rPr>
-        <w:lastRenderedPageBreak/>
-        <w:t>git add filename.Rmd</w:t>
-      </w:r>
-      <w:r>
-        <w:br/>
-      </w:r>
-      <w:r>
-        <w:rPr>
-          <w:rStyle w:val="VerbatimChar"/>
-        </w:rPr>
-        <w:t>git commit -m "Restore filename.Rmd to version from [date]"</w:t>
-      </w:r>
-    </w:p>
-    <w:p>
-      <w:pPr>
-        <w:pStyle w:val="Heading4"/>
-      </w:pPr>
-      <w:bookmarkStart w:id="21" w:name="how-to-restore-from-a-github"/>
-      <w:bookmarkEnd w:id="20"/>
-      <w:r>
-        <w:t>4.5 How to restore from a Github</w:t>
-      </w:r>
-    </w:p>
-    <w:p>
-      <w:pPr>
-        <w:pStyle w:val="FirstParagraph"/>
-      </w:pPr>
-      <w:r>
-        <w:rPr>
-          <w:b/>
-          <w:bCs/>
-        </w:rPr>
-        <w:t>Option A — Pull the latest version from GitHub (safest):</w:t>
-      </w:r>
-    </w:p>
-    <w:p>
-      <w:pPr>
-        <w:pStyle w:val="SourceCode"/>
-      </w:pPr>
-      <w:r>
-        <w:rPr>
-          <w:rStyle w:val="VerbatimChar"/>
-        </w:rPr>
-        <w:t>git pull origin main</w:t>
-      </w:r>
-    </w:p>
-    <w:p>
-      <w:pPr>
-        <w:pStyle w:val="FirstParagraph"/>
-      </w:pPr>
-      <w:r>
-        <w:t>This will automatically download any commits made on Github and merge them with your files.</w:t>
-      </w:r>
-    </w:p>
-    <w:p>
-      <w:pPr>
-        <w:pStyle w:val="Heading4"/>
-      </w:pPr>
-      <w:bookmarkStart w:id="22" w:name="how-to-communicate-with-team-members"/>
-      <w:bookmarkEnd w:id="21"/>
-      <w:r>
-        <w:t>4.6 How to communicate with team members</w:t>
-      </w:r>
-    </w:p>
-    <w:p>
-      <w:pPr>
-        <w:pStyle w:val="FirstParagraph"/>
-      </w:pPr>
-      <w:r>
-        <w:rPr>
-          <w:b/>
-          <w:bCs/>
-        </w:rPr>
-        <w:t>Commit messages as communication:</w:t>
-      </w:r>
-    </w:p>
-    <w:p>
-      <w:pPr>
-        <w:pStyle w:val="BodyText"/>
-      </w:pPr>
-      <w:r>
-        <w:t>Good communication is what keeps a team from stepping on each other’s work. GitHub gives you several built-in tools for this:</w:t>
-      </w:r>
-    </w:p>
-    <w:p>
-      <w:pPr>
-        <w:pStyle w:val="BodyText"/>
-      </w:pPr>
-      <w:r>
-        <w:rPr>
-          <w:b/>
-          <w:bCs/>
-        </w:rPr>
-        <w:t>Commit messages as communication:</w:t>
-      </w:r>
-    </w:p>
-    <w:p>
-      <w:pPr>
-        <w:pStyle w:val="BodyText"/>
-      </w:pPr>
-      <w:r>
-        <w:t>Every commit message is visible to the whole team in the history. Writing clear messages means your teammates always know what you were working on without having to ask.</w:t>
-      </w:r>
-    </w:p>
-    <w:p>
-      <w:pPr>
-        <w:pStyle w:val="SourceCode"/>
-      </w:pPr>
-      <w:r>
-        <w:rPr>
-          <w:rStyle w:val="VerbatimChar"/>
-        </w:rPr>
-        <w:t># Examples of helpful commit messages:</w:t>
-      </w:r>
-      <w:r>
-        <w:br/>
-      </w:r>
-      <w:r>
-        <w:rPr>
-          <w:rStyle w:val="VerbatimChar"/>
-        </w:rPr>
-        <w:t>"Add Section 3 daily workflow steps"</w:t>
-      </w:r>
-      <w:r>
-        <w:br/>
-      </w:r>
-      <w:r>
-        <w:rPr>
-          <w:rStyle w:val="VerbatimChar"/>
-        </w:rPr>
-        <w:t>"Fix merge conflict in introduction"</w:t>
-      </w:r>
-      <w:r>
-        <w:br/>
-      </w:r>
-      <w:r>
-        <w:rPr>
-          <w:rStyle w:val="VerbatimChar"/>
-        </w:rPr>
-        <w:t>"Update Do's and Don'ts table with new examples"</w:t>
-      </w:r>
-    </w:p>
-    <w:p>
-      <w:pPr>
-        <w:pStyle w:val="FirstParagraph"/>
-      </w:pPr>
-      <w:r>
-        <w:rPr>
-          <w:b/>
-          <w:bCs/>
-        </w:rPr>
-        <w:t>GitHub Issues:</w:t>
-      </w:r>
-    </w:p>
-    <w:p>
-      <w:pPr>
-        <w:pStyle w:val="BodyText"/>
-      </w:pPr>
-      <w:r>
-        <w:t>Issues are like a built-in task board inside your repository. You can use them to:</w:t>
+        <w:t xml:space="preserve">Assign tasks to specific team members</w:t>
       </w:r>
     </w:p>
     <w:p>
@@ -2852,11 +3422,109 @@
         <w:pStyle w:val="Compact"/>
         <w:numPr>
           <w:ilvl w:val="0"/>
-          <w:numId w:val="15"/>
+          <w:numId w:val="1015"/>
         </w:numPr>
       </w:pPr>
       <w:r>
-        <w:t>Report a problem (e.g., “Section 4.2 screenshot is missing”)</w:t>
+        <w:t xml:space="preserve">Track progress — close the Issue when the task is done</w:t>
+      </w:r>
+    </w:p>
+    <w:p>
+      <w:pPr>
+        <w:pStyle w:val="FirstParagraph"/>
+      </w:pPr>
+      <w:r>
+        <w:t xml:space="preserve">To create an Issue: Go to your repository on GitHub → click the</w:t>
+      </w:r>
+      <w:r>
+        <w:t xml:space="preserve"> </w:t>
+      </w:r>
+      <w:r>
+        <w:rPr>
+          <w:b/>
+          <w:bCs/>
+        </w:rPr>
+        <w:t xml:space="preserve">Issues</w:t>
+      </w:r>
+      <w:r>
+        <w:t xml:space="preserve"> </w:t>
+      </w:r>
+      <w:r>
+        <w:t xml:space="preserve">tab → click</w:t>
+      </w:r>
+      <w:r>
+        <w:t xml:space="preserve"> </w:t>
+      </w:r>
+      <w:r>
+        <w:rPr>
+          <w:b/>
+          <w:bCs/>
+        </w:rPr>
+        <w:t xml:space="preserve">New Issue</w:t>
+      </w:r>
+      <w:r>
+        <w:t xml:space="preserve">.</w:t>
+      </w:r>
+    </w:p>
+    <w:bookmarkEnd w:id="98"/>
+    <w:bookmarkStart w:id="105" w:name="understanding-branches"/>
+    <w:p>
+      <w:pPr>
+        <w:pStyle w:val="Heading4"/>
+      </w:pPr>
+      <w:r>
+        <w:t xml:space="preserve">4.7 Understanding Branches</w:t>
+      </w:r>
+    </w:p>
+    <w:p>
+      <w:pPr>
+        <w:pStyle w:val="FirstParagraph"/>
+      </w:pPr>
+      <w:r>
+        <w:t xml:space="preserve">A</w:t>
+      </w:r>
+      <w:r>
+        <w:t xml:space="preserve"> </w:t>
+      </w:r>
+      <w:r>
+        <w:rPr>
+          <w:b/>
+          <w:bCs/>
+        </w:rPr>
+        <w:t xml:space="preserve">branch</w:t>
+      </w:r>
+      <w:r>
+        <w:t xml:space="preserve"> </w:t>
+      </w:r>
+      <w:r>
+        <w:t xml:space="preserve">is an independent copy of the project where you can work freely without affecting the</w:t>
+      </w:r>
+      <w:r>
+        <w:t xml:space="preserve"> </w:t>
+      </w:r>
+      <w:r>
+        <w:rPr>
+          <w:rStyle w:val="VerbatimChar"/>
+        </w:rPr>
+        <w:t xml:space="preserve">main</w:t>
+      </w:r>
+      <w:r>
+        <w:t xml:space="preserve"> </w:t>
+      </w:r>
+      <w:r>
+        <w:t xml:space="preserve">version that everyone shares. Think of it like making a photocopy of a document to draft edits on — you only update the original once you are happy with your changes.</w:t>
+      </w:r>
+    </w:p>
+    <w:p>
+      <w:pPr>
+        <w:pStyle w:val="BodyText"/>
+      </w:pPr>
+      <w:r>
+        <w:rPr>
+          <w:b/>
+          <w:bCs/>
+        </w:rPr>
+        <w:t xml:space="preserve">Why branches matter for teams:</w:t>
       </w:r>
     </w:p>
     <w:p>
@@ -2864,11 +3532,11 @@
         <w:pStyle w:val="Compact"/>
         <w:numPr>
           <w:ilvl w:val="0"/>
-          <w:numId w:val="15"/>
+          <w:numId w:val="1016"/>
         </w:numPr>
       </w:pPr>
       <w:r>
-        <w:t>Assign tasks to specific team members</w:t>
+        <w:t xml:space="preserve">Team members can work on different features at the same time without interfering with each other</w:t>
       </w:r>
     </w:p>
     <w:p>
@@ -2876,89 +3544,26 @@
         <w:pStyle w:val="Compact"/>
         <w:numPr>
           <w:ilvl w:val="0"/>
-          <w:numId w:val="15"/>
+          <w:numId w:val="1016"/>
         </w:numPr>
       </w:pPr>
       <w:r>
-        <w:t>Track progress — close the Issue when the task is done</w:t>
-      </w:r>
-    </w:p>
-    <w:p>
-      <w:pPr>
-        <w:pStyle w:val="FirstParagraph"/>
-      </w:pPr>
-      <w:r>
-        <w:t xml:space="preserve">To create an Issue: Go to your repository on GitHub → click the </w:t>
-      </w:r>
-      <w:r>
-        <w:rPr>
-          <w:b/>
-          <w:bCs/>
-        </w:rPr>
-        <w:t>Issues</w:t>
-      </w:r>
-      <w:r>
-        <w:t xml:space="preserve"> tab → click </w:t>
-      </w:r>
-      <w:r>
-        <w:rPr>
-          <w:b/>
-          <w:bCs/>
-        </w:rPr>
-        <w:t>New Issue</w:t>
-      </w:r>
-      <w:r>
-        <w:t>.</w:t>
-      </w:r>
-    </w:p>
-    <w:p>
-      <w:pPr>
-        <w:pStyle w:val="Heading3"/>
-      </w:pPr>
-      <w:bookmarkStart w:id="23" w:name="understanding-branches"/>
-      <w:bookmarkEnd w:id="16"/>
-      <w:bookmarkEnd w:id="22"/>
-      <w:r>
-        <w:t>4.7 Understanding Branches</w:t>
-      </w:r>
-    </w:p>
-    <w:p>
-      <w:pPr>
-        <w:pStyle w:val="FirstParagraph"/>
-      </w:pPr>
-      <w:r>
-        <w:t xml:space="preserve">A </w:t>
-      </w:r>
-      <w:r>
-        <w:rPr>
-          <w:b/>
-          <w:bCs/>
-        </w:rPr>
-        <w:t>branch</w:t>
-      </w:r>
-      <w:r>
-        <w:t xml:space="preserve"> is an independent copy of the project where you can work freely without affecting the </w:t>
+        <w:t xml:space="preserve">The</w:t>
+      </w:r>
+      <w:r>
+        <w:t xml:space="preserve"> </w:t>
       </w:r>
       <w:r>
         <w:rPr>
           <w:rStyle w:val="VerbatimChar"/>
         </w:rPr>
-        <w:t>main</w:t>
-      </w:r>
-      <w:r>
-        <w:t xml:space="preserve"> version that everyone shares. Think of it like making a photocopy of a document to draft edits on — you only update the original once you are happy with your changes.</w:t>
-      </w:r>
-    </w:p>
-    <w:p>
-      <w:pPr>
-        <w:pStyle w:val="BodyText"/>
-      </w:pPr>
-      <w:r>
-        <w:rPr>
-          <w:b/>
-          <w:bCs/>
-        </w:rPr>
-        <w:t>Why branches matter for teams:</w:t>
+        <w:t xml:space="preserve">main</w:t>
+      </w:r>
+      <w:r>
+        <w:t xml:space="preserve"> </w:t>
+      </w:r>
+      <w:r>
+        <w:t xml:space="preserve">branch always stays clean and working</w:t>
       </w:r>
     </w:p>
     <w:p>
@@ -2966,101 +3571,71 @@
         <w:pStyle w:val="Compact"/>
         <w:numPr>
           <w:ilvl w:val="0"/>
-          <w:numId w:val="16"/>
+          <w:numId w:val="1016"/>
         </w:numPr>
       </w:pPr>
       <w:r>
-        <w:t>Team members can work on different features at the same time without interfering with each other</w:t>
-      </w:r>
-    </w:p>
-    <w:p>
-      <w:pPr>
-        <w:pStyle w:val="Compact"/>
+        <w:t xml:space="preserve">If something breaks on your branch, it does not affect anyone else</w:t>
+      </w:r>
+    </w:p>
+    <w:p>
+      <w:pPr>
+        <w:pStyle w:val="FirstParagraph"/>
+      </w:pPr>
+      <w:r>
+        <w:rPr>
+          <w:b/>
+          <w:bCs/>
+        </w:rPr>
+        <w:t xml:space="preserve">How to create a branch in RStudio:</w:t>
+      </w:r>
+    </w:p>
+    <w:p>
+      <w:pPr>
         <w:numPr>
           <w:ilvl w:val="0"/>
-          <w:numId w:val="16"/>
+          <w:numId w:val="1017"/>
         </w:numPr>
       </w:pPr>
       <w:r>
-        <w:t xml:space="preserve">The </w:t>
-      </w:r>
-      <w:r>
-        <w:rPr>
-          <w:rStyle w:val="VerbatimChar"/>
-        </w:rPr>
-        <w:t>main</w:t>
-      </w:r>
-      <w:r>
-        <w:t xml:space="preserve"> branch always stays clean and working</w:t>
-      </w:r>
-    </w:p>
-    <w:p>
-      <w:pPr>
-        <w:pStyle w:val="Compact"/>
-        <w:numPr>
-          <w:ilvl w:val="0"/>
-          <w:numId w:val="16"/>
-        </w:numPr>
-      </w:pPr>
-      <w:r>
-        <w:lastRenderedPageBreak/>
-        <w:t>If something breaks on your branch, it does not affect anyone else</w:t>
-      </w:r>
-    </w:p>
-    <w:p>
-      <w:pPr>
-        <w:pStyle w:val="FirstParagraph"/>
-      </w:pPr>
+        <w:t xml:space="preserve">In the Git tab, click the</w:t>
+      </w:r>
+      <w:r>
+        <w:t xml:space="preserve"> </w:t>
+      </w:r>
       <w:r>
         <w:rPr>
           <w:b/>
           <w:bCs/>
         </w:rPr>
-        <w:t>How to create a branch in RStudio:</w:t>
-      </w:r>
-    </w:p>
-    <w:p>
-      <w:pPr>
-        <w:pStyle w:val="Compact"/>
-        <w:numPr>
-          <w:ilvl w:val="0"/>
-          <w:numId w:val="17"/>
-        </w:numPr>
-      </w:pPr>
-      <w:r>
-        <w:t xml:space="preserve">In the Git tab, click the </w:t>
-      </w:r>
-      <w:r>
-        <w:rPr>
-          <w:b/>
-          <w:bCs/>
-        </w:rPr>
-        <w:t>branch icon</w:t>
-      </w:r>
-      <w:r>
-        <w:t xml:space="preserve"> (purple icon near the top right of the Git pane). </w:t>
-      </w:r>
-      <w:r>
-        <w:rPr>
-          <w:noProof/>
-        </w:rPr>
+        <w:t xml:space="preserve">branch icon</w:t>
+      </w:r>
+      <w:r>
+        <w:t xml:space="preserve"> </w:t>
+      </w:r>
+      <w:r>
+        <w:t xml:space="preserve">(purple icon near the top right of the Git pane).</w:t>
+      </w:r>
+      <w:r>
+        <w:t xml:space="preserve"> </w:t>
+      </w:r>
+      <w:r>
         <w:drawing>
-          <wp:inline distT="0" distB="0" distL="0" distR="0" wp14:anchorId="469F77A5" wp14:editId="469F77A6">
+          <wp:inline>
             <wp:extent cx="4267200" cy="487235"/>
-            <wp:effectExtent l="0" t="0" r="0" b="0"/>
-            <wp:docPr id="94" name="Picture"/>
-            <wp:cNvGraphicFramePr/>
-            <a:graphic xmlns:a="http://schemas.openxmlformats.org/drawingml/2006/main">
+            <wp:effectExtent b="0" l="0" r="0" t="0"/>
+            <wp:docPr descr="" title="" id="100" name="Picture"/>
+            <a:graphic>
               <a:graphicData uri="http://schemas.openxmlformats.org/drawingml/2006/picture">
-                <pic:pic xmlns:pic="http://schemas.openxmlformats.org/drawingml/2006/picture">
+                <pic:pic>
                   <pic:nvPicPr>
-                    <pic:cNvPr id="95" name="Picture" descr="47_Branch.png"/>
+                    <pic:cNvPr descr="47_Branch.png" id="101" name="Picture"/>
                     <pic:cNvPicPr>
-                      <a:picLocks noChangeAspect="1" noChangeArrowheads="1"/>
+                      <a:picLocks noChangeArrowheads="1" noChangeAspect="1"/>
                     </pic:cNvPicPr>
                   </pic:nvPicPr>
                   <pic:blipFill>
-                    <a:blip r:embed="rId23"/>
+                    <a:blip r:embed="rId99"/>
                     <a:stretch>
                       <a:fillRect/>
                     </a:stretch>
@@ -3089,76 +3664,85 @@
     </w:p>
     <w:p>
       <w:pPr>
-        <w:pStyle w:val="Compact"/>
         <w:numPr>
           <w:ilvl w:val="0"/>
-          <w:numId w:val="17"/>
+          <w:numId w:val="1017"/>
         </w:numPr>
       </w:pPr>
       <w:r>
-        <w:t xml:space="preserve">Type a descriptive name for your branch (e.g., </w:t>
+        <w:t xml:space="preserve">Type a descriptive name for your branch (e.g.,</w:t>
+      </w:r>
+      <w:r>
+        <w:t xml:space="preserve"> </w:t>
       </w:r>
       <w:r>
         <w:rPr>
           <w:rStyle w:val="VerbatimChar"/>
         </w:rPr>
-        <w:t>feature/add-section-5</w:t>
-      </w:r>
-      <w:r>
-        <w:t xml:space="preserve"> or </w:t>
+        <w:t xml:space="preserve">feature/add-section-5</w:t>
+      </w:r>
+      <w:r>
+        <w:t xml:space="preserve"> </w:t>
+      </w:r>
+      <w:r>
+        <w:t xml:space="preserve">or</w:t>
+      </w:r>
+      <w:r>
+        <w:t xml:space="preserve"> </w:t>
       </w:r>
       <w:r>
         <w:rPr>
           <w:rStyle w:val="VerbatimChar"/>
         </w:rPr>
-        <w:t>fix/typo-introduction</w:t>
-      </w:r>
-      <w:r>
-        <w:t>).</w:t>
-      </w:r>
-    </w:p>
-    <w:p>
-      <w:pPr>
-        <w:pStyle w:val="Compact"/>
+        <w:t xml:space="preserve">fix/typo-introduction</w:t>
+      </w:r>
+      <w:r>
+        <w:t xml:space="preserve">).</w:t>
+      </w:r>
+    </w:p>
+    <w:p>
+      <w:pPr>
         <w:numPr>
           <w:ilvl w:val="0"/>
-          <w:numId w:val="17"/>
+          <w:numId w:val="1017"/>
         </w:numPr>
       </w:pPr>
       <w:r>
-        <w:t xml:space="preserve">Click </w:t>
+        <w:t xml:space="preserve">Click</w:t>
+      </w:r>
+      <w:r>
+        <w:t xml:space="preserve"> </w:t>
       </w:r>
       <w:r>
         <w:rPr>
           <w:b/>
           <w:bCs/>
         </w:rPr>
-        <w:t>Create</w:t>
-      </w:r>
-      <w:r>
-        <w:t xml:space="preserve">. RStudio will automatically switch you to that branch </w:t>
-      </w:r>
-      <w:r>
-        <w:rPr>
-          <w:noProof/>
-        </w:rPr>
+        <w:t xml:space="preserve">Create</w:t>
+      </w:r>
+      <w:r>
+        <w:t xml:space="preserve">. RStudio will automatically switch you to that branch</w:t>
+      </w:r>
+      <w:r>
+        <w:t xml:space="preserve"> </w:t>
+      </w:r>
+      <w:r>
         <w:drawing>
-          <wp:inline distT="0" distB="0" distL="0" distR="0" wp14:anchorId="469F77A7" wp14:editId="469F77A8">
+          <wp:inline>
             <wp:extent cx="1066800" cy="565449"/>
-            <wp:effectExtent l="0" t="0" r="0" b="0"/>
-            <wp:docPr id="97" name="Picture"/>
-            <wp:cNvGraphicFramePr/>
-            <a:graphic xmlns:a="http://schemas.openxmlformats.org/drawingml/2006/main">
+            <wp:effectExtent b="0" l="0" r="0" t="0"/>
+            <wp:docPr descr="" title="" id="103" name="Picture"/>
+            <a:graphic>
               <a:graphicData uri="http://schemas.openxmlformats.org/drawingml/2006/picture">
-                <pic:pic xmlns:pic="http://schemas.openxmlformats.org/drawingml/2006/picture">
+                <pic:pic>
                   <pic:nvPicPr>
-                    <pic:cNvPr id="98" name="Picture" descr="47_Branch2.png"/>
+                    <pic:cNvPr descr="47_Branch2.png" id="104" name="Picture"/>
                     <pic:cNvPicPr>
-                      <a:picLocks noChangeAspect="1" noChangeArrowheads="1"/>
+                      <a:picLocks noChangeArrowheads="1" noChangeAspect="1"/>
                     </pic:cNvPicPr>
                   </pic:nvPicPr>
                   <pic:blipFill>
-                    <a:blip r:embed="rId24"/>
+                    <a:blip r:embed="rId102"/>
                     <a:stretch>
                       <a:fillRect/>
                     </a:stretch>
@@ -3186,280 +3770,310 @@
       </w:r>
     </w:p>
     <w:p>
-      <w:pPr>
-        <w:pStyle w:val="FirstParagraph"/>
-      </w:pPr>
-      <w:r>
-        <w:t>==========================================================================================</w:t>
-      </w:r>
-    </w:p>
+      <w:r>
+        <w:pict>
+          <v:rect style="width:0;height:1.5pt" o:hralign="center" o:hrstd="t" o:hr="t"/>
+        </w:pict>
+      </w:r>
+    </w:p>
+    <w:bookmarkEnd w:id="105"/>
+    <w:bookmarkEnd w:id="106"/>
+    <w:bookmarkStart w:id="112" w:name="best-practices-for-collaboration"/>
     <w:p>
       <w:pPr>
         <w:pStyle w:val="Heading3"/>
       </w:pPr>
-      <w:bookmarkStart w:id="24" w:name="best-practices-for-collaboration"/>
-      <w:bookmarkEnd w:id="23"/>
-      <w:r>
-        <w:t>5. Best Practices for Collaboration</w:t>
-      </w:r>
-    </w:p>
+      <w:r>
+        <w:t xml:space="preserve">5. Best Practices for Collaboration</w:t>
+      </w:r>
+    </w:p>
+    <w:bookmarkStart w:id="107" w:name="Xb7aab5235c28cca7fba13d0fbc68f4510bc3ba5"/>
     <w:p>
       <w:pPr>
         <w:pStyle w:val="Heading4"/>
       </w:pPr>
-      <w:bookmarkStart w:id="25" w:name="Xb7aab5235c28cca7fba13d0fbc68f4510bc3ba5"/>
-      <w:r>
-        <w:t>5.1 Do’s &amp; Don’ts (Best Practices for Collaboration)</w:t>
+      <w:r>
+        <w:t xml:space="preserve">5.1 Do’s &amp; Don’ts (Best Practices for Collaboration)</w:t>
       </w:r>
     </w:p>
     <w:tbl>
       <w:tblPr>
         <w:tblStyle w:val="Table"/>
-        <w:tblW w:w="5000" w:type="pct"/>
+        <w:tblW w:type="pct" w:w="5000"/>
         <w:tblLayout w:type="fixed"/>
-        <w:tblLook w:val="0020" w:firstRow="1" w:lastRow="0" w:firstColumn="0" w:lastColumn="0" w:noHBand="0" w:noVBand="0"/>
+        <w:tblLook w:firstRow="1" w:lastRow="0" w:firstColumn="0" w:lastColumn="0" w:noHBand="0" w:noVBand="0" w:val="0020"/>
       </w:tblPr>
       <w:tblGrid>
-        <w:gridCol w:w="4788"/>
-        <w:gridCol w:w="4788"/>
+        <w:gridCol w:w="3960"/>
+        <w:gridCol w:w="3960"/>
       </w:tblGrid>
       <w:tr>
         <w:trPr>
-          <w:cnfStyle w:val="100000000000" w:firstRow="1" w:lastRow="0" w:firstColumn="0" w:lastColumn="0" w:oddVBand="0" w:evenVBand="0" w:oddHBand="0" w:evenHBand="0" w:firstRowFirstColumn="0" w:firstRowLastColumn="0" w:lastRowFirstColumn="0" w:lastRowLastColumn="0"/>
-          <w:tblHeader/>
+          <w:tblHeader w:val="on"/>
         </w:trPr>
         <w:tc>
-          <w:tcPr>
-            <w:tcW w:w="3960" w:type="dxa"/>
-          </w:tcPr>
+          <w:tcPr/>
           <w:p>
             <w:pPr>
               <w:pStyle w:val="Compact"/>
             </w:pPr>
             <w:r>
-              <w:t>✅ Do</w:t>
+              <w:t xml:space="preserve">✅ Do</w:t>
             </w:r>
           </w:p>
         </w:tc>
         <w:tc>
-          <w:tcPr>
-            <w:tcW w:w="3960" w:type="dxa"/>
-          </w:tcPr>
+          <w:tcPr/>
           <w:p>
             <w:pPr>
               <w:pStyle w:val="Compact"/>
             </w:pPr>
             <w:r>
-              <w:t>❌ Don’t</w:t>
+              <w:t xml:space="preserve">❌ Don’t</w:t>
             </w:r>
           </w:p>
         </w:tc>
       </w:tr>
       <w:tr>
         <w:tc>
-          <w:tcPr>
-            <w:tcW w:w="3960" w:type="dxa"/>
-          </w:tcPr>
+          <w:tcPr/>
           <w:p>
             <w:pPr>
               <w:pStyle w:val="Compact"/>
             </w:pPr>
             <w:r>
-              <w:t>Pull the latest changes from github before starting the work</w:t>
+              <w:t xml:space="preserve">Pull the latest changes from github before starting the work</w:t>
             </w:r>
           </w:p>
         </w:tc>
         <w:tc>
-          <w:tcPr>
-            <w:tcW w:w="3960" w:type="dxa"/>
-          </w:tcPr>
+          <w:tcPr/>
           <w:p>
             <w:pPr>
               <w:pStyle w:val="Compact"/>
             </w:pPr>
             <w:r>
-              <w:t>Start editing without pulling an you will be risking everyone project with that action</w:t>
+              <w:t xml:space="preserve">Start editing without pulling an you will be risking everyone project with that action</w:t>
             </w:r>
           </w:p>
         </w:tc>
       </w:tr>
       <w:tr>
         <w:tc>
-          <w:tcPr>
-            <w:tcW w:w="3960" w:type="dxa"/>
-          </w:tcPr>
+          <w:tcPr/>
           <w:p>
             <w:pPr>
               <w:pStyle w:val="Compact"/>
             </w:pPr>
             <w:r>
-              <w:t>Commit with understandable, focus and small changes</w:t>
+              <w:t xml:space="preserve">Commit with understandable, focus and small changes</w:t>
             </w:r>
           </w:p>
         </w:tc>
         <w:tc>
-          <w:tcPr>
-            <w:tcW w:w="3960" w:type="dxa"/>
-          </w:tcPr>
+          <w:tcPr/>
           <w:p>
             <w:pPr>
               <w:pStyle w:val="Compact"/>
             </w:pPr>
             <w:r>
-              <w:t>Make one giant commit at the end of the day</w:t>
+              <w:t xml:space="preserve">Make one giant commit at the end of the day</w:t>
             </w:r>
           </w:p>
         </w:tc>
       </w:tr>
       <w:tr>
         <w:tc>
-          <w:tcPr>
-            <w:tcW w:w="3960" w:type="dxa"/>
-          </w:tcPr>
+          <w:tcPr/>
           <w:p>
             <w:pPr>
               <w:pStyle w:val="Compact"/>
             </w:pPr>
             <w:r>
-              <w:t>Write a clear commit message for every commit</w:t>
+              <w:t xml:space="preserve">Write a clear commit message for every commit</w:t>
             </w:r>
           </w:p>
         </w:tc>
         <w:tc>
-          <w:tcPr>
-            <w:tcW w:w="3960" w:type="dxa"/>
-          </w:tcPr>
+          <w:tcPr/>
           <w:p>
             <w:pPr>
               <w:pStyle w:val="Compact"/>
             </w:pPr>
             <w:r>
-              <w:t>Use vague messages like “updates” or “changes”</w:t>
+              <w:t xml:space="preserve">Use vague messages like</w:t>
+            </w:r>
+            <w:r>
+              <w:t xml:space="preserve"> </w:t>
+            </w:r>
+            <w:r>
+              <w:t xml:space="preserve">“updates”</w:t>
+            </w:r>
+            <w:r>
+              <w:t xml:space="preserve"> </w:t>
+            </w:r>
+            <w:r>
+              <w:t xml:space="preserve">or</w:t>
+            </w:r>
+            <w:r>
+              <w:t xml:space="preserve"> </w:t>
+            </w:r>
+            <w:r>
+              <w:t xml:space="preserve">“changes”</w:t>
             </w:r>
           </w:p>
         </w:tc>
       </w:tr>
       <w:tr>
         <w:tc>
-          <w:tcPr>
-            <w:tcW w:w="3960" w:type="dxa"/>
-          </w:tcPr>
+          <w:tcPr/>
           <w:p>
             <w:pPr>
               <w:pStyle w:val="Compact"/>
             </w:pPr>
             <w:r>
-              <w:t>Work on your own branch for each task</w:t>
+              <w:t xml:space="preserve">Work on your own branch for each task</w:t>
             </w:r>
           </w:p>
         </w:tc>
         <w:tc>
-          <w:tcPr>
-            <w:tcW w:w="3960" w:type="dxa"/>
-          </w:tcPr>
+          <w:tcPr/>
           <w:p>
             <w:pPr>
               <w:pStyle w:val="Compact"/>
             </w:pPr>
             <w:r>
-              <w:t>Commit directly to ‘main’</w:t>
+              <w:t xml:space="preserve">Commit directly to</w:t>
+            </w:r>
+            <w:r>
+              <w:t xml:space="preserve"> </w:t>
+            </w:r>
+            <w:r>
+              <w:t xml:space="preserve">‘main’</w:t>
             </w:r>
           </w:p>
         </w:tc>
       </w:tr>
       <w:tr>
         <w:tc>
-          <w:tcPr>
-            <w:tcW w:w="3960" w:type="dxa"/>
-          </w:tcPr>
+          <w:tcPr/>
           <w:p>
             <w:pPr>
               <w:pStyle w:val="Compact"/>
             </w:pPr>
             <w:r>
-              <w:t>Open a Pull Request and have a teammate review before merging</w:t>
+              <w:t xml:space="preserve">Open a Pull Request and have a teammate review before merging</w:t>
             </w:r>
           </w:p>
         </w:tc>
         <w:tc>
-          <w:tcPr>
-            <w:tcW w:w="3960" w:type="dxa"/>
-          </w:tcPr>
+          <w:tcPr/>
           <w:p>
             <w:pPr>
               <w:pStyle w:val="Compact"/>
             </w:pPr>
             <w:r>
-              <w:t>Merge your own work without a review</w:t>
+              <w:t xml:space="preserve">Merge your own work without a review</w:t>
             </w:r>
           </w:p>
         </w:tc>
       </w:tr>
       <w:tr>
         <w:tc>
-          <w:tcPr>
-            <w:tcW w:w="3960" w:type="dxa"/>
-          </w:tcPr>
+          <w:tcPr/>
           <w:p>
             <w:pPr>
               <w:pStyle w:val="Compact"/>
             </w:pPr>
             <w:r>
-              <w:t>Talk to the team before making any huge change</w:t>
+              <w:t xml:space="preserve">Talk to the team before making any huge change</w:t>
             </w:r>
           </w:p>
         </w:tc>
         <w:tc>
-          <w:tcPr>
-            <w:tcW w:w="3960" w:type="dxa"/>
-          </w:tcPr>
+          <w:tcPr/>
           <w:p>
             <w:pPr>
               <w:pStyle w:val="Compact"/>
             </w:pPr>
             <w:r>
-              <w:t>Not talking to anyone before a huge change on the project</w:t>
+              <w:t xml:space="preserve">Not talking to anyone before a huge change on the project</w:t>
             </w:r>
           </w:p>
         </w:tc>
       </w:tr>
       <w:tr>
         <w:tc>
-          <w:tcPr>
-            <w:tcW w:w="3960" w:type="dxa"/>
-          </w:tcPr>
+          <w:tcPr/>
           <w:p>
             <w:pPr>
               <w:pStyle w:val="Compact"/>
             </w:pPr>
             <w:r>
-              <w:t>Use descriptive branch names: ‘feature/add-graphics’, ‘fix/introduction’</w:t>
+              <w:t xml:space="preserve">Use descriptive branch names:</w:t>
+            </w:r>
+            <w:r>
+              <w:t xml:space="preserve"> </w:t>
+            </w:r>
+            <w:r>
+              <w:t xml:space="preserve">‘feature/add-graphics’</w:t>
+            </w:r>
+            <w:r>
+              <w:t xml:space="preserve">,</w:t>
+            </w:r>
+            <w:r>
+              <w:t xml:space="preserve"> </w:t>
+            </w:r>
+            <w:r>
+              <w:t xml:space="preserve">‘fix/introduction’</w:t>
             </w:r>
           </w:p>
         </w:tc>
         <w:tc>
-          <w:tcPr>
-            <w:tcW w:w="3960" w:type="dxa"/>
-          </w:tcPr>
+          <w:tcPr/>
           <w:p>
             <w:pPr>
               <w:pStyle w:val="Compact"/>
             </w:pPr>
             <w:r>
-              <w:t>Use vague branch names like ‘test’, ‘new’, or ‘edits’</w:t>
+              <w:t xml:space="preserve">Use vague branch names like</w:t>
+            </w:r>
+            <w:r>
+              <w:t xml:space="preserve"> </w:t>
+            </w:r>
+            <w:r>
+              <w:t xml:space="preserve">‘test’</w:t>
+            </w:r>
+            <w:r>
+              <w:t xml:space="preserve">,</w:t>
+            </w:r>
+            <w:r>
+              <w:t xml:space="preserve"> </w:t>
+            </w:r>
+            <w:r>
+              <w:t xml:space="preserve">‘new’</w:t>
+            </w:r>
+            <w:r>
+              <w:t xml:space="preserve">, or</w:t>
+            </w:r>
+            <w:r>
+              <w:t xml:space="preserve"> </w:t>
+            </w:r>
+            <w:r>
+              <w:t xml:space="preserve">‘edits’</w:t>
             </w:r>
           </w:p>
         </w:tc>
       </w:tr>
     </w:tbl>
+    <w:bookmarkEnd w:id="107"/>
+    <w:bookmarkStart w:id="111" w:name="common-errors-how-to-resolve-conflicts"/>
     <w:p>
       <w:pPr>
         <w:pStyle w:val="Heading4"/>
       </w:pPr>
-      <w:bookmarkStart w:id="26" w:name="common-errors-how-to-resolve-conflicts"/>
-      <w:bookmarkEnd w:id="25"/>
-      <w:r>
-        <w:t>5.2 Common Errors &amp; How to resolve Conflicts:</w:t>
+      <w:r>
+        <w:t xml:space="preserve">5.2 Common Errors &amp; How to resolve Conflicts:</w:t>
       </w:r>
     </w:p>
     <w:p>
@@ -3471,7 +4085,7 @@
           <w:b/>
           <w:bCs/>
         </w:rPr>
-        <w:t>Error 1: Push Rejected</w:t>
+        <w:t xml:space="preserve">Error 1: Push Rejected</w:t>
       </w:r>
     </w:p>
     <w:p>
@@ -3482,7 +4096,7 @@
         <w:rPr>
           <w:rStyle w:val="VerbatimChar"/>
         </w:rPr>
-        <w:t>! [rejected] main -&gt; main (fetch first)</w:t>
+        <w:t xml:space="preserve">! [rejected] main -&gt; main (fetch first)</w:t>
       </w:r>
       <w:r>
         <w:br/>
@@ -3491,7 +4105,7 @@
         <w:rPr>
           <w:rStyle w:val="VerbatimChar"/>
         </w:rPr>
-        <w:t>error: failed to push some refs to 'https://github.com/...'</w:t>
+        <w:t xml:space="preserve">error: failed to push some refs to 'https://github.com/...'</w:t>
       </w:r>
     </w:p>
     <w:p>
@@ -3499,27 +4113,22 @@
         <w:pStyle w:val="FirstParagraph"/>
       </w:pPr>
       <w:r>
-        <w:rPr>
-          <w:noProof/>
-        </w:rPr>
-        <w:lastRenderedPageBreak/>
         <w:drawing>
-          <wp:inline distT="0" distB="0" distL="0" distR="0" wp14:anchorId="469F77A9" wp14:editId="469F77AA">
+          <wp:inline>
             <wp:extent cx="4267200" cy="1531815"/>
-            <wp:effectExtent l="0" t="0" r="0" b="0"/>
-            <wp:docPr id="102" name="Picture"/>
-            <wp:cNvGraphicFramePr/>
-            <a:graphic xmlns:a="http://schemas.openxmlformats.org/drawingml/2006/main">
+            <wp:effectExtent b="0" l="0" r="0" t="0"/>
+            <wp:docPr descr="" title="" id="109" name="Picture"/>
+            <a:graphic>
               <a:graphicData uri="http://schemas.openxmlformats.org/drawingml/2006/picture">
-                <pic:pic xmlns:pic="http://schemas.openxmlformats.org/drawingml/2006/picture">
+                <pic:pic>
                   <pic:nvPicPr>
-                    <pic:cNvPr id="103" name="Picture" descr="52_PushRejection.png"/>
+                    <pic:cNvPr descr="52_PushRejection.png" id="110" name="Picture"/>
                     <pic:cNvPicPr>
-                      <a:picLocks noChangeAspect="1" noChangeArrowheads="1"/>
+                      <a:picLocks noChangeArrowheads="1" noChangeAspect="1"/>
                     </pic:cNvPicPr>
                   </pic:nvPicPr>
                   <pic:blipFill>
-                    <a:blip r:embed="rId25"/>
+                    <a:blip r:embed="rId108"/>
                     <a:stretch>
                       <a:fillRect/>
                     </a:stretch>
@@ -3555,22 +4164,29 @@
           <w:b/>
           <w:bCs/>
         </w:rPr>
-        <w:t>What it means:</w:t>
-      </w:r>
-      <w:r>
-        <w:t xml:space="preserve"> Someone else pushed changes to GitHub while you were working. Your local version is now behind the remote version.</w:t>
-      </w:r>
-    </w:p>
-    <w:p>
-      <w:pPr>
-        <w:pStyle w:val="BodyText"/>
-      </w:pPr>
+        <w:t xml:space="preserve">What it means:</w:t>
+      </w:r>
+      <w:r>
+        <w:t xml:space="preserve"> </w:t>
+      </w:r>
+      <w:r>
+        <w:t xml:space="preserve">Someone else pushed changes to GitHub while you were working. Your local version is now behind the remote version.</w:t>
+      </w:r>
+      <w:r>
+        <w:t xml:space="preserve"> </w:t>
+      </w:r>
       <w:r>
         <w:rPr>
           <w:b/>
           <w:bCs/>
         </w:rPr>
-        <w:t>How to fix it:</w:t>
+        <w:t xml:space="preserve">How to fix it:</w:t>
+      </w:r>
+      <w:r>
+        <w:t xml:space="preserve"> </w:t>
+      </w:r>
+      <w:r>
+        <w:t xml:space="preserve">Pull first to download the new changes, then push again. If there are no conflicts, it will work automatically.</w:t>
       </w:r>
     </w:p>
     <w:p>
@@ -3581,7 +4197,7 @@
         <w:rPr>
           <w:rStyle w:val="VerbatimChar"/>
         </w:rPr>
-        <w:t>git pull origin main</w:t>
+        <w:t xml:space="preserve">git pull origin main</w:t>
       </w:r>
     </w:p>
     <w:p>
@@ -3589,19 +4205,14 @@
         <w:pStyle w:val="FirstParagraph"/>
       </w:pPr>
       <w:r>
-        <w:t>Pull first to download the new changes, then push again. If there are no conflicts, it will work automatically.</w:t>
-      </w:r>
-    </w:p>
-    <w:p>
-      <w:pPr>
-        <w:pStyle w:val="BodyText"/>
-      </w:pPr>
+        <w:t xml:space="preserve"> </w:t>
+      </w:r>
       <w:r>
         <w:rPr>
           <w:b/>
           <w:bCs/>
         </w:rPr>
-        <w:t>Error 2: Merge Conflict</w:t>
+        <w:t xml:space="preserve">Error 2: Merge Conflict</w:t>
       </w:r>
     </w:p>
     <w:p>
@@ -3612,7 +4223,7 @@
         <w:rPr>
           <w:rStyle w:val="VerbatimChar"/>
         </w:rPr>
-        <w:t>CONFLICT (content): Merge conflict in filename.Rmd</w:t>
+        <w:t xml:space="preserve">CONFLICT (content): Merge conflict in filename.Rmd</w:t>
       </w:r>
       <w:r>
         <w:br/>
@@ -3621,7 +4232,7 @@
         <w:rPr>
           <w:rStyle w:val="VerbatimChar"/>
         </w:rPr>
-        <w:t>Automatic merge failed; fix conflicts and then commit the result.</w:t>
+        <w:t xml:space="preserve">Automatic merge failed; fix conflicts and then commit the result.</w:t>
       </w:r>
     </w:p>
     <w:p>
@@ -3633,10 +4244,13 @@
           <w:b/>
           <w:bCs/>
         </w:rPr>
-        <w:t>What it means:</w:t>
-      </w:r>
-      <w:r>
-        <w:t xml:space="preserve"> You and a teammate both edited the same lines of the same file, and Git cannot decide which version to keep. Git will mark the conflicting section in the file like this:</w:t>
+        <w:t xml:space="preserve">What it means:</w:t>
+      </w:r>
+      <w:r>
+        <w:t xml:space="preserve"> </w:t>
+      </w:r>
+      <w:r>
+        <w:t xml:space="preserve">You and a teammate both edited the same lines of the same file, and Git cannot decide which version to keep. Git will mark the conflicting section in the file like this:</w:t>
       </w:r>
     </w:p>
     <w:p>
@@ -3647,7 +4261,7 @@
         <w:rPr>
           <w:rStyle w:val="VerbatimChar"/>
         </w:rPr>
-        <w:t>&lt;&lt;&lt;&lt;&lt;&lt;&lt; HEAD</w:t>
+        <w:t xml:space="preserve">&lt;&lt;&lt;&lt;&lt;&lt;&lt; HEAD</w:t>
       </w:r>
       <w:r>
         <w:br/>
@@ -3656,7 +4270,7 @@
         <w:rPr>
           <w:rStyle w:val="VerbatimChar"/>
         </w:rPr>
-        <w:t>Your version of the text here</w:t>
+        <w:t xml:space="preserve">Your version of the text here</w:t>
       </w:r>
       <w:r>
         <w:br/>
@@ -3665,7 +4279,7 @@
         <w:rPr>
           <w:rStyle w:val="VerbatimChar"/>
         </w:rPr>
-        <w:t>=======</w:t>
+        <w:t xml:space="preserve">=======</w:t>
       </w:r>
       <w:r>
         <w:br/>
@@ -3674,7 +4288,7 @@
         <w:rPr>
           <w:rStyle w:val="VerbatimChar"/>
         </w:rPr>
-        <w:t>Your teammate's version of the text here</w:t>
+        <w:t xml:space="preserve">Your teammate's version of the text here</w:t>
       </w:r>
       <w:r>
         <w:br/>
@@ -3683,7 +4297,7 @@
         <w:rPr>
           <w:rStyle w:val="VerbatimChar"/>
         </w:rPr>
-        <w:t>&gt;&gt;&gt;&gt;&gt;&gt;&gt; 4a01c6e40422fa653d0572728deeef8f3726c90e</w:t>
+        <w:t xml:space="preserve">&gt;&gt;&gt;&gt;&gt;&gt;&gt; 4a01c6e40422fa653d0572728deeef8f3726c90e</w:t>
       </w:r>
     </w:p>
     <w:p>
@@ -3695,7 +4309,7 @@
           <w:b/>
           <w:bCs/>
         </w:rPr>
-        <w:t>How to fix it:</w:t>
+        <w:t xml:space="preserve">How to fix it:</w:t>
       </w:r>
     </w:p>
     <w:p>
@@ -3703,38 +4317,50 @@
         <w:pStyle w:val="Compact"/>
         <w:numPr>
           <w:ilvl w:val="0"/>
-          <w:numId w:val="18"/>
+          <w:numId w:val="1018"/>
         </w:numPr>
       </w:pPr>
       <w:r>
-        <w:t xml:space="preserve">Open the file in RStudio. Look for the </w:t>
+        <w:t xml:space="preserve">Open the file in RStudio. Look for the</w:t>
+      </w:r>
+      <w:r>
+        <w:t xml:space="preserve"> </w:t>
       </w:r>
       <w:r>
         <w:rPr>
           <w:rStyle w:val="VerbatimChar"/>
         </w:rPr>
-        <w:t>&lt;&lt;&lt;&lt;&lt;&lt;&lt;</w:t>
-      </w:r>
-      <w:r>
-        <w:t xml:space="preserve">, </w:t>
+        <w:t xml:space="preserve">&lt;&lt;&lt;&lt;&lt;&lt;&lt;</w:t>
+      </w:r>
+      <w:r>
+        <w:t xml:space="preserve">,</w:t>
+      </w:r>
+      <w:r>
+        <w:t xml:space="preserve"> </w:t>
       </w:r>
       <w:r>
         <w:rPr>
           <w:rStyle w:val="VerbatimChar"/>
         </w:rPr>
-        <w:t>=======</w:t>
-      </w:r>
-      <w:r>
-        <w:t xml:space="preserve">, and </w:t>
+        <w:t xml:space="preserve">=======</w:t>
+      </w:r>
+      <w:r>
+        <w:t xml:space="preserve">, and</w:t>
+      </w:r>
+      <w:r>
+        <w:t xml:space="preserve"> </w:t>
       </w:r>
       <w:r>
         <w:rPr>
           <w:rStyle w:val="VerbatimChar"/>
         </w:rPr>
-        <w:t>&gt;&gt;&gt;&gt;&gt;&gt;&gt;</w:t>
-      </w:r>
-      <w:r>
-        <w:t xml:space="preserve"> markers.</w:t>
+        <w:t xml:space="preserve">&gt;&gt;&gt;&gt;&gt;&gt;&gt;</w:t>
+      </w:r>
+      <w:r>
+        <w:t xml:space="preserve"> </w:t>
+      </w:r>
+      <w:r>
+        <w:t xml:space="preserve">markers.</w:t>
       </w:r>
     </w:p>
     <w:p>
@@ -3742,11 +4368,11 @@
         <w:pStyle w:val="Compact"/>
         <w:numPr>
           <w:ilvl w:val="0"/>
-          <w:numId w:val="18"/>
+          <w:numId w:val="1018"/>
         </w:numPr>
       </w:pPr>
       <w:r>
-        <w:t>Decide which version to keep (or write a combined version).</w:t>
+        <w:t xml:space="preserve">Decide which version to keep (or write a combined version).</w:t>
       </w:r>
     </w:p>
     <w:p>
@@ -3754,11 +4380,11 @@
         <w:pStyle w:val="Compact"/>
         <w:numPr>
           <w:ilvl w:val="0"/>
-          <w:numId w:val="18"/>
+          <w:numId w:val="1018"/>
         </w:numPr>
       </w:pPr>
       <w:r>
-        <w:t>Delete all three marker lines completely.</w:t>
+        <w:t xml:space="preserve">Delete all three marker lines completely.</w:t>
       </w:r>
     </w:p>
     <w:p>
@@ -3766,11 +4392,11 @@
         <w:pStyle w:val="Compact"/>
         <w:numPr>
           <w:ilvl w:val="0"/>
-          <w:numId w:val="18"/>
+          <w:numId w:val="1018"/>
         </w:numPr>
       </w:pPr>
       <w:r>
-        <w:t>Save the file, stage it, and commit:</w:t>
+        <w:t xml:space="preserve">Save the file, stage it, and commit:</w:t>
       </w:r>
     </w:p>
     <w:p>
@@ -3781,7 +4407,7 @@
         <w:rPr>
           <w:rStyle w:val="VerbatimChar"/>
         </w:rPr>
-        <w:t>git add filename.Rmd</w:t>
+        <w:t xml:space="preserve">git add filename.Rmd</w:t>
       </w:r>
       <w:r>
         <w:br/>
@@ -3790,34 +4416,50 @@
         <w:rPr>
           <w:rStyle w:val="VerbatimChar"/>
         </w:rPr>
-        <w:t>git commit -m "Resolve merge conflict in filename.Rmd"</w:t>
-      </w:r>
-    </w:p>
-    <w:p>
-      <w:pPr>
-        <w:pStyle w:val="BlockText"/>
-      </w:pPr>
+        <w:t xml:space="preserve">git commit -m "Resolve merge conflict in filename.Rmd"</w:t>
+      </w:r>
+    </w:p>
+    <w:p>
+      <w:pPr>
+        <w:pStyle w:val="FirstParagraph"/>
+      </w:pPr>
+      <w:r>
+        <w:t xml:space="preserve">✅</w:t>
+      </w:r>
+      <w:r>
+        <w:t xml:space="preserve"> </w:t>
+      </w:r>
       <w:r>
         <w:rPr>
           <w:b/>
           <w:bCs/>
         </w:rPr>
-        <w:t>Tip:</w:t>
-      </w:r>
-      <w:r>
-        <w:t xml:space="preserve"> The best way to avoid merge conflicts is to Pull at the start of every session and work on separate files or branches from your teammates.</w:t>
-      </w:r>
-    </w:p>
+        <w:t xml:space="preserve">Tip:</w:t>
+      </w:r>
+      <w:r>
+        <w:t xml:space="preserve"> </w:t>
+      </w:r>
+      <w:r>
+        <w:t xml:space="preserve">The best way to avoid merge conflicts is to Pull at the start of every session and work on separate files or branches from your teammates.</w:t>
+      </w:r>
+    </w:p>
+    <w:p>
+      <w:r>
+        <w:pict>
+          <v:rect style="width:0;height:1.5pt" o:hralign="center" o:hrstd="t" o:hr="t"/>
+        </w:pict>
+      </w:r>
+    </w:p>
+    <w:bookmarkEnd w:id="111"/>
+    <w:bookmarkEnd w:id="112"/>
+    <w:bookmarkEnd w:id="113"/>
+    <w:bookmarkStart w:id="121" w:name="references-and-sources"/>
     <w:p>
       <w:pPr>
         <w:pStyle w:val="Heading2"/>
       </w:pPr>
-      <w:bookmarkStart w:id="27" w:name="references-and-sources"/>
-      <w:bookmarkEnd w:id="1"/>
-      <w:bookmarkEnd w:id="24"/>
-      <w:bookmarkEnd w:id="26"/>
-      <w:r>
-        <w:t>References and Sources</w:t>
+      <w:r>
+        <w:t xml:space="preserve">References and Sources</w:t>
       </w:r>
     </w:p>
     <w:p>
@@ -3825,15 +4467,25 @@
         <w:pStyle w:val="Compact"/>
         <w:numPr>
           <w:ilvl w:val="0"/>
-          <w:numId w:val="19"/>
+          <w:numId w:val="1019"/>
         </w:numPr>
       </w:pPr>
-      <w:hyperlink r:id="rId26">
+      <w:r>
+        <w:rPr>
+          <w:b/>
+          <w:bCs/>
+        </w:rPr>
+        <w:t xml:space="preserve">Introduction to GitHub:</w:t>
+      </w:r>
+      <w:r>
+        <w:t xml:space="preserve"> </w:t>
+      </w:r>
+      <w:hyperlink r:id="rId114">
         <w:r>
           <w:rPr>
             <w:rStyle w:val="Hyperlink"/>
           </w:rPr>
-          <w:t>https://rainsworth.github.io/intro-to-github/06_Collaboration.html</w:t>
+          <w:t xml:space="preserve">https://rainsworth.github.io/intro-to-github/06_Collaboration.html</w:t>
         </w:r>
       </w:hyperlink>
     </w:p>
@@ -3842,15 +4494,31 @@
         <w:pStyle w:val="Compact"/>
         <w:numPr>
           <w:ilvl w:val="0"/>
-          <w:numId w:val="19"/>
+          <w:numId w:val="1019"/>
         </w:numPr>
       </w:pPr>
-      <w:hyperlink r:id="rId27">
+      <w:r>
+        <w:rPr>
+          <w:b/>
+          <w:bCs/>
+        </w:rPr>
+        <w:t xml:space="preserve">Earth Data Science:</w:t>
+      </w:r>
+      <w:r>
+        <w:t xml:space="preserve"> </w:t>
+      </w:r>
+      <w:r>
+        <w:t xml:space="preserve">Github Collaborative Workflow for Team Science</w:t>
+      </w:r>
+      <w:r>
+        <w:t xml:space="preserve"> </w:t>
+      </w:r>
+      <w:hyperlink r:id="rId115">
         <w:r>
           <w:rPr>
             <w:rStyle w:val="Hyperlink"/>
           </w:rPr>
-          <w:t>https://earthdatascience.org/courses/intro-to-earth-data-science/git-github/github-collaboration/github-for-collaboration-open-science-workflow/</w:t>
+          <w:t xml:space="preserve">https://earthdatascience.org/courses/intro-to-earth-data-science/git-github/github-collaboration/github-for-collaboration-open-science-workflow/</w:t>
         </w:r>
       </w:hyperlink>
     </w:p>
@@ -3859,15 +4527,31 @@
         <w:pStyle w:val="Compact"/>
         <w:numPr>
           <w:ilvl w:val="0"/>
-          <w:numId w:val="19"/>
+          <w:numId w:val="1019"/>
         </w:numPr>
       </w:pPr>
-      <w:hyperlink r:id="rId28">
+      <w:r>
+        <w:rPr>
+          <w:b/>
+          <w:bCs/>
+        </w:rPr>
+        <w:t xml:space="preserve">GitProtect Blog:</w:t>
+      </w:r>
+      <w:r>
+        <w:t xml:space="preserve"> </w:t>
+      </w:r>
+      <w:r>
+        <w:t xml:space="preserve">Git Revert File to Previous Commit: How to Do It?</w:t>
+      </w:r>
+      <w:r>
+        <w:t xml:space="preserve"> </w:t>
+      </w:r>
+      <w:hyperlink r:id="rId116">
         <w:r>
           <w:rPr>
             <w:rStyle w:val="Hyperlink"/>
           </w:rPr>
-          <w:t>https://gitprotect.io/blog/git-revert-file-to-previous-commit/</w:t>
+          <w:t xml:space="preserve">https://gitprotect.io/blog/git-revert-file-to-previous-commit/</w:t>
         </w:r>
       </w:hyperlink>
     </w:p>
@@ -3876,26 +4560,136 @@
         <w:pStyle w:val="Compact"/>
         <w:numPr>
           <w:ilvl w:val="0"/>
-          <w:numId w:val="19"/>
+          <w:numId w:val="1019"/>
         </w:numPr>
       </w:pPr>
-      <w:hyperlink r:id="rId29">
+      <w:r>
+        <w:rPr>
+          <w:b/>
+          <w:bCs/>
+        </w:rPr>
+        <w:t xml:space="preserve">Pro Git Book:</w:t>
+      </w:r>
+      <w:r>
+        <w:t xml:space="preserve"> </w:t>
+      </w:r>
+      <w:r>
+        <w:t xml:space="preserve">Git Tools - Reset Demystified</w:t>
+      </w:r>
+      <w:r>
+        <w:t xml:space="preserve"> </w:t>
+      </w:r>
+      <w:hyperlink r:id="rId117">
         <w:r>
           <w:rPr>
             <w:rStyle w:val="Hyperlink"/>
           </w:rPr>
-          <w:t>https://gitprotect.io/blog/git-revert-file-to-previous-commit/</w:t>
+          <w:t xml:space="preserve">https://git-scm.com/book/en/v2/Git-Tools-Reset-Demystified</w:t>
         </w:r>
       </w:hyperlink>
     </w:p>
     <w:p>
       <w:pPr>
+        <w:pStyle w:val="Compact"/>
+        <w:numPr>
+          <w:ilvl w:val="0"/>
+          <w:numId w:val="1019"/>
+        </w:numPr>
+      </w:pPr>
+      <w:r>
+        <w:rPr>
+          <w:b/>
+          <w:bCs/>
+        </w:rPr>
+        <w:t xml:space="preserve">Atlassian Git Tutorials:</w:t>
+      </w:r>
+      <w:r>
+        <w:t xml:space="preserve"> </w:t>
+      </w:r>
+      <w:hyperlink r:id="rId118">
+        <w:r>
+          <w:rPr>
+            <w:rStyle w:val="Hyperlink"/>
+          </w:rPr>
+          <w:t xml:space="preserve">https://www.atlassian.com/git/tutorials/</w:t>
+        </w:r>
+      </w:hyperlink>
+    </w:p>
+    <w:p>
+      <w:pPr>
+        <w:pStyle w:val="Compact"/>
+        <w:numPr>
+          <w:ilvl w:val="0"/>
+          <w:numId w:val="1019"/>
+        </w:numPr>
+      </w:pPr>
+      <w:r>
+        <w:rPr>
+          <w:b/>
+          <w:bCs/>
+        </w:rPr>
+        <w:t xml:space="preserve">Dangit, Git!?!:</w:t>
+      </w:r>
+      <w:r>
+        <w:t xml:space="preserve"> </w:t>
+      </w:r>
+      <w:hyperlink r:id="rId119">
+        <w:r>
+          <w:rPr>
+            <w:rStyle w:val="Hyperlink"/>
+          </w:rPr>
+          <w:t xml:space="preserve">https://dangitgit.com/</w:t>
+        </w:r>
+      </w:hyperlink>
+    </w:p>
+    <w:p>
+      <w:pPr>
+        <w:pStyle w:val="Compact"/>
+        <w:numPr>
+          <w:ilvl w:val="0"/>
+          <w:numId w:val="1019"/>
+        </w:numPr>
+      </w:pPr>
+      <w:r>
+        <w:rPr>
+          <w:b/>
+          <w:bCs/>
+        </w:rPr>
+        <w:t xml:space="preserve">GitHub Docs:</w:t>
+      </w:r>
+      <w:r>
+        <w:t xml:space="preserve"> </w:t>
+      </w:r>
+      <w:r>
+        <w:t xml:space="preserve">Resolving a merge conflict using the command line</w:t>
+      </w:r>
+      <w:r>
+        <w:t xml:space="preserve"> </w:t>
+      </w:r>
+      <w:hyperlink r:id="rId120">
+        <w:r>
+          <w:rPr>
+            <w:rStyle w:val="Hyperlink"/>
+          </w:rPr>
+          <w:t xml:space="preserve">https://docs.github.com/en/pull-requests/collaborating-with-pull-requests/addressing-merge-conflicts/resolving-a-merge-conflict-using-the-command-line</w:t>
+        </w:r>
+      </w:hyperlink>
+    </w:p>
+    <w:p>
+      <w:r>
+        <w:pict>
+          <v:rect style="width:0;height:1.5pt" o:hralign="center" o:hrstd="t" o:hr="t"/>
+        </w:pict>
+      </w:r>
+    </w:p>
+    <w:bookmarkEnd w:id="121"/>
+    <w:bookmarkStart w:id="122" w:name="document-update-history"/>
+    <w:p>
+      <w:pPr>
         <w:pStyle w:val="Heading2"/>
       </w:pPr>
-      <w:bookmarkStart w:id="28" w:name="document-update-history"/>
-      <w:bookmarkEnd w:id="27"/>
-      <w:r>
-        <w:t>Document Update History</w:t>
+      <w:r>
+        <w:t xml:space="preserve">Document Update History</w:t>
       </w:r>
     </w:p>
     <w:p>
@@ -3903,29 +4697,48 @@
         <w:pStyle w:val="FirstParagraph"/>
       </w:pPr>
       <w:r>
-        <w:t>June 15 2026, New Creation</w:t>
-      </w:r>
-      <w:bookmarkEnd w:id="0"/>
-      <w:bookmarkEnd w:id="28"/>
-    </w:p>
+        <w:t xml:space="preserve">June 15 2026, New Creation</w:t>
+      </w:r>
+    </w:p>
+    <w:bookmarkEnd w:id="122"/>
+    <w:bookmarkEnd w:id="123"/>
     <w:sectPr>
       <w:footnotePr>
         <w:numRestart w:val="eachSect"/>
       </w:footnotePr>
-      <w:pgSz w:w="12240" w:h="15840"/>
-      <w:pgMar w:top="1440" w:right="1440" w:bottom="1440" w:left="1440" w:header="720" w:footer="720" w:gutter="0"/>
-      <w:cols w:space="720"/>
     </w:sectPr>
   </w:body>
 </w:document>
 </file>
 
+<file path=word/comments.xml><?xml version="1.0" encoding="utf-8"?>
+<w:comments xmlns:w="http://schemas.openxmlformats.org/wordprocessingml/2006/main" xmlns:m="http://schemas.openxmlformats.org/officeDocument/2006/math" xmlns:r="http://schemas.openxmlformats.org/officeDocument/2006/relationships" xmlns:o="urn:schemas-microsoft-com:office:office" xmlns:v="urn:schemas-microsoft-com:vml" xmlns:w10="urn:schemas-microsoft-com:office:word" xmlns:a="http://schemas.openxmlformats.org/drawingml/2006/main" xmlns:pic="http://schemas.openxmlformats.org/drawingml/2006/picture" xmlns:wp="http://schemas.openxmlformats.org/drawingml/2006/wordprocessingDrawing"/>
+</file>
+
+<file path=word/footnotes.xml><?xml version="1.0" encoding="utf-8"?>
+<w:footnotes xmlns:w="http://schemas.openxmlformats.org/wordprocessingml/2006/main" xmlns:m="http://schemas.openxmlformats.org/officeDocument/2006/math" xmlns:r="http://schemas.openxmlformats.org/officeDocument/2006/relationships" xmlns:o="urn:schemas-microsoft-com:office:office" xmlns:v="urn:schemas-microsoft-com:vml" xmlns:w10="urn:schemas-microsoft-com:office:word" xmlns:a="http://schemas.openxmlformats.org/drawingml/2006/main" xmlns:pic="http://schemas.openxmlformats.org/drawingml/2006/picture" xmlns:wp="http://schemas.openxmlformats.org/drawingml/2006/wordprocessingDrawing">
+  <w:footnote w:type="continuationSeparator" w:id="0">
+    <w:p>
+      <w:r>
+        <w:continuationSeparator/>
+      </w:r>
+    </w:p>
+  </w:footnote>
+  <w:footnote w:type="separator" w:id="-1">
+    <w:p>
+      <w:r>
+        <w:separator/>
+      </w:r>
+    </w:p>
+  </w:footnote>
+</w:footnotes>
+</file>
+
 <file path=word/numbering.xml><?xml version="1.0" encoding="utf-8"?>
-<w:numbering xmlns:wpc="http://schemas.microsoft.com/office/word/2010/wordprocessingCanvas" xmlns:cx="http://schemas.microsoft.com/office/drawing/2014/chartex" xmlns:cx1="http://schemas.microsoft.com/office/drawing/2015/9/8/chartex" xmlns:cx2="http://schemas.microsoft.com/office/drawing/2015/10/21/chartex" xmlns:cx3="http://schemas.microsoft.com/office/drawing/2016/5/9/chartex" xmlns:cx4="http://schemas.microsoft.com/office/drawing/2016/5/10/chartex" xmlns:cx5="http://schemas.microsoft.com/office/drawing/2016/5/11/chartex" xmlns:cx6="http://schemas.microsoft.com/office/drawing/2016/5/12/chartex" xmlns:cx7="http://schemas.microsoft.com/office/drawing/2016/5/13/chartex" xmlns:cx8="http://schemas.microsoft.com/office/drawing/2016/5/14/chartex" xmlns:mc="http://schemas.openxmlformats.org/markup-compatibility/2006" xmlns:aink="http://schemas.microsoft.com/office/drawing/2016/ink" xmlns:am3d="http://schemas.microsoft.com/office/drawing/2017/model3d" xmlns:o="urn:schemas-microsoft-com:office:office" xmlns:oel="http://schemas.microsoft.com/office/2019/extlst" xmlns:r="http://schemas.openxmlformats.org/officeDocument/2006/relationships" xmlns:m="http://schemas.openxmlformats.org/officeDocument/2006/math" xmlns:v="urn:schemas-microsoft-com:vml" xmlns:wp14="http://schemas.microsoft.com/office/word/2010/wordprocessingDrawing" xmlns:wp="http://schemas.openxmlformats.org/drawingml/2006/wordprocessingDrawing" xmlns:w10="urn:schemas-microsoft-com:office:word" xmlns:w="http://schemas.openxmlformats.org/wordprocessingml/2006/main" xmlns:w14="http://schemas.microsoft.com/office/word/2010/wordml" xmlns:w15="http://schemas.microsoft.com/office/word/2012/wordml" xmlns:w16cex="http://schemas.microsoft.com/office/word/2018/wordml/cex" xmlns:w16cid="http://schemas.microsoft.com/office/word/2016/wordml/cid" xmlns:w16="http://schemas.microsoft.com/office/word/2018/wordml" xmlns:w16du="http://schemas.microsoft.com/office/word/2023/wordml/word16du" xmlns:w16sdtdh="http://schemas.microsoft.com/office/word/2020/wordml/sdtdatahash" xmlns:w16sdtfl="http://schemas.microsoft.com/office/word/2024/wordml/sdtformatlock" xmlns:w16se="http://schemas.microsoft.com/office/word/2015/wordml/symex" xmlns:wpg="http://schemas.microsoft.com/office/word/2010/wordprocessingGroup" xmlns:wpi="http://schemas.microsoft.com/office/word/2010/wordprocessingInk" xmlns:wne="http://schemas.microsoft.com/office/word/2006/wordml" xmlns:wps="http://schemas.microsoft.com/office/word/2010/wordprocessingShape" mc:Ignorable="w14 w15 w16se w16cid w16 w16cex w16sdtdh w16sdtfl w16du wp14">
-  <w:abstractNum w:abstractNumId="0" w15:restartNumberingAfterBreak="0">
+<w:numbering xmlns:w="http://schemas.openxmlformats.org/wordprocessingml/2006/main">
+  <w:abstractNum w:abstractNumId="990">
     <w:nsid w:val="0000A990"/>
     <w:multiLevelType w:val="multilevel"/>
-    <w:tmpl w:val="07886342"/>
     <w:lvl w:ilvl="0">
       <w:numFmt w:val="bullet"/>
       <w:lvlText w:val=" "/>
@@ -3999,10 +4812,9 @@
       </w:pPr>
     </w:lvl>
   </w:abstractNum>
-  <w:abstractNum w:abstractNumId="1" w15:restartNumberingAfterBreak="0">
+  <w:abstractNum w:abstractNumId="991">
     <w:nsid w:val="0000A991"/>
     <w:multiLevelType w:val="multilevel"/>
-    <w:tmpl w:val="1C14AB1E"/>
     <w:lvl w:ilvl="0">
       <w:numFmt w:val="bullet"/>
       <w:lvlText w:val=""/>
@@ -4103,10 +4915,94 @@
       </w:rPr>
     </w:lvl>
   </w:abstractNum>
-  <w:abstractNum w:abstractNumId="2" w15:restartNumberingAfterBreak="0">
+  <w:abstractNum w:abstractNumId="99711">
+    <w:nsid w:val="00A99711"/>
+    <w:multiLevelType w:val="multilevel"/>
+    <w:lvl w:ilvl="0">
+      <w:start w:val="1"/>
+      <w:numFmt w:val="lowerLetter"/>
+      <w:lvlText w:val="%1."/>
+      <w:lvlJc w:val="left"/>
+      <w:pPr>
+        <w:ind w:left="720" w:hanging="360"/>
+      </w:pPr>
+    </w:lvl>
+    <w:lvl w:ilvl="1">
+      <w:start w:val="1"/>
+      <w:numFmt w:val="lowerLetter"/>
+      <w:lvlText w:val="%2."/>
+      <w:lvlJc w:val="left"/>
+      <w:pPr>
+        <w:ind w:left="1440" w:hanging="360"/>
+      </w:pPr>
+    </w:lvl>
+    <w:lvl w:ilvl="2">
+      <w:start w:val="1"/>
+      <w:numFmt w:val="lowerLetter"/>
+      <w:lvlText w:val="%3."/>
+      <w:lvlJc w:val="left"/>
+      <w:pPr>
+        <w:ind w:left="2160" w:hanging="360"/>
+      </w:pPr>
+    </w:lvl>
+    <w:lvl w:ilvl="3">
+      <w:start w:val="1"/>
+      <w:numFmt w:val="lowerLetter"/>
+      <w:lvlText w:val="%4."/>
+      <w:lvlJc w:val="left"/>
+      <w:pPr>
+        <w:ind w:left="2880" w:hanging="360"/>
+      </w:pPr>
+    </w:lvl>
+    <w:lvl w:ilvl="4">
+      <w:start w:val="1"/>
+      <w:numFmt w:val="lowerLetter"/>
+      <w:lvlText w:val="%5."/>
+      <w:lvlJc w:val="left"/>
+      <w:pPr>
+        <w:ind w:left="3600" w:hanging="360"/>
+      </w:pPr>
+    </w:lvl>
+    <w:lvl w:ilvl="5">
+      <w:start w:val="1"/>
+      <w:numFmt w:val="lowerLetter"/>
+      <w:lvlText w:val="%6."/>
+      <w:lvlJc w:val="left"/>
+      <w:pPr>
+        <w:ind w:left="4320" w:hanging="360"/>
+      </w:pPr>
+    </w:lvl>
+    <w:lvl w:ilvl="6">
+      <w:start w:val="1"/>
+      <w:numFmt w:val="lowerLetter"/>
+      <w:lvlText w:val="%7."/>
+      <w:lvlJc w:val="left"/>
+      <w:pPr>
+        <w:ind w:left="5040" w:hanging="360"/>
+      </w:pPr>
+    </w:lvl>
+    <w:lvl w:ilvl="7">
+      <w:start w:val="1"/>
+      <w:numFmt w:val="lowerLetter"/>
+      <w:lvlText w:val="%8."/>
+      <w:lvlJc w:val="left"/>
+      <w:pPr>
+        <w:ind w:left="5760" w:hanging="360"/>
+      </w:pPr>
+    </w:lvl>
+    <w:lvl w:ilvl="8">
+      <w:start w:val="1"/>
+      <w:numFmt w:val="lowerLetter"/>
+      <w:lvlText w:val="%9."/>
+      <w:lvlJc w:val="left"/>
+      <w:pPr>
+        <w:ind w:left="6480" w:hanging="360"/>
+      </w:pPr>
+    </w:lvl>
+  </w:abstractNum>
+  <w:abstractNum w:abstractNumId="99411">
     <w:nsid w:val="00A99411"/>
     <w:multiLevelType w:val="multilevel"/>
-    <w:tmpl w:val="E21A911E"/>
     <w:lvl w:ilvl="0">
       <w:start w:val="1"/>
       <w:numFmt w:val="decimal"/>
@@ -4189,10 +5085,9 @@
       </w:pPr>
     </w:lvl>
   </w:abstractNum>
-  <w:abstractNum w:abstractNumId="3" w15:restartNumberingAfterBreak="0">
+  <w:abstractNum w:abstractNumId="99412">
     <w:nsid w:val="00A99412"/>
     <w:multiLevelType w:val="multilevel"/>
-    <w:tmpl w:val="5CFEDE64"/>
     <w:lvl w:ilvl="0">
       <w:start w:val="2"/>
       <w:numFmt w:val="decimal"/>
@@ -4275,10 +5170,9 @@
       </w:pPr>
     </w:lvl>
   </w:abstractNum>
-  <w:abstractNum w:abstractNumId="4" w15:restartNumberingAfterBreak="0">
+  <w:abstractNum w:abstractNumId="99414">
     <w:nsid w:val="00A99414"/>
     <w:multiLevelType w:val="multilevel"/>
-    <w:tmpl w:val="7E2831C6"/>
     <w:lvl w:ilvl="0">
       <w:start w:val="4"/>
       <w:numFmt w:val="decimal"/>
@@ -4361,13 +5255,12 @@
       </w:pPr>
     </w:lvl>
   </w:abstractNum>
-  <w:abstractNum w:abstractNumId="5" w15:restartNumberingAfterBreak="0">
-    <w:nsid w:val="00A99711"/>
+  <w:abstractNum w:abstractNumId="99415">
+    <w:nsid w:val="00A99415"/>
     <w:multiLevelType w:val="multilevel"/>
-    <w:tmpl w:val="4F665054"/>
     <w:lvl w:ilvl="0">
-      <w:start w:val="1"/>
-      <w:numFmt w:val="lowerLetter"/>
+      <w:start w:val="5"/>
+      <w:numFmt w:val="decimal"/>
       <w:lvlText w:val="%1."/>
       <w:lvlJc w:val="left"/>
       <w:pPr>
@@ -4375,8 +5268,8 @@
       </w:pPr>
     </w:lvl>
     <w:lvl w:ilvl="1">
-      <w:start w:val="1"/>
-      <w:numFmt w:val="lowerLetter"/>
+      <w:start w:val="5"/>
+      <w:numFmt w:val="decimal"/>
       <w:lvlText w:val="%2."/>
       <w:lvlJc w:val="left"/>
       <w:pPr>
@@ -4384,8 +5277,8 @@
       </w:pPr>
     </w:lvl>
     <w:lvl w:ilvl="2">
-      <w:start w:val="1"/>
-      <w:numFmt w:val="lowerLetter"/>
+      <w:start w:val="5"/>
+      <w:numFmt w:val="decimal"/>
       <w:lvlText w:val="%3."/>
       <w:lvlJc w:val="left"/>
       <w:pPr>
@@ -4393,8 +5286,8 @@
       </w:pPr>
     </w:lvl>
     <w:lvl w:ilvl="3">
-      <w:start w:val="1"/>
-      <w:numFmt w:val="lowerLetter"/>
+      <w:start w:val="5"/>
+      <w:numFmt w:val="decimal"/>
       <w:lvlText w:val="%4."/>
       <w:lvlJc w:val="left"/>
       <w:pPr>
@@ -4402,8 +5295,8 @@
       </w:pPr>
     </w:lvl>
     <w:lvl w:ilvl="4">
-      <w:start w:val="1"/>
-      <w:numFmt w:val="lowerLetter"/>
+      <w:start w:val="5"/>
+      <w:numFmt w:val="decimal"/>
       <w:lvlText w:val="%5."/>
       <w:lvlJc w:val="left"/>
       <w:pPr>
@@ -4411,8 +5304,8 @@
       </w:pPr>
     </w:lvl>
     <w:lvl w:ilvl="5">
-      <w:start w:val="1"/>
-      <w:numFmt w:val="lowerLetter"/>
+      <w:start w:val="5"/>
+      <w:numFmt w:val="decimal"/>
       <w:lvlText w:val="%6."/>
       <w:lvlJc w:val="left"/>
       <w:pPr>
@@ -4420,8 +5313,8 @@
       </w:pPr>
     </w:lvl>
     <w:lvl w:ilvl="6">
-      <w:start w:val="1"/>
-      <w:numFmt w:val="lowerLetter"/>
+      <w:start w:val="5"/>
+      <w:numFmt w:val="decimal"/>
       <w:lvlText w:val="%7."/>
       <w:lvlJc w:val="left"/>
       <w:pPr>
@@ -4429,8 +5322,8 @@
       </w:pPr>
     </w:lvl>
     <w:lvl w:ilvl="7">
-      <w:start w:val="1"/>
-      <w:numFmt w:val="lowerLetter"/>
+      <w:start w:val="5"/>
+      <w:numFmt w:val="decimal"/>
       <w:lvlText w:val="%8."/>
       <w:lvlJc w:val="left"/>
       <w:pPr>
@@ -4438,8 +5331,8 @@
       </w:pPr>
     </w:lvl>
     <w:lvl w:ilvl="8">
-      <w:start w:val="1"/>
-      <w:numFmt w:val="lowerLetter"/>
+      <w:start w:val="5"/>
+      <w:numFmt w:val="decimal"/>
       <w:lvlText w:val="%9."/>
       <w:lvlJc w:val="left"/>
       <w:pPr>
@@ -4447,17 +5340,17 @@
       </w:pPr>
     </w:lvl>
   </w:abstractNum>
-  <w:num w:numId="1" w16cid:durableId="798425181">
-    <w:abstractNumId w:val="0"/>
+  <w:num w:numId="1000">
+    <w:abstractNumId w:val="990"/>
   </w:num>
-  <w:num w:numId="2" w16cid:durableId="1858274690">
-    <w:abstractNumId w:val="1"/>
+  <w:num w:numId="1001">
+    <w:abstractNumId w:val="991"/>
   </w:num>
-  <w:num w:numId="3" w16cid:durableId="1598555951">
-    <w:abstractNumId w:val="1"/>
+  <w:num w:numId="1002">
+    <w:abstractNumId w:val="991"/>
   </w:num>
-  <w:num w:numId="4" w16cid:durableId="1731684453">
-    <w:abstractNumId w:val="5"/>
+  <w:num w:numId="1003">
+    <w:abstractNumId w:val="99711"/>
     <w:lvlOverride w:ilvl="0">
       <w:startOverride w:val="1"/>
     </w:lvlOverride>
@@ -4486,8 +5379,8 @@
       <w:startOverride w:val="1"/>
     </w:lvlOverride>
   </w:num>
-  <w:num w:numId="5" w16cid:durableId="1062675809">
-    <w:abstractNumId w:val="2"/>
+  <w:num w:numId="1004">
+    <w:abstractNumId w:val="99411"/>
     <w:lvlOverride w:ilvl="0">
       <w:startOverride w:val="1"/>
     </w:lvlOverride>
@@ -4516,8 +5409,8 @@
       <w:startOverride w:val="1"/>
     </w:lvlOverride>
   </w:num>
-  <w:num w:numId="6" w16cid:durableId="958490522">
-    <w:abstractNumId w:val="3"/>
+  <w:num w:numId="1005">
+    <w:abstractNumId w:val="99412"/>
     <w:lvlOverride w:ilvl="0">
       <w:startOverride w:val="2"/>
     </w:lvlOverride>
@@ -4546,8 +5439,8 @@
       <w:startOverride w:val="2"/>
     </w:lvlOverride>
   </w:num>
-  <w:num w:numId="7" w16cid:durableId="1061751121">
-    <w:abstractNumId w:val="2"/>
+  <w:num w:numId="1006">
+    <w:abstractNumId w:val="99411"/>
     <w:lvlOverride w:ilvl="0">
       <w:startOverride w:val="1"/>
     </w:lvlOverride>
@@ -4576,8 +5469,8 @@
       <w:startOverride w:val="1"/>
     </w:lvlOverride>
   </w:num>
-  <w:num w:numId="8" w16cid:durableId="2119595927">
-    <w:abstractNumId w:val="5"/>
+  <w:num w:numId="1007">
+    <w:abstractNumId w:val="99711"/>
     <w:lvlOverride w:ilvl="0">
       <w:startOverride w:val="1"/>
     </w:lvlOverride>
@@ -4606,14 +5499,14 @@
       <w:startOverride w:val="1"/>
     </w:lvlOverride>
   </w:num>
-  <w:num w:numId="9" w16cid:durableId="591205732">
-    <w:abstractNumId w:val="1"/>
+  <w:num w:numId="1008">
+    <w:abstractNumId w:val="991"/>
   </w:num>
-  <w:num w:numId="10" w16cid:durableId="1405444577">
-    <w:abstractNumId w:val="1"/>
+  <w:num w:numId="1009">
+    <w:abstractNumId w:val="991"/>
   </w:num>
-  <w:num w:numId="11" w16cid:durableId="755253321">
-    <w:abstractNumId w:val="2"/>
+  <w:num w:numId="1010">
+    <w:abstractNumId w:val="99411"/>
     <w:lvlOverride w:ilvl="0">
       <w:startOverride w:val="1"/>
     </w:lvlOverride>
@@ -4642,8 +5535,8 @@
       <w:startOverride w:val="1"/>
     </w:lvlOverride>
   </w:num>
-  <w:num w:numId="12" w16cid:durableId="1834301053">
-    <w:abstractNumId w:val="2"/>
+  <w:num w:numId="1011">
+    <w:abstractNumId w:val="99411"/>
     <w:lvlOverride w:ilvl="0">
       <w:startOverride w:val="1"/>
     </w:lvlOverride>
@@ -4672,8 +5565,8 @@
       <w:startOverride w:val="1"/>
     </w:lvlOverride>
   </w:num>
-  <w:num w:numId="13" w16cid:durableId="1566867356">
-    <w:abstractNumId w:val="2"/>
+  <w:num w:numId="1012">
+    <w:abstractNumId w:val="99411"/>
     <w:lvlOverride w:ilvl="0">
       <w:startOverride w:val="1"/>
     </w:lvlOverride>
@@ -4702,8 +5595,8 @@
       <w:startOverride w:val="1"/>
     </w:lvlOverride>
   </w:num>
-  <w:num w:numId="14" w16cid:durableId="896015172">
-    <w:abstractNumId w:val="4"/>
+  <w:num w:numId="1013">
+    <w:abstractNumId w:val="99414"/>
     <w:lvlOverride w:ilvl="0">
       <w:startOverride w:val="4"/>
     </w:lvlOverride>
@@ -4732,14 +5625,44 @@
       <w:startOverride w:val="4"/>
     </w:lvlOverride>
   </w:num>
-  <w:num w:numId="15" w16cid:durableId="2004121469">
-    <w:abstractNumId w:val="1"/>
+  <w:num w:numId="1014">
+    <w:abstractNumId w:val="99415"/>
+    <w:lvlOverride w:ilvl="0">
+      <w:startOverride w:val="5"/>
+    </w:lvlOverride>
+    <w:lvlOverride w:ilvl="1">
+      <w:startOverride w:val="5"/>
+    </w:lvlOverride>
+    <w:lvlOverride w:ilvl="2">
+      <w:startOverride w:val="5"/>
+    </w:lvlOverride>
+    <w:lvlOverride w:ilvl="3">
+      <w:startOverride w:val="5"/>
+    </w:lvlOverride>
+    <w:lvlOverride w:ilvl="4">
+      <w:startOverride w:val="5"/>
+    </w:lvlOverride>
+    <w:lvlOverride w:ilvl="5">
+      <w:startOverride w:val="5"/>
+    </w:lvlOverride>
+    <w:lvlOverride w:ilvl="6">
+      <w:startOverride w:val="5"/>
+    </w:lvlOverride>
+    <w:lvlOverride w:ilvl="7">
+      <w:startOverride w:val="5"/>
+    </w:lvlOverride>
+    <w:lvlOverride w:ilvl="8">
+      <w:startOverride w:val="5"/>
+    </w:lvlOverride>
   </w:num>
-  <w:num w:numId="16" w16cid:durableId="231893892">
-    <w:abstractNumId w:val="1"/>
+  <w:num w:numId="1015">
+    <w:abstractNumId w:val="991"/>
   </w:num>
-  <w:num w:numId="17" w16cid:durableId="513493661">
-    <w:abstractNumId w:val="2"/>
+  <w:num w:numId="1016">
+    <w:abstractNumId w:val="991"/>
+  </w:num>
+  <w:num w:numId="1017">
+    <w:abstractNumId w:val="99411"/>
     <w:lvlOverride w:ilvl="0">
       <w:startOverride w:val="1"/>
     </w:lvlOverride>
@@ -4768,8 +5691,8 @@
       <w:startOverride w:val="1"/>
     </w:lvlOverride>
   </w:num>
-  <w:num w:numId="18" w16cid:durableId="2117090502">
-    <w:abstractNumId w:val="2"/>
+  <w:num w:numId="1018">
+    <w:abstractNumId w:val="99411"/>
     <w:lvlOverride w:ilvl="0">
       <w:startOverride w:val="1"/>
     </w:lvlOverride>
@@ -4798,8 +5721,8 @@
       <w:startOverride w:val="1"/>
     </w:lvlOverride>
   </w:num>
-  <w:num w:numId="19" w16cid:durableId="2050646484">
-    <w:abstractNumId w:val="2"/>
+  <w:num w:numId="1019">
+    <w:abstractNumId w:val="99411"/>
     <w:lvlOverride w:ilvl="0">
       <w:startOverride w:val="1"/>
     </w:lvlOverride>
@@ -4832,14 +5755,14 @@
 </file>
 
 <file path=word/styles.xml><?xml version="1.0" encoding="utf-8"?>
-<w:styles xmlns:mc="http://schemas.openxmlformats.org/markup-compatibility/2006" xmlns:r="http://schemas.openxmlformats.org/officeDocument/2006/relationships" xmlns:w="http://schemas.openxmlformats.org/wordprocessingml/2006/main" xmlns:w14="http://schemas.microsoft.com/office/word/2010/wordml" xmlns:w15="http://schemas.microsoft.com/office/word/2012/wordml" xmlns:w16cex="http://schemas.microsoft.com/office/word/2018/wordml/cex" xmlns:w16cid="http://schemas.microsoft.com/office/word/2016/wordml/cid" xmlns:w16="http://schemas.microsoft.com/office/word/2018/wordml" xmlns:w16du="http://schemas.microsoft.com/office/word/2023/wordml/word16du" xmlns:w16sdtdh="http://schemas.microsoft.com/office/word/2020/wordml/sdtdatahash" xmlns:w16sdtfl="http://schemas.microsoft.com/office/word/2024/wordml/sdtformatlock" xmlns:w16se="http://schemas.microsoft.com/office/word/2015/wordml/symex" mc:Ignorable="w14 w15 w16se w16cid w16 w16cex w16sdtdh w16sdtfl w16du">
+<w:styles xmlns:r="http://schemas.openxmlformats.org/officeDocument/2006/relationships" xmlns:w="http://schemas.openxmlformats.org/wordprocessingml/2006/main">
   <w:docDefaults>
     <w:rPrDefault>
       <w:rPr>
-        <w:rFonts w:asciiTheme="minorHAnsi" w:eastAsiaTheme="minorHAnsi" w:hAnsiTheme="minorHAnsi" w:cstheme="minorBidi"/>
+        <w:rFonts w:asciiTheme="minorHAnsi" w:cstheme="minorBidi" w:eastAsiaTheme="minorHAnsi" w:hAnsiTheme="minorHAnsi"/>
         <w:sz w:val="24"/>
         <w:szCs w:val="24"/>
-        <w:lang w:val="en-US" w:eastAsia="en-US" w:bidi="ar-SA"/>
+        <w:lang w:bidi="ar-SA" w:eastAsia="en-US" w:val="en-US"/>
       </w:rPr>
     </w:rPrDefault>
     <w:pPrDefault>
@@ -4848,255 +5771,168 @@
       </w:pPr>
     </w:pPrDefault>
   </w:docDefaults>
-  <w:latentStyles w:defLockedState="0" w:defUIPriority="0" w:defSemiHidden="0" w:defUnhideWhenUsed="0" w:defQFormat="0" w:count="376">
-    <w:lsdException w:name="Normal Table" w:semiHidden="1" w:unhideWhenUsed="1"/>
-    <w:lsdException w:name="Table Simple 1" w:semiHidden="1" w:unhideWhenUsed="1"/>
-    <w:lsdException w:name="Table Simple 2" w:semiHidden="1" w:unhideWhenUsed="1"/>
-    <w:lsdException w:name="Table Simple 3" w:semiHidden="1" w:unhideWhenUsed="1"/>
-    <w:lsdException w:name="Table Classic 1" w:semiHidden="1" w:unhideWhenUsed="1"/>
-    <w:lsdException w:name="Table Classic 2" w:semiHidden="1" w:unhideWhenUsed="1"/>
-    <w:lsdException w:name="Table Classic 3" w:semiHidden="1" w:unhideWhenUsed="1"/>
-    <w:lsdException w:name="Table Classic 4" w:semiHidden="1" w:unhideWhenUsed="1"/>
-    <w:lsdException w:name="Table Colorful 1" w:semiHidden="1" w:unhideWhenUsed="1"/>
-    <w:lsdException w:name="Table Colorful 2" w:semiHidden="1" w:unhideWhenUsed="1"/>
-    <w:lsdException w:name="Table Colorful 3" w:semiHidden="1" w:unhideWhenUsed="1"/>
-    <w:lsdException w:name="Table Columns 1" w:semiHidden="1" w:unhideWhenUsed="1"/>
-    <w:lsdException w:name="Table Columns 2" w:semiHidden="1" w:unhideWhenUsed="1"/>
-    <w:lsdException w:name="Table Columns 3" w:semiHidden="1" w:unhideWhenUsed="1"/>
-    <w:lsdException w:name="Table Columns 4" w:semiHidden="1" w:unhideWhenUsed="1"/>
-    <w:lsdException w:name="Table Columns 5" w:semiHidden="1" w:unhideWhenUsed="1"/>
-    <w:lsdException w:name="Table Grid 1" w:semiHidden="1" w:unhideWhenUsed="1"/>
-    <w:lsdException w:name="Table Grid 2" w:semiHidden="1" w:unhideWhenUsed="1"/>
-    <w:lsdException w:name="Table Grid 3" w:semiHidden="1" w:unhideWhenUsed="1"/>
-    <w:lsdException w:name="Table Grid 4" w:semiHidden="1" w:unhideWhenUsed="1"/>
-    <w:lsdException w:name="Table Grid 5" w:semiHidden="1" w:unhideWhenUsed="1"/>
-    <w:lsdException w:name="Table Grid 6" w:semiHidden="1" w:unhideWhenUsed="1"/>
-    <w:lsdException w:name="Table Grid 7" w:semiHidden="1" w:unhideWhenUsed="1"/>
-    <w:lsdException w:name="Table Grid 8" w:semiHidden="1" w:unhideWhenUsed="1"/>
-    <w:lsdException w:name="Table List 1" w:semiHidden="1" w:unhideWhenUsed="1"/>
-    <w:lsdException w:name="Table List 2" w:semiHidden="1" w:unhideWhenUsed="1"/>
-    <w:lsdException w:name="Table List 3" w:semiHidden="1" w:unhideWhenUsed="1"/>
-    <w:lsdException w:name="Table List 4" w:semiHidden="1" w:unhideWhenUsed="1"/>
-    <w:lsdException w:name="Table List 5" w:semiHidden="1" w:unhideWhenUsed="1"/>
-    <w:lsdException w:name="Table List 6" w:semiHidden="1" w:unhideWhenUsed="1"/>
-    <w:lsdException w:name="Table List 7" w:semiHidden="1" w:unhideWhenUsed="1"/>
-    <w:lsdException w:name="Table List 8" w:semiHidden="1" w:unhideWhenUsed="1"/>
-    <w:lsdException w:name="Table 3D effects 1" w:semiHidden="1" w:unhideWhenUsed="1"/>
-    <w:lsdException w:name="Table 3D effects 2" w:semiHidden="1" w:unhideWhenUsed="1"/>
-    <w:lsdException w:name="Table 3D effects 3" w:semiHidden="1" w:unhideWhenUsed="1"/>
-    <w:lsdException w:name="Table Contemporary" w:semiHidden="1" w:unhideWhenUsed="1"/>
-    <w:lsdException w:name="Table Elegant" w:semiHidden="1" w:unhideWhenUsed="1"/>
-    <w:lsdException w:name="Table Professional" w:semiHidden="1" w:unhideWhenUsed="1"/>
-    <w:lsdException w:name="Table Subtle 1" w:semiHidden="1" w:unhideWhenUsed="1"/>
-    <w:lsdException w:name="Table Subtle 2" w:semiHidden="1" w:unhideWhenUsed="1"/>
-    <w:lsdException w:name="Table Web 1" w:semiHidden="1" w:unhideWhenUsed="1"/>
-    <w:lsdException w:name="Table Web 2" w:semiHidden="1" w:unhideWhenUsed="1"/>
-    <w:lsdException w:name="Table Web 3" w:semiHidden="1" w:unhideWhenUsed="1"/>
-    <w:lsdException w:name="Table Theme" w:semiHidden="1" w:unhideWhenUsed="1"/>
-    <w:lsdException w:name="Light Shading"/>
-    <w:lsdException w:name="Light List"/>
-    <w:lsdException w:name="Light Grid"/>
-    <w:lsdException w:name="Medium Shading 1"/>
-    <w:lsdException w:name="Medium Shading 2"/>
-    <w:lsdException w:name="Medium List 1"/>
-    <w:lsdException w:name="Medium List 2"/>
-    <w:lsdException w:name="Medium Grid 1"/>
-    <w:lsdException w:name="Medium Grid 2"/>
-    <w:lsdException w:name="Medium Grid 3"/>
-    <w:lsdException w:name="Dark List"/>
-    <w:lsdException w:name="Colorful Shading"/>
-    <w:lsdException w:name="Colorful List"/>
-    <w:lsdException w:name="Colorful Grid"/>
-    <w:lsdException w:name="Light Shading Accent 1"/>
-    <w:lsdException w:name="Light List Accent 1"/>
-    <w:lsdException w:name="Light Grid Accent 1"/>
-    <w:lsdException w:name="Medium Shading 1 Accent 1"/>
-    <w:lsdException w:name="Medium Shading 2 Accent 1"/>
-    <w:lsdException w:name="Medium List 1 Accent 1"/>
-    <w:lsdException w:name="Medium List 2 Accent 1"/>
-    <w:lsdException w:name="Medium Grid 1 Accent 1"/>
-    <w:lsdException w:name="Medium Grid 2 Accent 1"/>
-    <w:lsdException w:name="Medium Grid 3 Accent 1"/>
-    <w:lsdException w:name="Dark List Accent 1"/>
-    <w:lsdException w:name="Colorful Shading Accent 1"/>
-    <w:lsdException w:name="Colorful List Accent 1"/>
-    <w:lsdException w:name="Colorful Grid Accent 1"/>
-    <w:lsdException w:name="Light Shading Accent 2"/>
-    <w:lsdException w:name="Light List Accent 2"/>
-    <w:lsdException w:name="Light Grid Accent 2"/>
-    <w:lsdException w:name="Medium Shading 1 Accent 2"/>
-    <w:lsdException w:name="Medium Shading 2 Accent 2"/>
-    <w:lsdException w:name="Medium List 1 Accent 2"/>
-    <w:lsdException w:name="Medium List 2 Accent 2"/>
-    <w:lsdException w:name="Medium Grid 1 Accent 2"/>
-    <w:lsdException w:name="Medium Grid 2 Accent 2"/>
-    <w:lsdException w:name="Medium Grid 3 Accent 2"/>
-    <w:lsdException w:name="Dark List Accent 2"/>
-    <w:lsdException w:name="Colorful Shading Accent 2"/>
-    <w:lsdException w:name="Colorful List Accent 2"/>
-    <w:lsdException w:name="Colorful Grid Accent 2"/>
-    <w:lsdException w:name="Light Shading Accent 3"/>
-    <w:lsdException w:name="Light List Accent 3"/>
-    <w:lsdException w:name="Light Grid Accent 3"/>
-    <w:lsdException w:name="Medium Shading 1 Accent 3"/>
-    <w:lsdException w:name="Medium Shading 2 Accent 3"/>
-    <w:lsdException w:name="Medium List 1 Accent 3"/>
-    <w:lsdException w:name="Medium List 2 Accent 3"/>
-    <w:lsdException w:name="Medium Grid 1 Accent 3"/>
-    <w:lsdException w:name="Medium Grid 2 Accent 3"/>
-    <w:lsdException w:name="Medium Grid 3 Accent 3"/>
-    <w:lsdException w:name="Dark List Accent 3"/>
-    <w:lsdException w:name="Colorful Shading Accent 3"/>
-    <w:lsdException w:name="Colorful List Accent 3"/>
-    <w:lsdException w:name="Colorful Grid Accent 3"/>
-    <w:lsdException w:name="Light Shading Accent 4"/>
-    <w:lsdException w:name="Light List Accent 4"/>
-    <w:lsdException w:name="Light Grid Accent 4"/>
-    <w:lsdException w:name="Medium Shading 1 Accent 4"/>
-    <w:lsdException w:name="Medium Shading 2 Accent 4"/>
-    <w:lsdException w:name="Medium List 1 Accent 4"/>
-    <w:lsdException w:name="Medium List 2 Accent 4"/>
-    <w:lsdException w:name="Medium Grid 1 Accent 4"/>
-    <w:lsdException w:name="Medium Grid 2 Accent 4"/>
-    <w:lsdException w:name="Medium Grid 3 Accent 4"/>
-    <w:lsdException w:name="Dark List Accent 4"/>
-    <w:lsdException w:name="Colorful Shading Accent 4"/>
-    <w:lsdException w:name="Colorful List Accent 4"/>
-    <w:lsdException w:name="Colorful Grid Accent 4"/>
-    <w:lsdException w:name="Light Shading Accent 5"/>
-    <w:lsdException w:name="Light List Accent 5"/>
-    <w:lsdException w:name="Light Grid Accent 5"/>
-    <w:lsdException w:name="Medium Shading 1 Accent 5"/>
-    <w:lsdException w:name="Medium Shading 2 Accent 5"/>
-    <w:lsdException w:name="Medium List 1 Accent 5"/>
-    <w:lsdException w:name="Medium List 2 Accent 5"/>
-    <w:lsdException w:name="Medium Grid 1 Accent 5"/>
-    <w:lsdException w:name="Medium Grid 2 Accent 5"/>
-    <w:lsdException w:name="Medium Grid 3 Accent 5"/>
-    <w:lsdException w:name="Dark List Accent 5"/>
-    <w:lsdException w:name="Colorful Shading Accent 5"/>
-    <w:lsdException w:name="Colorful List Accent 5"/>
-    <w:lsdException w:name="Colorful Grid Accent 5"/>
-    <w:lsdException w:name="Light Shading Accent 6"/>
-    <w:lsdException w:name="Light List Accent 6"/>
-    <w:lsdException w:name="Light Grid Accent 6"/>
-    <w:lsdException w:name="Medium Shading 1 Accent 6"/>
-    <w:lsdException w:name="Medium Shading 2 Accent 6"/>
-    <w:lsdException w:name="Medium List 1 Accent 6"/>
-    <w:lsdException w:name="Medium List 2 Accent 6"/>
-    <w:lsdException w:name="Medium Grid 1 Accent 6"/>
-    <w:lsdException w:name="Medium Grid 2 Accent 6"/>
-    <w:lsdException w:name="Medium Grid 3 Accent 6"/>
-    <w:lsdException w:name="Dark List Accent 6"/>
-    <w:lsdException w:name="Colorful Shading Accent 6"/>
-    <w:lsdException w:name="Colorful List Accent 6"/>
-    <w:lsdException w:name="Colorful Grid Accent 6"/>
-    <w:lsdException w:name="Grid Table 4" w:uiPriority="49"/>
-    <w:lsdException w:name="Grid Table 5 Dark" w:uiPriority="50"/>
-    <w:lsdException w:name="Grid Table 6 Colorful" w:uiPriority="51"/>
-    <w:lsdException w:name="Grid Table 7 Colorful" w:uiPriority="52"/>
-    <w:lsdException w:name="Grid Table 1 Light Accent 1" w:uiPriority="46"/>
-    <w:lsdException w:name="Grid Table 2 Accent 1" w:uiPriority="47"/>
-    <w:lsdException w:name="Grid Table 3 Accent 1" w:uiPriority="48"/>
-    <w:lsdException w:name="Grid Table 4 Accent 1" w:uiPriority="49"/>
-    <w:lsdException w:name="Grid Table 5 Dark Accent 1" w:uiPriority="50"/>
-    <w:lsdException w:name="Grid Table 6 Colorful Accent 1" w:uiPriority="51"/>
-    <w:lsdException w:name="Grid Table 7 Colorful Accent 1" w:uiPriority="52"/>
-    <w:lsdException w:name="Grid Table 1 Light Accent 2" w:uiPriority="46"/>
-    <w:lsdException w:name="Grid Table 2 Accent 2" w:uiPriority="47"/>
-    <w:lsdException w:name="Grid Table 3 Accent 2" w:uiPriority="48"/>
-    <w:lsdException w:name="Grid Table 4 Accent 2" w:uiPriority="49"/>
-    <w:lsdException w:name="Grid Table 5 Dark Accent 2" w:uiPriority="50"/>
-    <w:lsdException w:name="Grid Table 6 Colorful Accent 2" w:uiPriority="51"/>
-    <w:lsdException w:name="Grid Table 7 Colorful Accent 2" w:uiPriority="52"/>
-    <w:lsdException w:name="Grid Table 1 Light Accent 3" w:uiPriority="46"/>
-    <w:lsdException w:name="Grid Table 2 Accent 3" w:uiPriority="47"/>
-    <w:lsdException w:name="Grid Table 3 Accent 3" w:uiPriority="48"/>
-    <w:lsdException w:name="Grid Table 4 Accent 3" w:uiPriority="49"/>
-    <w:lsdException w:name="Grid Table 5 Dark Accent 3" w:uiPriority="50"/>
-    <w:lsdException w:name="Grid Table 6 Colorful Accent 3" w:uiPriority="51"/>
-    <w:lsdException w:name="Grid Table 7 Colorful Accent 3" w:uiPriority="52"/>
-    <w:lsdException w:name="Grid Table 1 Light Accent 4" w:uiPriority="46"/>
-    <w:lsdException w:name="Grid Table 2 Accent 4" w:uiPriority="47"/>
-    <w:lsdException w:name="Grid Table 3 Accent 4" w:uiPriority="48"/>
-    <w:lsdException w:name="Grid Table 4 Accent 4" w:uiPriority="49"/>
-    <w:lsdException w:name="Grid Table 5 Dark Accent 4" w:uiPriority="50"/>
-    <w:lsdException w:name="Grid Table 6 Colorful Accent 4" w:uiPriority="51"/>
-    <w:lsdException w:name="Grid Table 7 Colorful Accent 4" w:uiPriority="52"/>
-    <w:lsdException w:name="Grid Table 1 Light Accent 5" w:uiPriority="46"/>
-    <w:lsdException w:name="Grid Table 2 Accent 5" w:uiPriority="47"/>
-    <w:lsdException w:name="Grid Table 3 Accent 5" w:uiPriority="48"/>
-    <w:lsdException w:name="Grid Table 4 Accent 5" w:uiPriority="49"/>
-    <w:lsdException w:name="Grid Table 5 Dark Accent 5" w:uiPriority="50"/>
-    <w:lsdException w:name="Grid Table 6 Colorful Accent 5" w:uiPriority="51"/>
-    <w:lsdException w:name="Grid Table 7 Colorful Accent 5" w:uiPriority="52"/>
-    <w:lsdException w:name="Grid Table 1 Light Accent 6" w:uiPriority="46"/>
-    <w:lsdException w:name="Grid Table 2 Accent 6" w:uiPriority="47"/>
-    <w:lsdException w:name="Grid Table 3 Accent 6" w:uiPriority="48"/>
-    <w:lsdException w:name="Grid Table 4 Accent 6" w:uiPriority="49"/>
-    <w:lsdException w:name="Grid Table 5 Dark Accent 6" w:uiPriority="50"/>
-    <w:lsdException w:name="Grid Table 6 Colorful Accent 6" w:uiPriority="51"/>
-    <w:lsdException w:name="Grid Table 7 Colorful Accent 6" w:uiPriority="52"/>
-    <w:lsdException w:name="List Table 1 Light" w:uiPriority="46"/>
-    <w:lsdException w:name="List Table 2" w:uiPriority="47"/>
-    <w:lsdException w:name="List Table 3" w:uiPriority="48"/>
-    <w:lsdException w:name="List Table 4" w:uiPriority="49"/>
-    <w:lsdException w:name="List Table 5 Dark" w:uiPriority="50"/>
-    <w:lsdException w:name="List Table 6 Colorful" w:uiPriority="51"/>
-    <w:lsdException w:name="List Table 7 Colorful" w:uiPriority="52"/>
-    <w:lsdException w:name="List Table 1 Light Accent 1" w:uiPriority="46"/>
-    <w:lsdException w:name="List Table 2 Accent 1" w:uiPriority="47"/>
-    <w:lsdException w:name="List Table 3 Accent 1" w:uiPriority="48"/>
-    <w:lsdException w:name="List Table 4 Accent 1" w:uiPriority="49"/>
-    <w:lsdException w:name="List Table 5 Dark Accent 1" w:uiPriority="50"/>
-    <w:lsdException w:name="List Table 6 Colorful Accent 1" w:uiPriority="51"/>
-    <w:lsdException w:name="List Table 7 Colorful Accent 1" w:uiPriority="52"/>
-    <w:lsdException w:name="List Table 1 Light Accent 2" w:uiPriority="46"/>
-    <w:lsdException w:name="List Table 2 Accent 2" w:uiPriority="47"/>
-    <w:lsdException w:name="List Table 3 Accent 2" w:uiPriority="48"/>
-    <w:lsdException w:name="List Table 4 Accent 2" w:uiPriority="49"/>
-    <w:lsdException w:name="List Table 5 Dark Accent 2" w:uiPriority="50"/>
-    <w:lsdException w:name="List Table 6 Colorful Accent 2" w:uiPriority="51"/>
-    <w:lsdException w:name="List Table 7 Colorful Accent 2" w:uiPriority="52"/>
-    <w:lsdException w:name="List Table 1 Light Accent 3" w:uiPriority="46"/>
-    <w:lsdException w:name="List Table 2 Accent 3" w:uiPriority="47"/>
-    <w:lsdException w:name="List Table 3 Accent 3" w:uiPriority="48"/>
-    <w:lsdException w:name="List Table 4 Accent 3" w:uiPriority="49"/>
-    <w:lsdException w:name="List Table 5 Dark Accent 3" w:uiPriority="50"/>
-    <w:lsdException w:name="List Table 6 Colorful Accent 3" w:uiPriority="51"/>
-    <w:lsdException w:name="List Table 7 Colorful Accent 3" w:uiPriority="52"/>
-    <w:lsdException w:name="List Table 1 Light Accent 4" w:uiPriority="46"/>
-    <w:lsdException w:name="List Table 2 Accent 4" w:uiPriority="47"/>
-    <w:lsdException w:name="List Table 3 Accent 4" w:uiPriority="48"/>
-    <w:lsdException w:name="List Table 4 Accent 4" w:uiPriority="49"/>
-    <w:lsdException w:name="List Table 5 Dark Accent 4" w:uiPriority="50"/>
-    <w:lsdException w:name="List Table 6 Colorful Accent 4" w:uiPriority="51"/>
-    <w:lsdException w:name="List Table 7 Colorful Accent 4" w:uiPriority="52"/>
-    <w:lsdException w:name="List Table 1 Light Accent 5" w:uiPriority="46"/>
-    <w:lsdException w:name="List Table 2 Accent 5" w:uiPriority="47"/>
-    <w:lsdException w:name="List Table 3 Accent 5" w:uiPriority="48"/>
-    <w:lsdException w:name="List Table 4 Accent 5" w:uiPriority="49"/>
-    <w:lsdException w:name="List Table 5 Dark Accent 5" w:uiPriority="50"/>
-    <w:lsdException w:name="List Table 6 Colorful Accent 5" w:uiPriority="51"/>
-    <w:lsdException w:name="List Table 7 Colorful Accent 5" w:uiPriority="52"/>
-    <w:lsdException w:name="List Table 1 Light Accent 6" w:uiPriority="46"/>
-    <w:lsdException w:name="List Table 2 Accent 6" w:uiPriority="47"/>
-    <w:lsdException w:name="List Table 3 Accent 6" w:uiPriority="48"/>
-    <w:lsdException w:name="List Table 4 Accent 6" w:uiPriority="49"/>
-    <w:lsdException w:name="List Table 5 Dark Accent 6" w:uiPriority="50"/>
-    <w:lsdException w:name="List Table 6 Colorful Accent 6" w:uiPriority="51"/>
-    <w:lsdException w:name="List Table 7 Colorful Accent 6" w:uiPriority="52"/>
-    <w:lsdException w:name="Mention" w:semiHidden="1" w:uiPriority="99" w:unhideWhenUsed="1"/>
-    <w:lsdException w:name="Smart Hyperlink" w:semiHidden="1" w:uiPriority="99" w:unhideWhenUsed="1"/>
-    <w:lsdException w:name="Hashtag" w:semiHidden="1" w:uiPriority="99" w:unhideWhenUsed="1"/>
-    <w:lsdException w:name="Unresolved Mention" w:semiHidden="1" w:uiPriority="99" w:unhideWhenUsed="1"/>
-    <w:lsdException w:name="Smart Link" w:semiHidden="1" w:uiPriority="99" w:unhideWhenUsed="1"/>
-  </w:latentStyles>
-  <w:style w:type="paragraph" w:default="1" w:styleId="Normal">
+  <w:latentStyles w:count="276" w:defLockedState="0" w:defQFormat="0" w:defSemiHidden="0" w:defUIPriority="0" w:defUnhideWhenUsed="0"/>
+  <w:style w:default="1" w:styleId="Normal" w:type="paragraph">
     <w:name w:val="Normal"/>
     <w:qFormat/>
   </w:style>
-  <w:style w:type="paragraph" w:styleId="Heading1">
+  <w:style w:styleId="BodyText" w:type="paragraph">
+    <w:name w:val="Body Text"/>
+    <w:basedOn w:val="Normal"/>
+    <w:link w:val="BodyTextChar"/>
+    <w:qFormat/>
+    <w:pPr>
+      <w:spacing w:after="180" w:before="180"/>
+    </w:pPr>
+  </w:style>
+  <w:style w:customStyle="1" w:styleId="FirstParagraph" w:type="paragraph">
+    <w:name w:val="First Paragraph"/>
+    <w:basedOn w:val="BodyText"/>
+    <w:next w:val="BodyText"/>
+    <w:qFormat/>
+  </w:style>
+  <w:style w:customStyle="1" w:styleId="Compact" w:type="paragraph">
+    <w:name w:val="Compact"/>
+    <w:basedOn w:val="BodyText"/>
+    <w:qFormat/>
+    <w:pPr>
+      <w:spacing w:after="36" w:before="36"/>
+    </w:pPr>
+  </w:style>
+  <w:style w:styleId="Title" w:type="paragraph">
+    <w:name w:val="Title"/>
+    <w:basedOn w:val="Normal"/>
+    <w:next w:val="BodyText"/>
+    <w:link w:val="TitleChar"/>
+    <w:uiPriority w:val="10"/>
+    <w:qFormat/>
+    <w:rsid w:val="00A10FD9"/>
+    <w:pPr>
+      <w:spacing w:after="80" w:line="240" w:lineRule="auto"/>
+      <w:contextualSpacing/>
+      <w:jc w:val="center"/>
+    </w:pPr>
+    <w:rPr>
+      <w:rFonts w:asciiTheme="majorHAnsi" w:cstheme="majorBidi" w:eastAsiaTheme="majorEastAsia" w:hAnsiTheme="majorHAnsi"/>
+      <w:sz w:val="56"/>
+      <w:szCs w:val="56"/>
+    </w:rPr>
+  </w:style>
+  <w:style w:customStyle="1" w:styleId="TitleChar" w:type="character">
+    <w:name w:val="Title Char"/>
+    <w:basedOn w:val="DefaultParagraphFont"/>
+    <w:link w:val="Title"/>
+    <w:uiPriority w:val="10"/>
+    <w:rsid w:val="00A10FD9"/>
+    <w:rPr>
+      <w:rFonts w:asciiTheme="majorHAnsi" w:cstheme="majorBidi" w:eastAsiaTheme="majorEastAsia" w:hAnsiTheme="majorHAnsi"/>
+      <w:sz w:val="56"/>
+      <w:szCs w:val="56"/>
+    </w:rPr>
+  </w:style>
+  <w:style w:styleId="Subtitle" w:type="paragraph">
+    <w:name w:val="Subtitle"/>
+    <w:basedOn w:val="Title"/>
+    <w:next w:val="BodyText"/>
+    <w:link w:val="SubtitleChar"/>
+    <w:uiPriority w:val="11"/>
+    <w:qFormat/>
+    <w:rsid w:val="00A10FD9"/>
+    <w:pPr>
+      <w:numPr>
+        <w:ilvl w:val="1"/>
+      </w:numPr>
+    </w:pPr>
+    <w:rPr>
+      <w:rFonts w:cstheme="majorBidi" w:eastAsiaTheme="majorEastAsia"/>
+      <w:spacing w:val="15"/>
+      <w:sz w:val="28"/>
+      <w:szCs w:val="28"/>
+    </w:rPr>
+  </w:style>
+  <w:style w:customStyle="1" w:styleId="SubtitleChar" w:type="character">
+    <w:name w:val="Subtitle Char"/>
+    <w:basedOn w:val="DefaultParagraphFont"/>
+    <w:link w:val="Subtitle"/>
+    <w:uiPriority w:val="11"/>
+    <w:rsid w:val="00A10FD9"/>
+    <w:rPr>
+      <w:rFonts w:cstheme="majorBidi" w:eastAsiaTheme="majorEastAsia"/>
+      <w:color w:themeColor="text1" w:themeTint="A6" w:val="595959"/>
+      <w:spacing w:val="15"/>
+      <w:sz w:val="28"/>
+      <w:szCs w:val="28"/>
+    </w:rPr>
+  </w:style>
+  <w:style w:customStyle="1" w:styleId="Author" w:type="paragraph">
+    <w:name w:val="Author"/>
+    <w:basedOn w:val="Title"/>
+    <w:next w:val="BodyText"/>
+    <w:qFormat/>
+    <w:pPr>
+      <w:keepNext/>
+      <w:keepLines/>
+    </w:pPr>
+    <w:rPr>
+      <w:sz w:val="24"/>
+      <w:szCs w:val="24"/>
+    </w:rPr>
+  </w:style>
+  <w:style w:styleId="Date" w:type="paragraph">
+    <w:name w:val="Date"/>
+    <w:basedOn w:val="Title"/>
+    <w:next w:val="BodyText"/>
+    <w:qFormat/>
+    <w:pPr>
+      <w:keepNext/>
+      <w:keepLines/>
+    </w:pPr>
+    <w:rPr>
+      <w:sz w:val="24"/>
+      <w:szCs w:val="24"/>
+    </w:rPr>
+  </w:style>
+  <w:style w:customStyle="1" w:styleId="AbstractTitle" w:type="paragraph">
+    <w:name w:val="Abstract Title"/>
+    <w:basedOn w:val="Normal"/>
+    <w:next w:val="Abstract"/>
+    <w:qFormat/>
+    <w:pPr>
+      <w:keepNext/>
+      <w:keepLines/>
+      <w:spacing w:after="0" w:before="300"/>
+      <w:jc w:val="center"/>
+    </w:pPr>
+    <w:rPr>
+      <w:b/>
+      <w:sz w:val="20"/>
+      <w:szCs w:val="20"/>
+    </w:rPr>
+  </w:style>
+  <w:style w:customStyle="1" w:styleId="Abstract" w:type="paragraph">
+    <w:name w:val="Abstract"/>
+    <w:basedOn w:val="Normal"/>
+    <w:next w:val="BodyText"/>
+    <w:qFormat/>
+    <w:pPr>
+      <w:keepNext/>
+      <w:keepLines/>
+      <w:spacing w:after="300" w:before="100"/>
+    </w:pPr>
+    <w:rPr>
+      <w:sz w:val="20"/>
+      <w:szCs w:val="20"/>
+    </w:rPr>
+  </w:style>
+  <w:style w:styleId="Bibliography" w:type="paragraph">
+    <w:name w:val="Bibliography"/>
+    <w:basedOn w:val="Normal"/>
+    <w:next w:val="Bibliography"/>
+    <w:qFormat/>
+    <w:pPr/>
+    <w:rPr/>
+  </w:style>
+  <w:style w:styleId="Heading1" w:type="paragraph">
     <w:name w:val="heading 1"/>
     <w:basedOn w:val="Normal"/>
     <w:next w:val="BodyText"/>
@@ -5107,17 +5943,17 @@
     <w:pPr>
       <w:keepNext/>
       <w:keepLines/>
-      <w:spacing w:before="360" w:after="80"/>
+      <w:spacing w:after="80" w:before="360"/>
       <w:outlineLvl w:val="0"/>
     </w:pPr>
     <w:rPr>
-      <w:rFonts w:asciiTheme="majorHAnsi" w:eastAsiaTheme="majorEastAsia" w:hAnsiTheme="majorHAnsi" w:cstheme="majorBidi"/>
-      <w:color w:val="0F4761" w:themeColor="accent1" w:themeShade="BF"/>
+      <w:rFonts w:asciiTheme="majorHAnsi" w:cstheme="majorBidi" w:eastAsiaTheme="majorEastAsia" w:hAnsiTheme="majorHAnsi"/>
+      <w:color w:themeColor="accent1" w:themeShade="BF" w:val="0F4761"/>
       <w:sz w:val="40"/>
       <w:szCs w:val="40"/>
     </w:rPr>
   </w:style>
-  <w:style w:type="paragraph" w:styleId="Heading2">
+  <w:style w:styleId="Heading2" w:type="paragraph">
     <w:name w:val="heading 2"/>
     <w:basedOn w:val="Normal"/>
     <w:next w:val="BodyText"/>
@@ -5130,17 +5966,17 @@
     <w:pPr>
       <w:keepNext/>
       <w:keepLines/>
-      <w:spacing w:before="160" w:after="80"/>
+      <w:spacing w:after="80" w:before="160"/>
       <w:outlineLvl w:val="1"/>
     </w:pPr>
     <w:rPr>
-      <w:rFonts w:asciiTheme="majorHAnsi" w:eastAsiaTheme="majorEastAsia" w:hAnsiTheme="majorHAnsi" w:cstheme="majorBidi"/>
-      <w:color w:val="0F4761" w:themeColor="accent1" w:themeShade="BF"/>
+      <w:rFonts w:asciiTheme="majorHAnsi" w:cstheme="majorBidi" w:eastAsiaTheme="majorEastAsia" w:hAnsiTheme="majorHAnsi"/>
+      <w:color w:themeColor="accent1" w:themeShade="BF" w:val="0F4761"/>
       <w:sz w:val="32"/>
       <w:szCs w:val="32"/>
     </w:rPr>
   </w:style>
-  <w:style w:type="paragraph" w:styleId="Heading3">
+  <w:style w:styleId="Heading3" w:type="paragraph">
     <w:name w:val="heading 3"/>
     <w:basedOn w:val="Normal"/>
     <w:next w:val="BodyText"/>
@@ -5153,17 +5989,17 @@
     <w:pPr>
       <w:keepNext/>
       <w:keepLines/>
-      <w:spacing w:before="160" w:after="80"/>
+      <w:spacing w:after="80" w:before="160"/>
       <w:outlineLvl w:val="2"/>
     </w:pPr>
     <w:rPr>
-      <w:rFonts w:eastAsiaTheme="majorEastAsia" w:cstheme="majorBidi"/>
-      <w:color w:val="0F4761" w:themeColor="accent1" w:themeShade="BF"/>
+      <w:rFonts w:cstheme="majorBidi" w:eastAsiaTheme="majorEastAsia"/>
+      <w:color w:themeColor="accent1" w:themeShade="BF" w:val="0F4761"/>
       <w:sz w:val="28"/>
       <w:szCs w:val="28"/>
     </w:rPr>
   </w:style>
-  <w:style w:type="paragraph" w:styleId="Heading4">
+  <w:style w:styleId="Heading4" w:type="paragraph">
     <w:name w:val="heading 4"/>
     <w:basedOn w:val="Normal"/>
     <w:next w:val="BodyText"/>
@@ -5176,17 +6012,17 @@
     <w:pPr>
       <w:keepNext/>
       <w:keepLines/>
-      <w:spacing w:before="80" w:after="40"/>
+      <w:spacing w:after="40" w:before="80"/>
       <w:outlineLvl w:val="3"/>
     </w:pPr>
     <w:rPr>
-      <w:rFonts w:eastAsiaTheme="majorEastAsia" w:cstheme="majorBidi"/>
+      <w:rFonts w:cstheme="majorBidi" w:eastAsiaTheme="majorEastAsia"/>
       <w:i/>
       <w:iCs/>
-      <w:color w:val="0F4761" w:themeColor="accent1" w:themeShade="BF"/>
+      <w:color w:themeColor="accent1" w:themeShade="BF" w:val="0F4761"/>
     </w:rPr>
   </w:style>
-  <w:style w:type="paragraph" w:styleId="Heading5">
+  <w:style w:styleId="Heading5" w:type="paragraph">
     <w:name w:val="heading 5"/>
     <w:basedOn w:val="Normal"/>
     <w:next w:val="BodyText"/>
@@ -5199,15 +6035,15 @@
     <w:pPr>
       <w:keepNext/>
       <w:keepLines/>
-      <w:spacing w:before="80" w:after="40"/>
+      <w:spacing w:after="40" w:before="80"/>
       <w:outlineLvl w:val="4"/>
     </w:pPr>
     <w:rPr>
-      <w:rFonts w:eastAsiaTheme="majorEastAsia" w:cstheme="majorBidi"/>
-      <w:color w:val="0F4761" w:themeColor="accent1" w:themeShade="BF"/>
+      <w:rFonts w:cstheme="majorBidi" w:eastAsiaTheme="majorEastAsia"/>
+      <w:color w:themeColor="accent1" w:themeShade="BF" w:val="0F4761"/>
     </w:rPr>
   </w:style>
-  <w:style w:type="paragraph" w:styleId="Heading6">
+  <w:style w:styleId="Heading6" w:type="paragraph">
     <w:name w:val="heading 6"/>
     <w:basedOn w:val="Normal"/>
     <w:next w:val="BodyText"/>
@@ -5220,17 +6056,17 @@
     <w:pPr>
       <w:keepNext/>
       <w:keepLines/>
-      <w:spacing w:before="40" w:after="0"/>
+      <w:spacing w:after="0" w:before="40"/>
       <w:outlineLvl w:val="5"/>
     </w:pPr>
     <w:rPr>
-      <w:rFonts w:eastAsiaTheme="majorEastAsia" w:cstheme="majorBidi"/>
+      <w:rFonts w:cstheme="majorBidi" w:eastAsiaTheme="majorEastAsia"/>
       <w:i/>
       <w:iCs/>
-      <w:color w:val="595959" w:themeColor="text1" w:themeTint="A6"/>
+      <w:color w:themeColor="text1" w:themeTint="A6" w:val="595959"/>
     </w:rPr>
   </w:style>
-  <w:style w:type="paragraph" w:styleId="Heading7">
+  <w:style w:styleId="Heading7" w:type="paragraph">
     <w:name w:val="heading 7"/>
     <w:basedOn w:val="Normal"/>
     <w:next w:val="BodyText"/>
@@ -5243,15 +6079,15 @@
     <w:pPr>
       <w:keepNext/>
       <w:keepLines/>
-      <w:spacing w:before="40" w:after="0"/>
+      <w:spacing w:after="0" w:before="40"/>
       <w:outlineLvl w:val="6"/>
     </w:pPr>
     <w:rPr>
-      <w:rFonts w:eastAsiaTheme="majorEastAsia" w:cstheme="majorBidi"/>
-      <w:color w:val="595959" w:themeColor="text1" w:themeTint="A6"/>
+      <w:rFonts w:cstheme="majorBidi" w:eastAsiaTheme="majorEastAsia"/>
+      <w:color w:themeColor="text1" w:themeTint="A6" w:val="595959"/>
     </w:rPr>
   </w:style>
-  <w:style w:type="paragraph" w:styleId="Heading8">
+  <w:style w:styleId="Heading8" w:type="paragraph">
     <w:name w:val="heading 8"/>
     <w:basedOn w:val="Normal"/>
     <w:next w:val="BodyText"/>
@@ -5268,13 +6104,13 @@
       <w:outlineLvl w:val="7"/>
     </w:pPr>
     <w:rPr>
-      <w:rFonts w:eastAsiaTheme="majorEastAsia" w:cstheme="majorBidi"/>
+      <w:rFonts w:cstheme="majorBidi" w:eastAsiaTheme="majorEastAsia"/>
       <w:i/>
       <w:iCs/>
-      <w:color w:val="272727" w:themeColor="text1" w:themeTint="D8"/>
+      <w:color w:themeColor="text1" w:themeTint="D8" w:val="272727"/>
     </w:rPr>
   </w:style>
-  <w:style w:type="paragraph" w:styleId="Heading9">
+  <w:style w:styleId="Heading9" w:type="paragraph">
     <w:name w:val="heading 9"/>
     <w:basedOn w:val="Normal"/>
     <w:next w:val="BodyText"/>
@@ -5291,202 +6127,24 @@
       <w:outlineLvl w:val="8"/>
     </w:pPr>
     <w:rPr>
-      <w:rFonts w:eastAsiaTheme="majorEastAsia" w:cstheme="majorBidi"/>
-      <w:color w:val="272727" w:themeColor="text1" w:themeTint="D8"/>
+      <w:rFonts w:cstheme="majorBidi" w:eastAsiaTheme="majorEastAsia"/>
+      <w:color w:themeColor="text1" w:themeTint="D8" w:val="272727"/>
     </w:rPr>
   </w:style>
-  <w:style w:type="character" w:default="1" w:styleId="DefaultParagraphFont">
-    <w:name w:val="Default Paragraph Font"/>
-    <w:uiPriority w:val="1"/>
-    <w:semiHidden/>
-    <w:unhideWhenUsed/>
-  </w:style>
-  <w:style w:type="table" w:default="1" w:styleId="TableNormal">
-    <w:name w:val="Normal Table"/>
-    <w:uiPriority w:val="99"/>
-    <w:semiHidden/>
-    <w:unhideWhenUsed/>
-    <w:tblPr>
-      <w:tblInd w:w="0" w:type="dxa"/>
-      <w:tblCellMar>
-        <w:top w:w="0" w:type="dxa"/>
-        <w:left w:w="108" w:type="dxa"/>
-        <w:bottom w:w="0" w:type="dxa"/>
-        <w:right w:w="108" w:type="dxa"/>
-      </w:tblCellMar>
-    </w:tblPr>
-  </w:style>
-  <w:style w:type="numbering" w:default="1" w:styleId="NoList">
-    <w:name w:val="No List"/>
-    <w:uiPriority w:val="99"/>
-    <w:semiHidden/>
-    <w:unhideWhenUsed/>
-  </w:style>
-  <w:style w:type="paragraph" w:styleId="BodyText">
-    <w:name w:val="Body Text"/>
-    <w:basedOn w:val="Normal"/>
-    <w:qFormat/>
-    <w:pPr>
-      <w:spacing w:before="180" w:after="180"/>
-    </w:pPr>
-  </w:style>
-  <w:style w:type="paragraph" w:customStyle="1" w:styleId="FirstParagraph">
-    <w:name w:val="First Paragraph"/>
-    <w:basedOn w:val="BodyText"/>
-    <w:next w:val="BodyText"/>
-    <w:qFormat/>
-  </w:style>
-  <w:style w:type="paragraph" w:customStyle="1" w:styleId="Compact">
-    <w:name w:val="Compact"/>
-    <w:basedOn w:val="BodyText"/>
-    <w:qFormat/>
-    <w:pPr>
-      <w:spacing w:before="36" w:after="36"/>
-    </w:pPr>
-  </w:style>
-  <w:style w:type="paragraph" w:styleId="Title">
-    <w:name w:val="Title"/>
-    <w:basedOn w:val="Normal"/>
-    <w:next w:val="BodyText"/>
-    <w:link w:val="TitleChar"/>
-    <w:uiPriority w:val="10"/>
-    <w:qFormat/>
-    <w:rsid w:val="00A10FD9"/>
-    <w:pPr>
-      <w:spacing w:after="80"/>
-      <w:contextualSpacing/>
-      <w:jc w:val="center"/>
-    </w:pPr>
-    <w:rPr>
-      <w:rFonts w:asciiTheme="majorHAnsi" w:eastAsiaTheme="majorEastAsia" w:hAnsiTheme="majorHAnsi" w:cstheme="majorBidi"/>
-      <w:sz w:val="56"/>
-      <w:szCs w:val="56"/>
-    </w:rPr>
-  </w:style>
-  <w:style w:type="character" w:customStyle="1" w:styleId="TitleChar">
-    <w:name w:val="Title Char"/>
-    <w:basedOn w:val="DefaultParagraphFont"/>
-    <w:link w:val="Title"/>
-    <w:uiPriority w:val="10"/>
-    <w:rsid w:val="00A10FD9"/>
-    <w:rPr>
-      <w:rFonts w:asciiTheme="majorHAnsi" w:eastAsiaTheme="majorEastAsia" w:hAnsiTheme="majorHAnsi" w:cstheme="majorBidi"/>
-      <w:sz w:val="56"/>
-      <w:szCs w:val="56"/>
-    </w:rPr>
-  </w:style>
-  <w:style w:type="paragraph" w:styleId="Subtitle">
-    <w:name w:val="Subtitle"/>
-    <w:basedOn w:val="Title"/>
-    <w:next w:val="BodyText"/>
-    <w:link w:val="SubtitleChar"/>
-    <w:uiPriority w:val="11"/>
-    <w:qFormat/>
-    <w:rsid w:val="00A10FD9"/>
-    <w:pPr>
-      <w:numPr>
-        <w:ilvl w:val="1"/>
-      </w:numPr>
-    </w:pPr>
-    <w:rPr>
-      <w:spacing w:val="15"/>
-      <w:sz w:val="28"/>
-      <w:szCs w:val="28"/>
-    </w:rPr>
-  </w:style>
-  <w:style w:type="character" w:customStyle="1" w:styleId="SubtitleChar">
-    <w:name w:val="Subtitle Char"/>
-    <w:basedOn w:val="DefaultParagraphFont"/>
-    <w:link w:val="Subtitle"/>
-    <w:uiPriority w:val="11"/>
-    <w:rsid w:val="00A10FD9"/>
-    <w:rPr>
-      <w:rFonts w:eastAsiaTheme="majorEastAsia" w:cstheme="majorBidi"/>
-      <w:color w:val="595959" w:themeColor="text1" w:themeTint="A6"/>
-      <w:spacing w:val="15"/>
-      <w:sz w:val="28"/>
-      <w:szCs w:val="28"/>
-    </w:rPr>
-  </w:style>
-  <w:style w:type="paragraph" w:customStyle="1" w:styleId="Author">
-    <w:name w:val="Author"/>
-    <w:basedOn w:val="Title"/>
-    <w:next w:val="BodyText"/>
-    <w:qFormat/>
-    <w:pPr>
-      <w:keepNext/>
-      <w:keepLines/>
-    </w:pPr>
-    <w:rPr>
-      <w:sz w:val="24"/>
-      <w:szCs w:val="24"/>
-    </w:rPr>
-  </w:style>
-  <w:style w:type="paragraph" w:styleId="Date">
-    <w:name w:val="Date"/>
-    <w:basedOn w:val="Title"/>
-    <w:next w:val="BodyText"/>
-    <w:qFormat/>
-    <w:pPr>
-      <w:keepNext/>
-      <w:keepLines/>
-    </w:pPr>
-    <w:rPr>
-      <w:sz w:val="24"/>
-      <w:szCs w:val="24"/>
-    </w:rPr>
-  </w:style>
-  <w:style w:type="paragraph" w:customStyle="1" w:styleId="AbstractTitle">
-    <w:name w:val="Abstract Title"/>
-    <w:basedOn w:val="Normal"/>
-    <w:next w:val="Abstract"/>
-    <w:qFormat/>
-    <w:pPr>
-      <w:keepNext/>
-      <w:keepLines/>
-      <w:spacing w:before="300" w:after="0"/>
-      <w:jc w:val="center"/>
-    </w:pPr>
-    <w:rPr>
-      <w:b/>
-      <w:sz w:val="20"/>
-      <w:szCs w:val="20"/>
-    </w:rPr>
-  </w:style>
-  <w:style w:type="paragraph" w:customStyle="1" w:styleId="Abstract">
-    <w:name w:val="Abstract"/>
-    <w:basedOn w:val="Normal"/>
-    <w:next w:val="BodyText"/>
-    <w:qFormat/>
-    <w:pPr>
-      <w:keepNext/>
-      <w:keepLines/>
-      <w:spacing w:before="100" w:after="300"/>
-    </w:pPr>
-    <w:rPr>
-      <w:sz w:val="20"/>
-      <w:szCs w:val="20"/>
-    </w:rPr>
-  </w:style>
-  <w:style w:type="paragraph" w:styleId="Bibliography">
-    <w:name w:val="Bibliography"/>
-    <w:basedOn w:val="Normal"/>
-    <w:qFormat/>
-  </w:style>
-  <w:style w:type="character" w:customStyle="1" w:styleId="Heading1Char">
+  <w:style w:customStyle="1" w:styleId="Heading1Char" w:type="character">
     <w:name w:val="Heading 1 Char"/>
     <w:basedOn w:val="DefaultParagraphFont"/>
     <w:link w:val="Heading1"/>
     <w:uiPriority w:val="9"/>
     <w:rsid w:val="00A10FD9"/>
     <w:rPr>
-      <w:rFonts w:asciiTheme="majorHAnsi" w:eastAsiaTheme="majorEastAsia" w:hAnsiTheme="majorHAnsi" w:cstheme="majorBidi"/>
-      <w:color w:val="0F4761" w:themeColor="accent1" w:themeShade="BF"/>
+      <w:rFonts w:asciiTheme="majorHAnsi" w:cstheme="majorBidi" w:eastAsiaTheme="majorEastAsia" w:hAnsiTheme="majorHAnsi"/>
+      <w:color w:themeColor="accent1" w:themeShade="BF" w:val="0F4761"/>
       <w:sz w:val="40"/>
       <w:szCs w:val="40"/>
     </w:rPr>
   </w:style>
-  <w:style w:type="character" w:customStyle="1" w:styleId="Heading2Char">
+  <w:style w:customStyle="1" w:styleId="Heading2Char" w:type="character">
     <w:name w:val="Heading 2 Char"/>
     <w:basedOn w:val="DefaultParagraphFont"/>
     <w:link w:val="Heading2"/>
@@ -5494,13 +6152,13 @@
     <w:semiHidden/>
     <w:rsid w:val="00A10FD9"/>
     <w:rPr>
-      <w:rFonts w:asciiTheme="majorHAnsi" w:eastAsiaTheme="majorEastAsia" w:hAnsiTheme="majorHAnsi" w:cstheme="majorBidi"/>
-      <w:color w:val="0F4761" w:themeColor="accent1" w:themeShade="BF"/>
+      <w:rFonts w:asciiTheme="majorHAnsi" w:cstheme="majorBidi" w:eastAsiaTheme="majorEastAsia" w:hAnsiTheme="majorHAnsi"/>
+      <w:color w:themeColor="accent1" w:themeShade="BF" w:val="0F4761"/>
       <w:sz w:val="32"/>
       <w:szCs w:val="32"/>
     </w:rPr>
   </w:style>
-  <w:style w:type="character" w:customStyle="1" w:styleId="Heading3Char">
+  <w:style w:customStyle="1" w:styleId="Heading3Char" w:type="character">
     <w:name w:val="Heading 3 Char"/>
     <w:basedOn w:val="DefaultParagraphFont"/>
     <w:link w:val="Heading3"/>
@@ -5508,13 +6166,13 @@
     <w:semiHidden/>
     <w:rsid w:val="00A10FD9"/>
     <w:rPr>
-      <w:rFonts w:eastAsiaTheme="majorEastAsia" w:cstheme="majorBidi"/>
-      <w:color w:val="0F4761" w:themeColor="accent1" w:themeShade="BF"/>
+      <w:rFonts w:cstheme="majorBidi" w:eastAsiaTheme="majorEastAsia"/>
+      <w:color w:themeColor="accent1" w:themeShade="BF" w:val="0F4761"/>
       <w:sz w:val="28"/>
       <w:szCs w:val="28"/>
     </w:rPr>
   </w:style>
-  <w:style w:type="character" w:customStyle="1" w:styleId="Heading4Char">
+  <w:style w:customStyle="1" w:styleId="Heading4Char" w:type="character">
     <w:name w:val="Heading 4 Char"/>
     <w:basedOn w:val="DefaultParagraphFont"/>
     <w:link w:val="Heading4"/>
@@ -5522,13 +6180,13 @@
     <w:semiHidden/>
     <w:rsid w:val="00A10FD9"/>
     <w:rPr>
-      <w:rFonts w:eastAsiaTheme="majorEastAsia" w:cstheme="majorBidi"/>
+      <w:rFonts w:cstheme="majorBidi" w:eastAsiaTheme="majorEastAsia"/>
       <w:i/>
       <w:iCs/>
-      <w:color w:val="0F4761" w:themeColor="accent1" w:themeShade="BF"/>
+      <w:color w:themeColor="accent1" w:themeShade="BF" w:val="0F4761"/>
     </w:rPr>
   </w:style>
-  <w:style w:type="character" w:customStyle="1" w:styleId="Heading5Char">
+  <w:style w:customStyle="1" w:styleId="Heading5Char" w:type="character">
     <w:name w:val="Heading 5 Char"/>
     <w:basedOn w:val="DefaultParagraphFont"/>
     <w:link w:val="Heading5"/>
@@ -5536,11 +6194,11 @@
     <w:semiHidden/>
     <w:rsid w:val="00A10FD9"/>
     <w:rPr>
-      <w:rFonts w:eastAsiaTheme="majorEastAsia" w:cstheme="majorBidi"/>
-      <w:color w:val="0F4761" w:themeColor="accent1" w:themeShade="BF"/>
+      <w:rFonts w:cstheme="majorBidi" w:eastAsiaTheme="majorEastAsia"/>
+      <w:color w:themeColor="accent1" w:themeShade="BF" w:val="0F4761"/>
     </w:rPr>
   </w:style>
-  <w:style w:type="character" w:customStyle="1" w:styleId="Heading6Char">
+  <w:style w:customStyle="1" w:styleId="Heading6Char" w:type="character">
     <w:name w:val="Heading 6 Char"/>
     <w:basedOn w:val="DefaultParagraphFont"/>
     <w:link w:val="Heading6"/>
@@ -5548,13 +6206,13 @@
     <w:semiHidden/>
     <w:rsid w:val="00A10FD9"/>
     <w:rPr>
-      <w:rFonts w:eastAsiaTheme="majorEastAsia" w:cstheme="majorBidi"/>
+      <w:rFonts w:cstheme="majorBidi" w:eastAsiaTheme="majorEastAsia"/>
       <w:i/>
       <w:iCs/>
-      <w:color w:val="595959" w:themeColor="text1" w:themeTint="A6"/>
+      <w:color w:themeColor="text1" w:themeTint="A6" w:val="595959"/>
     </w:rPr>
   </w:style>
-  <w:style w:type="character" w:customStyle="1" w:styleId="Heading7Char">
+  <w:style w:customStyle="1" w:styleId="Heading7Char" w:type="character">
     <w:name w:val="Heading 7 Char"/>
     <w:basedOn w:val="DefaultParagraphFont"/>
     <w:link w:val="Heading7"/>
@@ -5562,11 +6220,11 @@
     <w:semiHidden/>
     <w:rsid w:val="00A10FD9"/>
     <w:rPr>
-      <w:rFonts w:eastAsiaTheme="majorEastAsia" w:cstheme="majorBidi"/>
-      <w:color w:val="595959" w:themeColor="text1" w:themeTint="A6"/>
+      <w:rFonts w:cstheme="majorBidi" w:eastAsiaTheme="majorEastAsia"/>
+      <w:color w:themeColor="text1" w:themeTint="A6" w:val="595959"/>
     </w:rPr>
   </w:style>
-  <w:style w:type="character" w:customStyle="1" w:styleId="Heading8Char">
+  <w:style w:customStyle="1" w:styleId="Heading8Char" w:type="character">
     <w:name w:val="Heading 8 Char"/>
     <w:basedOn w:val="DefaultParagraphFont"/>
     <w:link w:val="Heading8"/>
@@ -5574,13 +6232,13 @@
     <w:semiHidden/>
     <w:rsid w:val="00A10FD9"/>
     <w:rPr>
-      <w:rFonts w:eastAsiaTheme="majorEastAsia" w:cstheme="majorBidi"/>
+      <w:rFonts w:cstheme="majorBidi" w:eastAsiaTheme="majorEastAsia"/>
       <w:i/>
       <w:iCs/>
-      <w:color w:val="272727" w:themeColor="text1" w:themeTint="D8"/>
+      <w:color w:themeColor="text1" w:themeTint="D8" w:val="272727"/>
     </w:rPr>
   </w:style>
-  <w:style w:type="character" w:customStyle="1" w:styleId="Heading9Char">
+  <w:style w:customStyle="1" w:styleId="Heading9Char" w:type="character">
     <w:name w:val="Heading 9 Char"/>
     <w:basedOn w:val="DefaultParagraphFont"/>
     <w:link w:val="Heading9"/>
@@ -5588,11 +6246,11 @@
     <w:semiHidden/>
     <w:rsid w:val="00A10FD9"/>
     <w:rPr>
-      <w:rFonts w:eastAsiaTheme="majorEastAsia" w:cstheme="majorBidi"/>
-      <w:color w:val="272727" w:themeColor="text1" w:themeTint="D8"/>
+      <w:rFonts w:cstheme="majorBidi" w:eastAsiaTheme="majorEastAsia"/>
+      <w:color w:themeColor="text1" w:themeTint="D8" w:val="272727"/>
     </w:rPr>
   </w:style>
-  <w:style w:type="paragraph" w:styleId="BlockText">
+  <w:style w:styleId="BlockText" w:type="paragraph">
     <w:name w:val="Block Text"/>
     <w:basedOn w:val="BodyText"/>
     <w:next w:val="BodyText"/>
@@ -5600,18 +6258,19 @@
     <w:unhideWhenUsed/>
     <w:qFormat/>
     <w:pPr>
-      <w:spacing w:before="100" w:after="100"/>
-      <w:ind w:left="480" w:right="480"/>
+      <w:spacing w:after="100" w:before="100"/>
+      <w:ind w:firstLine="0" w:left="480" w:right="480"/>
     </w:pPr>
   </w:style>
-  <w:style w:type="paragraph" w:styleId="FootnoteText">
-    <w:name w:val="footnote text"/>
+  <w:style w:styleId="FootnoteText" w:type="paragraph">
+    <w:name w:val="Footnote Text"/>
     <w:basedOn w:val="Normal"/>
+    <w:next w:val="FootnoteText"/>
     <w:uiPriority w:val="9"/>
     <w:unhideWhenUsed/>
     <w:qFormat/>
   </w:style>
-  <w:style w:type="paragraph" w:customStyle="1" w:styleId="FootnoteBlockText">
+  <w:style w:styleId="FootnoteBlockText" w:type="paragraph">
     <w:name w:val="Footnote Block Text"/>
     <w:basedOn w:val="FootnoteText"/>
     <w:next w:val="FootnoteText"/>
@@ -5619,40 +6278,47 @@
     <w:unhideWhenUsed/>
     <w:qFormat/>
     <w:pPr>
-      <w:spacing w:before="100" w:after="100"/>
-      <w:ind w:left="480" w:right="480"/>
+      <w:spacing w:after="100" w:before="100"/>
+      <w:ind w:firstLine="0" w:left="480" w:right="480"/>
     </w:pPr>
   </w:style>
-  <w:style w:type="table" w:customStyle="1" w:styleId="Table">
+  <w:style w:default="1" w:styleId="DefaultParagraphFont" w:type="character">
+    <w:name w:val="Default Paragraph Font"/>
+    <w:semiHidden/>
+    <w:unhideWhenUsed/>
+  </w:style>
+  <w:style w:default="1" w:styleId="Table" w:type="table">
     <w:name w:val="Table"/>
+    <w:basedOn w:val="TableNormal"/>
     <w:semiHidden/>
     <w:unhideWhenUsed/>
     <w:qFormat/>
     <w:tblPr>
-      <w:tblInd w:w="0" w:type="dxa"/>
+      <w:tblInd w:type="dxa" w:w="0"/>
       <w:tblCellMar>
-        <w:top w:w="0" w:type="dxa"/>
-        <w:left w:w="108" w:type="dxa"/>
-        <w:bottom w:w="0" w:type="dxa"/>
-        <w:right w:w="108" w:type="dxa"/>
+        <w:top w:type="dxa" w:w="0"/>
+        <w:left w:type="dxa" w:w="108"/>
+        <w:bottom w:type="dxa" w:w="0"/>
+        <w:right w:type="dxa" w:w="108"/>
       </w:tblCellMar>
     </w:tblPr>
     <w:tblStylePr w:type="firstRow">
       <w:tblPr>
         <w:jc w:val="left"/>
+        <w:tblInd w:type="dxa" w:w="0"/>
       </w:tblPr>
       <w:trPr>
         <w:jc w:val="left"/>
       </w:trPr>
       <w:tcPr>
         <w:tcBorders>
-          <w:bottom w:val="single" w:sz="0" w:space="0" w:color="auto"/>
+          <w:bottom w:val="single"/>
         </w:tcBorders>
         <w:vAlign w:val="bottom"/>
       </w:tcPr>
     </w:tblStylePr>
   </w:style>
-  <w:style w:type="paragraph" w:customStyle="1" w:styleId="DefinitionTerm">
+  <w:style w:customStyle="1" w:styleId="DefinitionTerm" w:type="paragraph">
     <w:name w:val="Definition Term"/>
     <w:basedOn w:val="Normal"/>
     <w:next w:val="Definition"/>
@@ -5665,76 +6331,75 @@
       <w:b/>
     </w:rPr>
   </w:style>
-  <w:style w:type="paragraph" w:customStyle="1" w:styleId="Definition">
+  <w:style w:customStyle="1" w:styleId="Definition" w:type="paragraph">
     <w:name w:val="Definition"/>
     <w:basedOn w:val="Normal"/>
   </w:style>
-  <w:style w:type="paragraph" w:styleId="Caption">
-    <w:name w:val="caption"/>
+  <w:style w:styleId="Caption" w:type="paragraph">
+    <w:name w:val="Caption"/>
     <w:basedOn w:val="Normal"/>
-    <w:link w:val="CaptionChar"/>
+    <w:link w:val="BodyTextChar"/>
     <w:pPr>
-      <w:spacing w:after="120"/>
+      <w:spacing w:after="120" w:before="0"/>
     </w:pPr>
     <w:rPr>
       <w:i/>
     </w:rPr>
   </w:style>
-  <w:style w:type="paragraph" w:customStyle="1" w:styleId="TableCaption">
+  <w:style w:customStyle="1" w:styleId="TableCaption" w:type="paragraph">
     <w:name w:val="Table Caption"/>
     <w:basedOn w:val="Caption"/>
     <w:pPr>
       <w:keepNext/>
     </w:pPr>
   </w:style>
-  <w:style w:type="paragraph" w:customStyle="1" w:styleId="ImageCaption">
+  <w:style w:customStyle="1" w:styleId="ImageCaption" w:type="paragraph">
     <w:name w:val="Image Caption"/>
     <w:basedOn w:val="Caption"/>
   </w:style>
-  <w:style w:type="paragraph" w:customStyle="1" w:styleId="Figure">
+  <w:style w:customStyle="1" w:styleId="Figure" w:type="paragraph">
     <w:name w:val="Figure"/>
     <w:basedOn w:val="Normal"/>
   </w:style>
-  <w:style w:type="paragraph" w:customStyle="1" w:styleId="CaptionedFigure">
+  <w:style w:customStyle="1" w:styleId="CaptionedFigure" w:type="paragraph">
     <w:name w:val="Captioned Figure"/>
     <w:basedOn w:val="Figure"/>
     <w:pPr>
       <w:keepNext/>
     </w:pPr>
   </w:style>
-  <w:style w:type="character" w:customStyle="1" w:styleId="CaptionChar">
-    <w:name w:val="Caption Char"/>
+  <w:style w:customStyle="1" w:styleId="BodyTextChar" w:type="character">
+    <w:name w:val="Body Text Char"/>
     <w:basedOn w:val="DefaultParagraphFont"/>
-    <w:link w:val="Caption"/>
-  </w:style>
-  <w:style w:type="character" w:customStyle="1" w:styleId="VerbatimChar">
+    <w:link w:val="BodyText"/>
+  </w:style>
+  <w:style w:customStyle="1" w:styleId="VerbatimChar" w:type="character">
     <w:name w:val="Verbatim Char"/>
-    <w:basedOn w:val="CaptionChar"/>
-    <w:link w:val="SourceCode"/>
+    <w:basedOn w:val="BodyTextChar"/>
     <w:rPr>
       <w:rFonts w:ascii="Consolas" w:hAnsi="Consolas"/>
       <w:sz w:val="22"/>
     </w:rPr>
   </w:style>
-  <w:style w:type="character" w:customStyle="1" w:styleId="SectionNumber">
+  <w:style w:customStyle="1" w:styleId="SectionNumber" w:type="character">
     <w:name w:val="Section Number"/>
-    <w:basedOn w:val="CaptionChar"/>
-  </w:style>
-  <w:style w:type="character" w:styleId="FootnoteReference">
-    <w:name w:val="footnote reference"/>
-    <w:basedOn w:val="CaptionChar"/>
+    <w:basedOn w:val="BodyTextChar"/>
+  </w:style>
+  <w:style w:styleId="FootnoteReference" w:type="character">
+    <w:name w:val="Footnote Reference"/>
+    <w:basedOn w:val="BodyTextChar"/>
     <w:rPr>
       <w:vertAlign w:val="superscript"/>
     </w:rPr>
   </w:style>
-  <w:style w:type="character" w:styleId="Hyperlink">
+  <w:style w:styleId="Hyperlink" w:type="character">
     <w:name w:val="Hyperlink"/>
-    <w:basedOn w:val="CaptionChar"/>
+    <w:basedOn w:val="BodyTextChar"/>
     <w:rPr>
-      <w:color w:val="156082" w:themeColor="accent1"/>
+      <w:color w:themeColor="accent1" w:val="4F81BD"/>
     </w:rPr>
   </w:style>
-  <w:style w:type="paragraph" w:styleId="TOCHeading">
+  <w:style w:styleId="TOCHeading" w:type="paragraph">
     <w:name w:val="TOC Heading"/>
     <w:basedOn w:val="Heading1"/>
     <w:next w:val="BodyText"/>
@@ -5745,337 +6410,281 @@
       <w:spacing w:before="240" w:line="259" w:lineRule="auto"/>
       <w:outlineLvl w:val="9"/>
     </w:pPr>
+    <w:rPr>
+      <w:rFonts w:asciiTheme="majorHAnsi" w:cstheme="majorBidi" w:eastAsiaTheme="majorEastAsia" w:hAnsiTheme="majorHAnsi"/>
+      <w:b w:val="0"/>
+      <w:bCs w:val="0"/>
+      <w:color w:themeColor="accent1" w:themeShade="BF" w:val="365F91"/>
+    </w:rPr>
   </w:style>
   <w:style w:type="paragraph" w:customStyle="1" w:styleId="SourceCode">
     <w:name w:val="Source Code"/>
     <w:basedOn w:val="Normal"/>
     <w:link w:val="VerbatimChar"/>
     <w:pPr>
-      <w:shd w:val="clear" w:color="auto" w:fill="F8F8F8"/>
-      <w:wordWrap w:val="0"/>
+      <w:wordWrap w:val="off"/>
+      <w:shd w:val="clear" w:fill="f8f8f8"/>
     </w:pPr>
   </w:style>
   <w:style w:type="character" w:customStyle="1" w:styleId="KeywordTok">
     <w:name w:val="KeywordTok"/>
     <w:basedOn w:val="VerbatimChar"/>
     <w:rPr>
-      <w:rFonts w:ascii="Consolas" w:hAnsi="Consolas"/>
       <w:b/>
-      <w:color w:val="204A87"/>
-      <w:sz w:val="22"/>
-      <w:shd w:val="clear" w:color="auto" w:fill="F8F8F8"/>
+      <w:color w:val="204a87"/>
+      <w:shd w:val="clear" w:fill="f8f8f8"/>
     </w:rPr>
   </w:style>
   <w:style w:type="character" w:customStyle="1" w:styleId="DataTypeTok">
     <w:name w:val="DataTypeTok"/>
     <w:basedOn w:val="VerbatimChar"/>
     <w:rPr>
-      <w:rFonts w:ascii="Consolas" w:hAnsi="Consolas"/>
-      <w:color w:val="204A87"/>
-      <w:sz w:val="22"/>
-      <w:shd w:val="clear" w:color="auto" w:fill="F8F8F8"/>
+      <w:color w:val="204a87"/>
+      <w:shd w:val="clear" w:fill="f8f8f8"/>
     </w:rPr>
   </w:style>
   <w:style w:type="character" w:customStyle="1" w:styleId="DecValTok">
     <w:name w:val="DecValTok"/>
     <w:basedOn w:val="VerbatimChar"/>
     <w:rPr>
-      <w:rFonts w:ascii="Consolas" w:hAnsi="Consolas"/>
-      <w:color w:val="0000CF"/>
-      <w:sz w:val="22"/>
-      <w:shd w:val="clear" w:color="auto" w:fill="F8F8F8"/>
+      <w:color w:val="0000cf"/>
+      <w:shd w:val="clear" w:fill="f8f8f8"/>
     </w:rPr>
   </w:style>
   <w:style w:type="character" w:customStyle="1" w:styleId="BaseNTok">
     <w:name w:val="BaseNTok"/>
     <w:basedOn w:val="VerbatimChar"/>
     <w:rPr>
-      <w:rFonts w:ascii="Consolas" w:hAnsi="Consolas"/>
-      <w:color w:val="0000CF"/>
-      <w:sz w:val="22"/>
-      <w:shd w:val="clear" w:color="auto" w:fill="F8F8F8"/>
+      <w:color w:val="0000cf"/>
+      <w:shd w:val="clear" w:fill="f8f8f8"/>
     </w:rPr>
   </w:style>
   <w:style w:type="character" w:customStyle="1" w:styleId="FloatTok">
     <w:name w:val="FloatTok"/>
     <w:basedOn w:val="VerbatimChar"/>
     <w:rPr>
-      <w:rFonts w:ascii="Consolas" w:hAnsi="Consolas"/>
-      <w:color w:val="0000CF"/>
-      <w:sz w:val="22"/>
-      <w:shd w:val="clear" w:color="auto" w:fill="F8F8F8"/>
+      <w:color w:val="0000cf"/>
+      <w:shd w:val="clear" w:fill="f8f8f8"/>
     </w:rPr>
   </w:style>
   <w:style w:type="character" w:customStyle="1" w:styleId="ConstantTok">
     <w:name w:val="ConstantTok"/>
     <w:basedOn w:val="VerbatimChar"/>
     <w:rPr>
-      <w:rFonts w:ascii="Consolas" w:hAnsi="Consolas"/>
-      <w:color w:val="8F5902"/>
-      <w:sz w:val="22"/>
-      <w:shd w:val="clear" w:color="auto" w:fill="F8F8F8"/>
+      <w:color w:val="8f5902"/>
+      <w:shd w:val="clear" w:fill="f8f8f8"/>
     </w:rPr>
   </w:style>
   <w:style w:type="character" w:customStyle="1" w:styleId="CharTok">
     <w:name w:val="CharTok"/>
     <w:basedOn w:val="VerbatimChar"/>
     <w:rPr>
-      <w:rFonts w:ascii="Consolas" w:hAnsi="Consolas"/>
-      <w:color w:val="4E9A06"/>
-      <w:sz w:val="22"/>
-      <w:shd w:val="clear" w:color="auto" w:fill="F8F8F8"/>
+      <w:color w:val="4e9a06"/>
+      <w:shd w:val="clear" w:fill="f8f8f8"/>
     </w:rPr>
   </w:style>
   <w:style w:type="character" w:customStyle="1" w:styleId="SpecialCharTok">
     <w:name w:val="SpecialCharTok"/>
     <w:basedOn w:val="VerbatimChar"/>
     <w:rPr>
-      <w:rFonts w:ascii="Consolas" w:hAnsi="Consolas"/>
       <w:b/>
-      <w:color w:val="CE5C00"/>
-      <w:sz w:val="22"/>
-      <w:shd w:val="clear" w:color="auto" w:fill="F8F8F8"/>
+      <w:color w:val="ce5c00"/>
+      <w:shd w:val="clear" w:fill="f8f8f8"/>
     </w:rPr>
   </w:style>
   <w:style w:type="character" w:customStyle="1" w:styleId="StringTok">
     <w:name w:val="StringTok"/>
     <w:basedOn w:val="VerbatimChar"/>
     <w:rPr>
-      <w:rFonts w:ascii="Consolas" w:hAnsi="Consolas"/>
-      <w:color w:val="4E9A06"/>
-      <w:sz w:val="22"/>
-      <w:shd w:val="clear" w:color="auto" w:fill="F8F8F8"/>
+      <w:color w:val="4e9a06"/>
+      <w:shd w:val="clear" w:fill="f8f8f8"/>
     </w:rPr>
   </w:style>
   <w:style w:type="character" w:customStyle="1" w:styleId="VerbatimStringTok">
     <w:name w:val="VerbatimStringTok"/>
     <w:basedOn w:val="VerbatimChar"/>
     <w:rPr>
-      <w:rFonts w:ascii="Consolas" w:hAnsi="Consolas"/>
-      <w:color w:val="4E9A06"/>
-      <w:sz w:val="22"/>
-      <w:shd w:val="clear" w:color="auto" w:fill="F8F8F8"/>
+      <w:color w:val="4e9a06"/>
+      <w:shd w:val="clear" w:fill="f8f8f8"/>
     </w:rPr>
   </w:style>
   <w:style w:type="character" w:customStyle="1" w:styleId="SpecialStringTok">
     <w:name w:val="SpecialStringTok"/>
     <w:basedOn w:val="VerbatimChar"/>
     <w:rPr>
-      <w:rFonts w:ascii="Consolas" w:hAnsi="Consolas"/>
-      <w:color w:val="4E9A06"/>
-      <w:sz w:val="22"/>
-      <w:shd w:val="clear" w:color="auto" w:fill="F8F8F8"/>
+      <w:color w:val="4e9a06"/>
+      <w:shd w:val="clear" w:fill="f8f8f8"/>
     </w:rPr>
   </w:style>
   <w:style w:type="character" w:customStyle="1" w:styleId="ImportTok">
     <w:name w:val="ImportTok"/>
     <w:basedOn w:val="VerbatimChar"/>
     <w:rPr>
-      <w:rFonts w:ascii="Consolas" w:hAnsi="Consolas"/>
-      <w:sz w:val="22"/>
-      <w:shd w:val="clear" w:color="auto" w:fill="F8F8F8"/>
+      <w:shd w:val="clear" w:fill="f8f8f8"/>
     </w:rPr>
   </w:style>
   <w:style w:type="character" w:customStyle="1" w:styleId="CommentTok">
     <w:name w:val="CommentTok"/>
     <w:basedOn w:val="VerbatimChar"/>
     <w:rPr>
-      <w:rFonts w:ascii="Consolas" w:hAnsi="Consolas"/>
       <w:i/>
-      <w:color w:val="8F5902"/>
-      <w:sz w:val="22"/>
-      <w:shd w:val="clear" w:color="auto" w:fill="F8F8F8"/>
+      <w:color w:val="8f5902"/>
+      <w:shd w:val="clear" w:fill="f8f8f8"/>
     </w:rPr>
   </w:style>
   <w:style w:type="character" w:customStyle="1" w:styleId="DocumentationTok">
     <w:name w:val="DocumentationTok"/>
     <w:basedOn w:val="VerbatimChar"/>
     <w:rPr>
-      <w:rFonts w:ascii="Consolas" w:hAnsi="Consolas"/>
       <w:b/>
       <w:i/>
-      <w:color w:val="8F5902"/>
-      <w:sz w:val="22"/>
-      <w:shd w:val="clear" w:color="auto" w:fill="F8F8F8"/>
+      <w:color w:val="8f5902"/>
+      <w:shd w:val="clear" w:fill="f8f8f8"/>
     </w:rPr>
   </w:style>
   <w:style w:type="character" w:customStyle="1" w:styleId="AnnotationTok">
     <w:name w:val="AnnotationTok"/>
     <w:basedOn w:val="VerbatimChar"/>
     <w:rPr>
-      <w:rFonts w:ascii="Consolas" w:hAnsi="Consolas"/>
       <w:b/>
       <w:i/>
-      <w:color w:val="8F5902"/>
-      <w:sz w:val="22"/>
-      <w:shd w:val="clear" w:color="auto" w:fill="F8F8F8"/>
+      <w:color w:val="8f5902"/>
+      <w:shd w:val="clear" w:fill="f8f8f8"/>
     </w:rPr>
   </w:style>
   <w:style w:type="character" w:customStyle="1" w:styleId="CommentVarTok">
     <w:name w:val="CommentVarTok"/>
     <w:basedOn w:val="VerbatimChar"/>
     <w:rPr>
-      <w:rFonts w:ascii="Consolas" w:hAnsi="Consolas"/>
       <w:b/>
       <w:i/>
-      <w:color w:val="8F5902"/>
-      <w:sz w:val="22"/>
-      <w:shd w:val="clear" w:color="auto" w:fill="F8F8F8"/>
+      <w:color w:val="8f5902"/>
+      <w:shd w:val="clear" w:fill="f8f8f8"/>
     </w:rPr>
   </w:style>
   <w:style w:type="character" w:customStyle="1" w:styleId="OtherTok">
     <w:name w:val="OtherTok"/>
     <w:basedOn w:val="VerbatimChar"/>
     <w:rPr>
-      <w:rFonts w:ascii="Consolas" w:hAnsi="Consolas"/>
-      <w:color w:val="8F5902"/>
-      <w:sz w:val="22"/>
-      <w:shd w:val="clear" w:color="auto" w:fill="F8F8F8"/>
+      <w:color w:val="8f5902"/>
+      <w:shd w:val="clear" w:fill="f8f8f8"/>
     </w:rPr>
   </w:style>
   <w:style w:type="character" w:customStyle="1" w:styleId="FunctionTok">
     <w:name w:val="FunctionTok"/>
     <w:basedOn w:val="VerbatimChar"/>
     <w:rPr>
-      <w:rFonts w:ascii="Consolas" w:hAnsi="Consolas"/>
       <w:b/>
-      <w:color w:val="204A87"/>
-      <w:sz w:val="22"/>
-      <w:shd w:val="clear" w:color="auto" w:fill="F8F8F8"/>
+      <w:color w:val="204a87"/>
+      <w:shd w:val="clear" w:fill="f8f8f8"/>
     </w:rPr>
   </w:style>
   <w:style w:type="character" w:customStyle="1" w:styleId="VariableTok">
     <w:name w:val="VariableTok"/>
     <w:basedOn w:val="VerbatimChar"/>
     <w:rPr>
-      <w:rFonts w:ascii="Consolas" w:hAnsi="Consolas"/>
       <w:color w:val="000000"/>
-      <w:sz w:val="22"/>
-      <w:shd w:val="clear" w:color="auto" w:fill="F8F8F8"/>
+      <w:shd w:val="clear" w:fill="f8f8f8"/>
     </w:rPr>
   </w:style>
   <w:style w:type="character" w:customStyle="1" w:styleId="ControlFlowTok">
     <w:name w:val="ControlFlowTok"/>
     <w:basedOn w:val="VerbatimChar"/>
     <w:rPr>
-      <w:rFonts w:ascii="Consolas" w:hAnsi="Consolas"/>
       <w:b/>
-      <w:color w:val="204A87"/>
-      <w:sz w:val="22"/>
-      <w:shd w:val="clear" w:color="auto" w:fill="F8F8F8"/>
+      <w:color w:val="204a87"/>
+      <w:shd w:val="clear" w:fill="f8f8f8"/>
     </w:rPr>
   </w:style>
   <w:style w:type="character" w:customStyle="1" w:styleId="OperatorTok">
     <w:name w:val="OperatorTok"/>
     <w:basedOn w:val="VerbatimChar"/>
     <w:rPr>
-      <w:rFonts w:ascii="Consolas" w:hAnsi="Consolas"/>
       <w:b/>
-      <w:color w:val="CE5C00"/>
-      <w:sz w:val="22"/>
-      <w:shd w:val="clear" w:color="auto" w:fill="F8F8F8"/>
+      <w:color w:val="ce5c00"/>
+      <w:shd w:val="clear" w:fill="f8f8f8"/>
     </w:rPr>
   </w:style>
   <w:style w:type="character" w:customStyle="1" w:styleId="BuiltInTok">
     <w:name w:val="BuiltInTok"/>
     <w:basedOn w:val="VerbatimChar"/>
     <w:rPr>
-      <w:rFonts w:ascii="Consolas" w:hAnsi="Consolas"/>
-      <w:sz w:val="22"/>
-      <w:shd w:val="clear" w:color="auto" w:fill="F8F8F8"/>
+      <w:shd w:val="clear" w:fill="f8f8f8"/>
     </w:rPr>
   </w:style>
   <w:style w:type="character" w:customStyle="1" w:styleId="ExtensionTok">
     <w:name w:val="ExtensionTok"/>
     <w:basedOn w:val="VerbatimChar"/>
     <w:rPr>
-      <w:rFonts w:ascii="Consolas" w:hAnsi="Consolas"/>
-      <w:sz w:val="22"/>
-      <w:shd w:val="clear" w:color="auto" w:fill="F8F8F8"/>
+      <w:shd w:val="clear" w:fill="f8f8f8"/>
     </w:rPr>
   </w:style>
   <w:style w:type="character" w:customStyle="1" w:styleId="PreprocessorTok">
     <w:name w:val="PreprocessorTok"/>
     <w:basedOn w:val="VerbatimChar"/>
     <w:rPr>
-      <w:rFonts w:ascii="Consolas" w:hAnsi="Consolas"/>
       <w:i/>
-      <w:color w:val="8F5902"/>
-      <w:sz w:val="22"/>
-      <w:shd w:val="clear" w:color="auto" w:fill="F8F8F8"/>
+      <w:color w:val="8f5902"/>
+      <w:shd w:val="clear" w:fill="f8f8f8"/>
     </w:rPr>
   </w:style>
   <w:style w:type="character" w:customStyle="1" w:styleId="AttributeTok">
     <w:name w:val="AttributeTok"/>
     <w:basedOn w:val="VerbatimChar"/>
     <w:rPr>
-      <w:rFonts w:ascii="Consolas" w:hAnsi="Consolas"/>
-      <w:color w:val="204A87"/>
-      <w:sz w:val="22"/>
-      <w:shd w:val="clear" w:color="auto" w:fill="F8F8F8"/>
+      <w:color w:val="204a87"/>
+      <w:shd w:val="clear" w:fill="f8f8f8"/>
     </w:rPr>
   </w:style>
   <w:style w:type="character" w:customStyle="1" w:styleId="RegionMarkerTok">
     <w:name w:val="RegionMarkerTok"/>
     <w:basedOn w:val="VerbatimChar"/>
     <w:rPr>
-      <w:rFonts w:ascii="Consolas" w:hAnsi="Consolas"/>
-      <w:sz w:val="22"/>
-      <w:shd w:val="clear" w:color="auto" w:fill="F8F8F8"/>
+      <w:shd w:val="clear" w:fill="f8f8f8"/>
     </w:rPr>
   </w:style>
   <w:style w:type="character" w:customStyle="1" w:styleId="InformationTok">
     <w:name w:val="InformationTok"/>
     <w:basedOn w:val="VerbatimChar"/>
     <w:rPr>
-      <w:rFonts w:ascii="Consolas" w:hAnsi="Consolas"/>
       <w:b/>
       <w:i/>
-      <w:color w:val="8F5902"/>
-      <w:sz w:val="22"/>
-      <w:shd w:val="clear" w:color="auto" w:fill="F8F8F8"/>
+      <w:color w:val="8f5902"/>
+      <w:shd w:val="clear" w:fill="f8f8f8"/>
     </w:rPr>
   </w:style>
   <w:style w:type="character" w:customStyle="1" w:styleId="WarningTok">
     <w:name w:val="WarningTok"/>
     <w:basedOn w:val="VerbatimChar"/>
     <w:rPr>
-      <w:rFonts w:ascii="Consolas" w:hAnsi="Consolas"/>
       <w:b/>
       <w:i/>
-      <w:color w:val="8F5902"/>
-      <w:sz w:val="22"/>
-      <w:shd w:val="clear" w:color="auto" w:fill="F8F8F8"/>
+      <w:color w:val="8f5902"/>
+      <w:shd w:val="clear" w:fill="f8f8f8"/>
     </w:rPr>
   </w:style>
   <w:style w:type="character" w:customStyle="1" w:styleId="AlertTok">
     <w:name w:val="AlertTok"/>
     <w:basedOn w:val="VerbatimChar"/>
     <w:rPr>
-      <w:rFonts w:ascii="Consolas" w:hAnsi="Consolas"/>
-      <w:color w:val="EF2929"/>
-      <w:sz w:val="22"/>
-      <w:shd w:val="clear" w:color="auto" w:fill="F8F8F8"/>
+      <w:color w:val="ef2929"/>
+      <w:shd w:val="clear" w:fill="f8f8f8"/>
     </w:rPr>
   </w:style>
   <w:style w:type="character" w:customStyle="1" w:styleId="ErrorTok">
     <w:name w:val="ErrorTok"/>
     <w:basedOn w:val="VerbatimChar"/>
     <w:rPr>
-      <w:rFonts w:ascii="Consolas" w:hAnsi="Consolas"/>
       <w:b/>
-      <w:color w:val="A40000"/>
-      <w:sz w:val="22"/>
-      <w:shd w:val="clear" w:color="auto" w:fill="F8F8F8"/>
+      <w:color w:val="a40000"/>
+      <w:shd w:val="clear" w:fill="f8f8f8"/>
     </w:rPr>
   </w:style>
   <w:style w:type="character" w:customStyle="1" w:styleId="NormalTok">
     <w:name w:val="NormalTok"/>
     <w:basedOn w:val="VerbatimChar"/>
     <w:rPr>
-      <w:rFonts w:ascii="Consolas" w:hAnsi="Consolas"/>
-      <w:sz w:val="22"/>
-      <w:shd w:val="clear" w:color="auto" w:fill="F8F8F8"/>
+      <w:shd w:val="clear" w:fill="f8f8f8"/>
     </w:rPr>
   </w:style>
 </w:styles>

--- a/DANA4810-Project---Part2.docx
+++ b/DANA4810-Project---Part2.docx
@@ -42,7 +42,7 @@
         <w:t xml:space="preserve">Team members: Nandini Bhatia, Diego Alberto, Khushpreet Kaur, Haruka Sawakami</w:t>
       </w:r>
     </w:p>
-    <w:bookmarkStart w:id="123" w:name="instruction-manual"/>
+    <w:bookmarkStart w:id="129" w:name="instruction-manual"/>
     <w:p>
       <w:pPr>
         <w:pStyle w:val="Heading1"/>
@@ -51,7 +51,7 @@
         <w:t xml:space="preserve">Instruction Manual</w:t>
       </w:r>
     </w:p>
-    <w:bookmarkStart w:id="113" w:name="X26d1afe841ce1f239dc9cedbba25121ec967c04"/>
+    <w:bookmarkStart w:id="119" w:name="X26d1afe841ce1f239dc9cedbba25121ec967c04"/>
     <w:p>
       <w:pPr>
         <w:pStyle w:val="Heading2"/>
@@ -2078,7 +2078,7 @@
     </w:p>
     <w:bookmarkEnd w:id="69"/>
     <w:bookmarkEnd w:id="70"/>
-    <w:bookmarkStart w:id="106" w:name="version-control"/>
+    <w:bookmarkStart w:id="112" w:name="version-control"/>
     <w:p>
       <w:pPr>
         <w:pStyle w:val="Heading3"/>
@@ -3277,7 +3277,7 @@
       </w:r>
     </w:p>
     <w:bookmarkEnd w:id="97"/>
-    <w:bookmarkStart w:id="98" w:name="how-to-communicate-with-team-members"/>
+    <w:bookmarkStart w:id="104" w:name="how-to-communicate-with-team-members"/>
     <w:p>
       <w:pPr>
         <w:pStyle w:val="Heading4"/>
@@ -3289,18 +3289,6 @@
     <w:p>
       <w:pPr>
         <w:pStyle w:val="FirstParagraph"/>
-      </w:pPr>
-      <w:r>
-        <w:rPr>
-          <w:b/>
-          <w:bCs/>
-        </w:rPr>
-        <w:t xml:space="preserve">Commit messages as communication:</w:t>
-      </w:r>
-    </w:p>
-    <w:p>
-      <w:pPr>
-        <w:pStyle w:val="BodyText"/>
       </w:pPr>
       <w:r>
         <w:t xml:space="preserve">Good communication is what keeps a team from stepping on each other’s work. GitHub gives you several built-in tools for this:</w:t>
@@ -3434,97 +3422,11 @@
         <w:pStyle w:val="FirstParagraph"/>
       </w:pPr>
       <w:r>
-        <w:t xml:space="preserve">To create an Issue: Go to your repository on GitHub → click the</w:t>
-      </w:r>
-      <w:r>
-        <w:t xml:space="preserve"> </w:t>
-      </w:r>
-      <w:r>
         <w:rPr>
           <w:b/>
           <w:bCs/>
         </w:rPr>
-        <w:t xml:space="preserve">Issues</w:t>
-      </w:r>
-      <w:r>
-        <w:t xml:space="preserve"> </w:t>
-      </w:r>
-      <w:r>
-        <w:t xml:space="preserve">tab → click</w:t>
-      </w:r>
-      <w:r>
-        <w:t xml:space="preserve"> </w:t>
-      </w:r>
-      <w:r>
-        <w:rPr>
-          <w:b/>
-          <w:bCs/>
-        </w:rPr>
-        <w:t xml:space="preserve">New Issue</w:t>
-      </w:r>
-      <w:r>
-        <w:t xml:space="preserve">.</w:t>
-      </w:r>
-    </w:p>
-    <w:bookmarkEnd w:id="98"/>
-    <w:bookmarkStart w:id="105" w:name="understanding-branches"/>
-    <w:p>
-      <w:pPr>
-        <w:pStyle w:val="Heading4"/>
-      </w:pPr>
-      <w:r>
-        <w:t xml:space="preserve">4.7 Understanding Branches</w:t>
-      </w:r>
-    </w:p>
-    <w:p>
-      <w:pPr>
-        <w:pStyle w:val="FirstParagraph"/>
-      </w:pPr>
-      <w:r>
-        <w:t xml:space="preserve">A</w:t>
-      </w:r>
-      <w:r>
-        <w:t xml:space="preserve"> </w:t>
-      </w:r>
-      <w:r>
-        <w:rPr>
-          <w:b/>
-          <w:bCs/>
-        </w:rPr>
-        <w:t xml:space="preserve">branch</w:t>
-      </w:r>
-      <w:r>
-        <w:t xml:space="preserve"> </w:t>
-      </w:r>
-      <w:r>
-        <w:t xml:space="preserve">is an independent copy of the project where you can work freely without affecting the</w:t>
-      </w:r>
-      <w:r>
-        <w:t xml:space="preserve"> </w:t>
-      </w:r>
-      <w:r>
-        <w:rPr>
-          <w:rStyle w:val="VerbatimChar"/>
-        </w:rPr>
-        <w:t xml:space="preserve">main</w:t>
-      </w:r>
-      <w:r>
-        <w:t xml:space="preserve"> </w:t>
-      </w:r>
-      <w:r>
-        <w:t xml:space="preserve">version that everyone shares. Think of it like making a photocopy of a document to draft edits on — you only update the original once you are happy with your changes.</w:t>
-      </w:r>
-    </w:p>
-    <w:p>
-      <w:pPr>
-        <w:pStyle w:val="BodyText"/>
-      </w:pPr>
-      <w:r>
-        <w:rPr>
-          <w:b/>
-          <w:bCs/>
-        </w:rPr>
-        <w:t xml:space="preserve">Why branches matter for teams:</w:t>
+        <w:t xml:space="preserve">Steps to create an Issue:</w:t>
       </w:r>
     </w:p>
     <w:p>
@@ -3536,7 +3438,7 @@
         </w:numPr>
       </w:pPr>
       <w:r>
-        <w:t xml:space="preserve">Team members can work on different features at the same time without interfering with each other</w:t>
+        <w:t xml:space="preserve">Go to your repository on GitHub.</w:t>
       </w:r>
     </w:p>
     <w:p>
@@ -3548,22 +3450,23 @@
         </w:numPr>
       </w:pPr>
       <w:r>
-        <w:t xml:space="preserve">The</w:t>
-      </w:r>
-      <w:r>
-        <w:t xml:space="preserve"> </w:t>
-      </w:r>
-      <w:r>
-        <w:rPr>
-          <w:rStyle w:val="VerbatimChar"/>
-        </w:rPr>
-        <w:t xml:space="preserve">main</w:t>
-      </w:r>
-      <w:r>
-        <w:t xml:space="preserve"> </w:t>
-      </w:r>
-      <w:r>
-        <w:t xml:space="preserve">branch always stays clean and working</w:t>
+        <w:t xml:space="preserve">Click the</w:t>
+      </w:r>
+      <w:r>
+        <w:t xml:space="preserve"> </w:t>
+      </w:r>
+      <w:r>
+        <w:rPr>
+          <w:b/>
+          <w:bCs/>
+        </w:rPr>
+        <w:t xml:space="preserve">Issues</w:t>
+      </w:r>
+      <w:r>
+        <w:t xml:space="preserve"> </w:t>
+      </w:r>
+      <w:r>
+        <w:t xml:space="preserve">tab.</w:t>
       </w:r>
     </w:p>
     <w:p>
@@ -3575,30 +3478,20 @@
         </w:numPr>
       </w:pPr>
       <w:r>
-        <w:t xml:space="preserve">If something breaks on your branch, it does not affect anyone else</w:t>
-      </w:r>
-    </w:p>
-    <w:p>
-      <w:pPr>
-        <w:pStyle w:val="FirstParagraph"/>
-      </w:pPr>
+        <w:t xml:space="preserve">Click</w:t>
+      </w:r>
+      <w:r>
+        <w:t xml:space="preserve"> </w:t>
+      </w:r>
       <w:r>
         <w:rPr>
           <w:b/>
           <w:bCs/>
         </w:rPr>
-        <w:t xml:space="preserve">How to create a branch in RStudio:</w:t>
-      </w:r>
-    </w:p>
-    <w:p>
-      <w:pPr>
-        <w:numPr>
-          <w:ilvl w:val="0"/>
-          <w:numId w:val="1017"/>
-        </w:numPr>
-      </w:pPr>
-      <w:r>
-        <w:t xml:space="preserve">In the Git tab, click the</w:t>
+        <w:t xml:space="preserve">New Issue</w:t>
+      </w:r>
+      <w:r>
+        <w:t xml:space="preserve">, describe the task or problem, and click</w:t>
       </w:r>
       <w:r>
         <w:t xml:space="preserve"> </w:t>
@@ -3608,34 +3501,309 @@
           <w:b/>
           <w:bCs/>
         </w:rPr>
-        <w:t xml:space="preserve">branch icon</w:t>
-      </w:r>
-      <w:r>
-        <w:t xml:space="preserve"> </w:t>
-      </w:r>
-      <w:r>
-        <w:t xml:space="preserve">(purple icon near the top right of the Git pane).</w:t>
-      </w:r>
-      <w:r>
-        <w:t xml:space="preserve"> </w:t>
-      </w:r>
+        <w:t xml:space="preserve">Submit</w:t>
+      </w:r>
+      <w:r>
+        <w:t xml:space="preserve">.</w:t>
+      </w:r>
+    </w:p>
+    <w:p>
+      <w:pPr>
+        <w:pStyle w:val="FirstParagraph"/>
+      </w:pPr>
       <w:r>
         <w:drawing>
           <wp:inline>
-            <wp:extent cx="4267200" cy="487235"/>
+            <wp:extent cx="4267200" cy="1050671"/>
             <wp:effectExtent b="0" l="0" r="0" t="0"/>
-            <wp:docPr descr="" title="" id="100" name="Picture"/>
+            <wp:docPr descr="" title="" id="99" name="Picture"/>
             <a:graphic>
               <a:graphicData uri="http://schemas.openxmlformats.org/drawingml/2006/picture">
                 <pic:pic>
                   <pic:nvPicPr>
-                    <pic:cNvPr descr="47_Branch.png" id="101" name="Picture"/>
+                    <pic:cNvPr descr="53_Issues.png" id="100" name="Picture"/>
                     <pic:cNvPicPr>
                       <a:picLocks noChangeArrowheads="1" noChangeAspect="1"/>
                     </pic:cNvPicPr>
                   </pic:nvPicPr>
                   <pic:blipFill>
-                    <a:blip r:embed="rId99"/>
+                    <a:blip r:embed="rId98"/>
+                    <a:stretch>
+                      <a:fillRect/>
+                    </a:stretch>
+                  </pic:blipFill>
+                  <pic:spPr bwMode="auto">
+                    <a:xfrm>
+                      <a:off x="0" y="0"/>
+                      <a:ext cx="4267200" cy="1050671"/>
+                    </a:xfrm>
+                    <a:prstGeom prst="rect">
+                      <a:avLst/>
+                    </a:prstGeom>
+                    <a:noFill/>
+                    <a:ln w="9525">
+                      <a:noFill/>
+                      <a:headEnd/>
+                      <a:tailEnd/>
+                    </a:ln>
+                  </pic:spPr>
+                </pic:pic>
+              </a:graphicData>
+            </a:graphic>
+          </wp:inline>
+        </w:drawing>
+      </w:r>
+    </w:p>
+    <w:p>
+      <w:pPr>
+        <w:pStyle w:val="BodyText"/>
+      </w:pPr>
+      <w:r>
+        <w:rPr>
+          <w:b/>
+          <w:bCs/>
+        </w:rPr>
+        <w:t xml:space="preserve">Pull Request comments:</w:t>
+      </w:r>
+    </w:p>
+    <w:p>
+      <w:pPr>
+        <w:pStyle w:val="BodyText"/>
+      </w:pPr>
+      <w:r>
+        <w:t xml:space="preserve">When a teammate reviews your work before it gets merged into</w:t>
+      </w:r>
+      <w:r>
+        <w:t xml:space="preserve"> </w:t>
+      </w:r>
+      <w:r>
+        <w:rPr>
+          <w:rStyle w:val="VerbatimChar"/>
+        </w:rPr>
+        <w:t xml:space="preserve">main</w:t>
+      </w:r>
+      <w:r>
+        <w:t xml:space="preserve"> </w:t>
+      </w:r>
+      <w:r>
+        <w:t xml:space="preserve">(see Section 5.1), they leave their feedback directly on the Pull Request as comments. This keeps the whole discussion about a change attached to the exact lines being discussed, instead of getting scattered across email or chat.</w:t>
+      </w:r>
+      <w:r>
+        <w:t xml:space="preserve"> </w:t>
+      </w:r>
+      <w:r>
+        <w:drawing>
+          <wp:inline>
+            <wp:extent cx="4267200" cy="1735850"/>
+            <wp:effectExtent b="0" l="0" r="0" t="0"/>
+            <wp:docPr descr="" title="" id="102" name="Picture"/>
+            <a:graphic>
+              <a:graphicData uri="http://schemas.openxmlformats.org/drawingml/2006/picture">
+                <pic:pic>
+                  <pic:nvPicPr>
+                    <pic:cNvPr descr="54_PullRequest.png" id="103" name="Picture"/>
+                    <pic:cNvPicPr>
+                      <a:picLocks noChangeArrowheads="1" noChangeAspect="1"/>
+                    </pic:cNvPicPr>
+                  </pic:nvPicPr>
+                  <pic:blipFill>
+                    <a:blip r:embed="rId101"/>
+                    <a:stretch>
+                      <a:fillRect/>
+                    </a:stretch>
+                  </pic:blipFill>
+                  <pic:spPr bwMode="auto">
+                    <a:xfrm>
+                      <a:off x="0" y="0"/>
+                      <a:ext cx="4267200" cy="1735850"/>
+                    </a:xfrm>
+                    <a:prstGeom prst="rect">
+                      <a:avLst/>
+                    </a:prstGeom>
+                    <a:noFill/>
+                    <a:ln w="9525">
+                      <a:noFill/>
+                      <a:headEnd/>
+                      <a:tailEnd/>
+                    </a:ln>
+                  </pic:spPr>
+                </pic:pic>
+              </a:graphicData>
+            </a:graphic>
+          </wp:inline>
+        </w:drawing>
+      </w:r>
+    </w:p>
+    <w:bookmarkEnd w:id="104"/>
+    <w:bookmarkStart w:id="111" w:name="understanding-branches"/>
+    <w:p>
+      <w:pPr>
+        <w:pStyle w:val="Heading4"/>
+      </w:pPr>
+      <w:r>
+        <w:t xml:space="preserve">4.7 Understanding Branches</w:t>
+      </w:r>
+    </w:p>
+    <w:p>
+      <w:pPr>
+        <w:pStyle w:val="FirstParagraph"/>
+      </w:pPr>
+      <w:r>
+        <w:t xml:space="preserve">A</w:t>
+      </w:r>
+      <w:r>
+        <w:t xml:space="preserve"> </w:t>
+      </w:r>
+      <w:r>
+        <w:rPr>
+          <w:b/>
+          <w:bCs/>
+        </w:rPr>
+        <w:t xml:space="preserve">branch</w:t>
+      </w:r>
+      <w:r>
+        <w:t xml:space="preserve"> </w:t>
+      </w:r>
+      <w:r>
+        <w:t xml:space="preserve">is an independent copy of the project where you can work freely without affecting the</w:t>
+      </w:r>
+      <w:r>
+        <w:t xml:space="preserve"> </w:t>
+      </w:r>
+      <w:r>
+        <w:rPr>
+          <w:rStyle w:val="VerbatimChar"/>
+        </w:rPr>
+        <w:t xml:space="preserve">main</w:t>
+      </w:r>
+      <w:r>
+        <w:t xml:space="preserve"> </w:t>
+      </w:r>
+      <w:r>
+        <w:t xml:space="preserve">version that everyone shares. Think of it like making a photocopy of a document to draft edits on — you only update the original once you are happy with your changes.</w:t>
+      </w:r>
+    </w:p>
+    <w:p>
+      <w:pPr>
+        <w:pStyle w:val="BodyText"/>
+      </w:pPr>
+      <w:r>
+        <w:rPr>
+          <w:b/>
+          <w:bCs/>
+        </w:rPr>
+        <w:t xml:space="preserve">Why branches matter for teams:</w:t>
+      </w:r>
+    </w:p>
+    <w:p>
+      <w:pPr>
+        <w:pStyle w:val="Compact"/>
+        <w:numPr>
+          <w:ilvl w:val="0"/>
+          <w:numId w:val="1017"/>
+        </w:numPr>
+      </w:pPr>
+      <w:r>
+        <w:t xml:space="preserve">Team members can work on different features at the same time without interfering with each other</w:t>
+      </w:r>
+    </w:p>
+    <w:p>
+      <w:pPr>
+        <w:pStyle w:val="Compact"/>
+        <w:numPr>
+          <w:ilvl w:val="0"/>
+          <w:numId w:val="1017"/>
+        </w:numPr>
+      </w:pPr>
+      <w:r>
+        <w:t xml:space="preserve">The</w:t>
+      </w:r>
+      <w:r>
+        <w:t xml:space="preserve"> </w:t>
+      </w:r>
+      <w:r>
+        <w:rPr>
+          <w:rStyle w:val="VerbatimChar"/>
+        </w:rPr>
+        <w:t xml:space="preserve">main</w:t>
+      </w:r>
+      <w:r>
+        <w:t xml:space="preserve"> </w:t>
+      </w:r>
+      <w:r>
+        <w:t xml:space="preserve">branch always stays clean and working</w:t>
+      </w:r>
+    </w:p>
+    <w:p>
+      <w:pPr>
+        <w:pStyle w:val="Compact"/>
+        <w:numPr>
+          <w:ilvl w:val="0"/>
+          <w:numId w:val="1017"/>
+        </w:numPr>
+      </w:pPr>
+      <w:r>
+        <w:t xml:space="preserve">If something breaks on your branch, it does not affect anyone else</w:t>
+      </w:r>
+    </w:p>
+    <w:p>
+      <w:pPr>
+        <w:pStyle w:val="FirstParagraph"/>
+      </w:pPr>
+      <w:r>
+        <w:rPr>
+          <w:b/>
+          <w:bCs/>
+        </w:rPr>
+        <w:t xml:space="preserve">How to create a branch in RStudio:</w:t>
+      </w:r>
+    </w:p>
+    <w:p>
+      <w:pPr>
+        <w:numPr>
+          <w:ilvl w:val="0"/>
+          <w:numId w:val="1018"/>
+        </w:numPr>
+      </w:pPr>
+      <w:r>
+        <w:t xml:space="preserve">In the Git tab, click the</w:t>
+      </w:r>
+      <w:r>
+        <w:t xml:space="preserve"> </w:t>
+      </w:r>
+      <w:r>
+        <w:rPr>
+          <w:b/>
+          <w:bCs/>
+        </w:rPr>
+        <w:t xml:space="preserve">branch icon</w:t>
+      </w:r>
+      <w:r>
+        <w:t xml:space="preserve"> </w:t>
+      </w:r>
+      <w:r>
+        <w:t xml:space="preserve">(purple icon near the top right of the Git pane).</w:t>
+      </w:r>
+      <w:r>
+        <w:t xml:space="preserve"> </w:t>
+      </w:r>
+      <w:r>
+        <w:drawing>
+          <wp:inline>
+            <wp:extent cx="4267200" cy="487235"/>
+            <wp:effectExtent b="0" l="0" r="0" t="0"/>
+            <wp:docPr descr="" title="" id="106" name="Picture"/>
+            <a:graphic>
+              <a:graphicData uri="http://schemas.openxmlformats.org/drawingml/2006/picture">
+                <pic:pic>
+                  <pic:nvPicPr>
+                    <pic:cNvPr descr="47_Branch.png" id="107" name="Picture"/>
+                    <pic:cNvPicPr>
+                      <a:picLocks noChangeArrowheads="1" noChangeAspect="1"/>
+                    </pic:cNvPicPr>
+                  </pic:nvPicPr>
+                  <pic:blipFill>
+                    <a:blip r:embed="rId105"/>
                     <a:stretch>
                       <a:fillRect/>
                     </a:stretch>
@@ -3666,7 +3834,7 @@
       <w:pPr>
         <w:numPr>
           <w:ilvl w:val="0"/>
-          <w:numId w:val="1017"/>
+          <w:numId w:val="1018"/>
         </w:numPr>
       </w:pPr>
       <w:r>
@@ -3704,7 +3872,7 @@
       <w:pPr>
         <w:numPr>
           <w:ilvl w:val="0"/>
-          <w:numId w:val="1017"/>
+          <w:numId w:val="1018"/>
         </w:numPr>
       </w:pPr>
       <w:r>
@@ -3731,18 +3899,18 @@
           <wp:inline>
             <wp:extent cx="1066800" cy="565449"/>
             <wp:effectExtent b="0" l="0" r="0" t="0"/>
-            <wp:docPr descr="" title="" id="103" name="Picture"/>
+            <wp:docPr descr="" title="" id="109" name="Picture"/>
             <a:graphic>
               <a:graphicData uri="http://schemas.openxmlformats.org/drawingml/2006/picture">
                 <pic:pic>
                   <pic:nvPicPr>
-                    <pic:cNvPr descr="47_Branch2.png" id="104" name="Picture"/>
+                    <pic:cNvPr descr="47_Branch2.png" id="110" name="Picture"/>
                     <pic:cNvPicPr>
                       <a:picLocks noChangeArrowheads="1" noChangeAspect="1"/>
                     </pic:cNvPicPr>
                   </pic:nvPicPr>
                   <pic:blipFill>
-                    <a:blip r:embed="rId102"/>
+                    <a:blip r:embed="rId108"/>
                     <a:stretch>
                       <a:fillRect/>
                     </a:stretch>
@@ -3776,9 +3944,9 @@
         </w:pict>
       </w:r>
     </w:p>
-    <w:bookmarkEnd w:id="105"/>
-    <w:bookmarkEnd w:id="106"/>
-    <w:bookmarkStart w:id="112" w:name="best-practices-for-collaboration"/>
+    <w:bookmarkEnd w:id="111"/>
+    <w:bookmarkEnd w:id="112"/>
+    <w:bookmarkStart w:id="118" w:name="best-practices-for-collaboration"/>
     <w:p>
       <w:pPr>
         <w:pStyle w:val="Heading3"/>
@@ -3787,7 +3955,7 @@
         <w:t xml:space="preserve">5. Best Practices for Collaboration</w:t>
       </w:r>
     </w:p>
-    <w:bookmarkStart w:id="107" w:name="Xb7aab5235c28cca7fba13d0fbc68f4510bc3ba5"/>
+    <w:bookmarkStart w:id="113" w:name="Xb7aab5235c28cca7fba13d0fbc68f4510bc3ba5"/>
     <w:p>
       <w:pPr>
         <w:pStyle w:val="Heading4"/>
@@ -4066,8 +4234,8 @@
         </w:tc>
       </w:tr>
     </w:tbl>
-    <w:bookmarkEnd w:id="107"/>
-    <w:bookmarkStart w:id="111" w:name="common-errors-how-to-resolve-conflicts"/>
+    <w:bookmarkEnd w:id="113"/>
+    <w:bookmarkStart w:id="117" w:name="common-errors-how-to-resolve-conflicts"/>
     <w:p>
       <w:pPr>
         <w:pStyle w:val="Heading4"/>
@@ -4117,18 +4285,18 @@
           <wp:inline>
             <wp:extent cx="4267200" cy="1531815"/>
             <wp:effectExtent b="0" l="0" r="0" t="0"/>
-            <wp:docPr descr="" title="" id="109" name="Picture"/>
+            <wp:docPr descr="" title="" id="115" name="Picture"/>
             <a:graphic>
               <a:graphicData uri="http://schemas.openxmlformats.org/drawingml/2006/picture">
                 <pic:pic>
                   <pic:nvPicPr>
-                    <pic:cNvPr descr="52_PushRejection.png" id="110" name="Picture"/>
+                    <pic:cNvPr descr="52_PushRejection.png" id="116" name="Picture"/>
                     <pic:cNvPicPr>
                       <a:picLocks noChangeArrowheads="1" noChangeAspect="1"/>
                     </pic:cNvPicPr>
                   </pic:nvPicPr>
                   <pic:blipFill>
-                    <a:blip r:embed="rId108"/>
+                    <a:blip r:embed="rId114"/>
                     <a:stretch>
                       <a:fillRect/>
                     </a:stretch>
@@ -4317,7 +4485,7 @@
         <w:pStyle w:val="Compact"/>
         <w:numPr>
           <w:ilvl w:val="0"/>
-          <w:numId w:val="1018"/>
+          <w:numId w:val="1019"/>
         </w:numPr>
       </w:pPr>
       <w:r>
@@ -4361,105 +4529,6 @@
       </w:r>
       <w:r>
         <w:t xml:space="preserve">markers.</w:t>
-      </w:r>
-    </w:p>
-    <w:p>
-      <w:pPr>
-        <w:pStyle w:val="Compact"/>
-        <w:numPr>
-          <w:ilvl w:val="0"/>
-          <w:numId w:val="1018"/>
-        </w:numPr>
-      </w:pPr>
-      <w:r>
-        <w:t xml:space="preserve">Decide which version to keep (or write a combined version).</w:t>
-      </w:r>
-    </w:p>
-    <w:p>
-      <w:pPr>
-        <w:pStyle w:val="Compact"/>
-        <w:numPr>
-          <w:ilvl w:val="0"/>
-          <w:numId w:val="1018"/>
-        </w:numPr>
-      </w:pPr>
-      <w:r>
-        <w:t xml:space="preserve">Delete all three marker lines completely.</w:t>
-      </w:r>
-    </w:p>
-    <w:p>
-      <w:pPr>
-        <w:pStyle w:val="Compact"/>
-        <w:numPr>
-          <w:ilvl w:val="0"/>
-          <w:numId w:val="1018"/>
-        </w:numPr>
-      </w:pPr>
-      <w:r>
-        <w:t xml:space="preserve">Save the file, stage it, and commit:</w:t>
-      </w:r>
-    </w:p>
-    <w:p>
-      <w:pPr>
-        <w:pStyle w:val="SourceCode"/>
-      </w:pPr>
-      <w:r>
-        <w:rPr>
-          <w:rStyle w:val="VerbatimChar"/>
-        </w:rPr>
-        <w:t xml:space="preserve">git add filename.Rmd</w:t>
-      </w:r>
-      <w:r>
-        <w:br/>
-      </w:r>
-      <w:r>
-        <w:rPr>
-          <w:rStyle w:val="VerbatimChar"/>
-        </w:rPr>
-        <w:t xml:space="preserve">git commit -m "Resolve merge conflict in filename.Rmd"</w:t>
-      </w:r>
-    </w:p>
-    <w:p>
-      <w:pPr>
-        <w:pStyle w:val="FirstParagraph"/>
-      </w:pPr>
-      <w:r>
-        <w:t xml:space="preserve">✅</w:t>
-      </w:r>
-      <w:r>
-        <w:t xml:space="preserve"> </w:t>
-      </w:r>
-      <w:r>
-        <w:rPr>
-          <w:b/>
-          <w:bCs/>
-        </w:rPr>
-        <w:t xml:space="preserve">Tip:</w:t>
-      </w:r>
-      <w:r>
-        <w:t xml:space="preserve"> </w:t>
-      </w:r>
-      <w:r>
-        <w:t xml:space="preserve">The best way to avoid merge conflicts is to Pull at the start of every session and work on separate files or branches from your teammates.</w:t>
-      </w:r>
-    </w:p>
-    <w:p>
-      <w:r>
-        <w:pict>
-          <v:rect style="width:0;height:1.5pt" o:hralign="center" o:hrstd="t" o:hr="t"/>
-        </w:pict>
-      </w:r>
-    </w:p>
-    <w:bookmarkEnd w:id="111"/>
-    <w:bookmarkEnd w:id="112"/>
-    <w:bookmarkEnd w:id="113"/>
-    <w:bookmarkStart w:id="121" w:name="references-and-sources"/>
-    <w:p>
-      <w:pPr>
-        <w:pStyle w:val="Heading2"/>
-      </w:pPr>
-      <w:r>
-        <w:t xml:space="preserve">References and Sources</w:t>
       </w:r>
     </w:p>
     <w:p>
@@ -4471,16 +4540,115 @@
         </w:numPr>
       </w:pPr>
       <w:r>
+        <w:t xml:space="preserve">Decide which version to keep (or write a combined version).</w:t>
+      </w:r>
+    </w:p>
+    <w:p>
+      <w:pPr>
+        <w:pStyle w:val="Compact"/>
+        <w:numPr>
+          <w:ilvl w:val="0"/>
+          <w:numId w:val="1019"/>
+        </w:numPr>
+      </w:pPr>
+      <w:r>
+        <w:t xml:space="preserve">Delete all three marker lines completely.</w:t>
+      </w:r>
+    </w:p>
+    <w:p>
+      <w:pPr>
+        <w:pStyle w:val="Compact"/>
+        <w:numPr>
+          <w:ilvl w:val="0"/>
+          <w:numId w:val="1019"/>
+        </w:numPr>
+      </w:pPr>
+      <w:r>
+        <w:t xml:space="preserve">Save the file, stage it, and commit:</w:t>
+      </w:r>
+    </w:p>
+    <w:p>
+      <w:pPr>
+        <w:pStyle w:val="SourceCode"/>
+      </w:pPr>
+      <w:r>
+        <w:rPr>
+          <w:rStyle w:val="VerbatimChar"/>
+        </w:rPr>
+        <w:t xml:space="preserve">git add filename.Rmd</w:t>
+      </w:r>
+      <w:r>
+        <w:br/>
+      </w:r>
+      <w:r>
+        <w:rPr>
+          <w:rStyle w:val="VerbatimChar"/>
+        </w:rPr>
+        <w:t xml:space="preserve">git commit -m "Resolve merge conflict in filename.Rmd"</w:t>
+      </w:r>
+    </w:p>
+    <w:p>
+      <w:pPr>
+        <w:pStyle w:val="FirstParagraph"/>
+      </w:pPr>
+      <w:r>
+        <w:t xml:space="preserve">✅</w:t>
+      </w:r>
+      <w:r>
+        <w:t xml:space="preserve"> </w:t>
+      </w:r>
+      <w:r>
         <w:rPr>
           <w:b/>
           <w:bCs/>
         </w:rPr>
+        <w:t xml:space="preserve">Tip:</w:t>
+      </w:r>
+      <w:r>
+        <w:t xml:space="preserve"> </w:t>
+      </w:r>
+      <w:r>
+        <w:t xml:space="preserve">The best way to avoid merge conflicts is to Pull at the start of every session and work on separate files or branches from your teammates.</w:t>
+      </w:r>
+    </w:p>
+    <w:p>
+      <w:r>
+        <w:pict>
+          <v:rect style="width:0;height:1.5pt" o:hralign="center" o:hrstd="t" o:hr="t"/>
+        </w:pict>
+      </w:r>
+    </w:p>
+    <w:bookmarkEnd w:id="117"/>
+    <w:bookmarkEnd w:id="118"/>
+    <w:bookmarkEnd w:id="119"/>
+    <w:bookmarkStart w:id="127" w:name="references-and-sources"/>
+    <w:p>
+      <w:pPr>
+        <w:pStyle w:val="Heading2"/>
+      </w:pPr>
+      <w:r>
+        <w:t xml:space="preserve">References and Sources</w:t>
+      </w:r>
+    </w:p>
+    <w:p>
+      <w:pPr>
+        <w:pStyle w:val="Compact"/>
+        <w:numPr>
+          <w:ilvl w:val="0"/>
+          <w:numId w:val="1020"/>
+        </w:numPr>
+      </w:pPr>
+      <w:r>
+        <w:rPr>
+          <w:b/>
+          <w:bCs/>
+        </w:rPr>
         <w:t xml:space="preserve">Introduction to GitHub:</w:t>
       </w:r>
       <w:r>
         <w:t xml:space="preserve"> </w:t>
       </w:r>
-      <w:hyperlink r:id="rId114">
+      <w:hyperlink r:id="rId120">
         <w:r>
           <w:rPr>
             <w:rStyle w:val="Hyperlink"/>
@@ -4494,7 +4662,7 @@
         <w:pStyle w:val="Compact"/>
         <w:numPr>
           <w:ilvl w:val="0"/>
-          <w:numId w:val="1019"/>
+          <w:numId w:val="1020"/>
         </w:numPr>
       </w:pPr>
       <w:r>
@@ -4513,7 +4681,7 @@
       <w:r>
         <w:t xml:space="preserve"> </w:t>
       </w:r>
-      <w:hyperlink r:id="rId115">
+      <w:hyperlink r:id="rId121">
         <w:r>
           <w:rPr>
             <w:rStyle w:val="Hyperlink"/>
@@ -4527,7 +4695,7 @@
         <w:pStyle w:val="Compact"/>
         <w:numPr>
           <w:ilvl w:val="0"/>
-          <w:numId w:val="1019"/>
+          <w:numId w:val="1020"/>
         </w:numPr>
       </w:pPr>
       <w:r>
@@ -4546,7 +4714,7 @@
       <w:r>
         <w:t xml:space="preserve"> </w:t>
       </w:r>
-      <w:hyperlink r:id="rId116">
+      <w:hyperlink r:id="rId122">
         <w:r>
           <w:rPr>
             <w:rStyle w:val="Hyperlink"/>
@@ -4560,7 +4728,7 @@
         <w:pStyle w:val="Compact"/>
         <w:numPr>
           <w:ilvl w:val="0"/>
-          <w:numId w:val="1019"/>
+          <w:numId w:val="1020"/>
         </w:numPr>
       </w:pPr>
       <w:r>
@@ -4579,7 +4747,7 @@
       <w:r>
         <w:t xml:space="preserve"> </w:t>
       </w:r>
-      <w:hyperlink r:id="rId117">
+      <w:hyperlink r:id="rId123">
         <w:r>
           <w:rPr>
             <w:rStyle w:val="Hyperlink"/>
@@ -4593,7 +4761,7 @@
         <w:pStyle w:val="Compact"/>
         <w:numPr>
           <w:ilvl w:val="0"/>
-          <w:numId w:val="1019"/>
+          <w:numId w:val="1020"/>
         </w:numPr>
       </w:pPr>
       <w:r>
@@ -4606,7 +4774,7 @@
       <w:r>
         <w:t xml:space="preserve"> </w:t>
       </w:r>
-      <w:hyperlink r:id="rId118">
+      <w:hyperlink r:id="rId124">
         <w:r>
           <w:rPr>
             <w:rStyle w:val="Hyperlink"/>
@@ -4620,7 +4788,7 @@
         <w:pStyle w:val="Compact"/>
         <w:numPr>
           <w:ilvl w:val="0"/>
-          <w:numId w:val="1019"/>
+          <w:numId w:val="1020"/>
         </w:numPr>
       </w:pPr>
       <w:r>
@@ -4633,7 +4801,7 @@
       <w:r>
         <w:t xml:space="preserve"> </w:t>
       </w:r>
-      <w:hyperlink r:id="rId119">
+      <w:hyperlink r:id="rId125">
         <w:r>
           <w:rPr>
             <w:rStyle w:val="Hyperlink"/>
@@ -4647,7 +4815,7 @@
         <w:pStyle w:val="Compact"/>
         <w:numPr>
           <w:ilvl w:val="0"/>
-          <w:numId w:val="1019"/>
+          <w:numId w:val="1020"/>
         </w:numPr>
       </w:pPr>
       <w:r>
@@ -4666,7 +4834,7 @@
       <w:r>
         <w:t xml:space="preserve"> </w:t>
       </w:r>
-      <w:hyperlink r:id="rId120">
+      <w:hyperlink r:id="rId126">
         <w:r>
           <w:rPr>
             <w:rStyle w:val="Hyperlink"/>
@@ -4682,8 +4850,8 @@
         </w:pict>
       </w:r>
     </w:p>
-    <w:bookmarkEnd w:id="121"/>
-    <w:bookmarkStart w:id="122" w:name="document-update-history"/>
+    <w:bookmarkEnd w:id="127"/>
+    <w:bookmarkStart w:id="128" w:name="document-update-history"/>
     <w:p>
       <w:pPr>
         <w:pStyle w:val="Heading2"/>
@@ -4700,8 +4868,8 @@
         <w:t xml:space="preserve">June 15 2026, New Creation</w:t>
       </w:r>
     </w:p>
-    <w:bookmarkEnd w:id="122"/>
-    <w:bookmarkEnd w:id="123"/>
+    <w:bookmarkEnd w:id="128"/>
+    <w:bookmarkEnd w:id="129"/>
     <w:sectPr>
       <w:footnotePr>
         <w:numRestart w:val="eachSect"/>
@@ -5659,37 +5827,37 @@
     <w:abstractNumId w:val="991"/>
   </w:num>
   <w:num w:numId="1016">
-    <w:abstractNumId w:val="991"/>
+    <w:abstractNumId w:val="99411"/>
+    <w:lvlOverride w:ilvl="0">
+      <w:startOverride w:val="1"/>
+    </w:lvlOverride>
+    <w:lvlOverride w:ilvl="1">
+      <w:startOverride w:val="1"/>
+    </w:lvlOverride>
+    <w:lvlOverride w:ilvl="2">
+      <w:startOverride w:val="1"/>
+    </w:lvlOverride>
+    <w:lvlOverride w:ilvl="3">
+      <w:startOverride w:val="1"/>
+    </w:lvlOverride>
+    <w:lvlOverride w:ilvl="4">
+      <w:startOverride w:val="1"/>
+    </w:lvlOverride>
+    <w:lvlOverride w:ilvl="5">
+      <w:startOverride w:val="1"/>
+    </w:lvlOverride>
+    <w:lvlOverride w:ilvl="6">
+      <w:startOverride w:val="1"/>
+    </w:lvlOverride>
+    <w:lvlOverride w:ilvl="7">
+      <w:startOverride w:val="1"/>
+    </w:lvlOverride>
+    <w:lvlOverride w:ilvl="8">
+      <w:startOverride w:val="1"/>
+    </w:lvlOverride>
   </w:num>
   <w:num w:numId="1017">
-    <w:abstractNumId w:val="99411"/>
-    <w:lvlOverride w:ilvl="0">
-      <w:startOverride w:val="1"/>
-    </w:lvlOverride>
-    <w:lvlOverride w:ilvl="1">
-      <w:startOverride w:val="1"/>
-    </w:lvlOverride>
-    <w:lvlOverride w:ilvl="2">
-      <w:startOverride w:val="1"/>
-    </w:lvlOverride>
-    <w:lvlOverride w:ilvl="3">
-      <w:startOverride w:val="1"/>
-    </w:lvlOverride>
-    <w:lvlOverride w:ilvl="4">
-      <w:startOverride w:val="1"/>
-    </w:lvlOverride>
-    <w:lvlOverride w:ilvl="5">
-      <w:startOverride w:val="1"/>
-    </w:lvlOverride>
-    <w:lvlOverride w:ilvl="6">
-      <w:startOverride w:val="1"/>
-    </w:lvlOverride>
-    <w:lvlOverride w:ilvl="7">
-      <w:startOverride w:val="1"/>
-    </w:lvlOverride>
-    <w:lvlOverride w:ilvl="8">
-      <w:startOverride w:val="1"/>
-    </w:lvlOverride>
+    <w:abstractNumId w:val="991"/>
   </w:num>
   <w:num w:numId="1018">
     <w:abstractNumId w:val="99411"/>
@@ -5722,6 +5890,36 @@
     </w:lvlOverride>
   </w:num>
   <w:num w:numId="1019">
+    <w:abstractNumId w:val="99411"/>
+    <w:lvlOverride w:ilvl="0">
+      <w:startOverride w:val="1"/>
+    </w:lvlOverride>
+    <w:lvlOverride w:ilvl="1">
+      <w:startOverride w:val="1"/>
+    </w:lvlOverride>
+    <w:lvlOverride w:ilvl="2">
+      <w:startOverride w:val="1"/>
+    </w:lvlOverride>
+    <w:lvlOverride w:ilvl="3">
+      <w:startOverride w:val="1"/>
+    </w:lvlOverride>
+    <w:lvlOverride w:ilvl="4">
+      <w:startOverride w:val="1"/>
+    </w:lvlOverride>
+    <w:lvlOverride w:ilvl="5">
+      <w:startOverride w:val="1"/>
+    </w:lvlOverride>
+    <w:lvlOverride w:ilvl="6">
+      <w:startOverride w:val="1"/>
+    </w:lvlOverride>
+    <w:lvlOverride w:ilvl="7">
+      <w:startOverride w:val="1"/>
+    </w:lvlOverride>
+    <w:lvlOverride w:ilvl="8">
+      <w:startOverride w:val="1"/>
+    </w:lvlOverride>
+  </w:num>
+  <w:num w:numId="1020">
     <w:abstractNumId w:val="99411"/>
     <w:lvlOverride w:ilvl="0">
       <w:startOverride w:val="1"/>
